--- a/Test Assignment Report.docx
+++ b/Test Assignment Report.docx
@@ -81,23 +81,7 @@
           <w:sz w:val="28"/>
           <w:szCs w:val="28"/>
         </w:rPr>
-        <w:t>Автор</w:t>
-      </w:r>
-      <w:r>
-        <w:rPr>
-          <w:rFonts w:ascii="Times New Roman" w:hAnsi="Times New Roman" w:cs="Times New Roman"/>
-          <w:sz w:val="28"/>
-          <w:szCs w:val="28"/>
-        </w:rPr>
-        <w:t xml:space="preserve">: </w:t>
-      </w:r>
-      <w:r>
-        <w:rPr>
-          <w:rFonts w:ascii="Times New Roman" w:hAnsi="Times New Roman" w:cs="Times New Roman"/>
-          <w:sz w:val="28"/>
-          <w:szCs w:val="28"/>
-        </w:rPr>
-        <w:t>Хальзев А. И.</w:t>
+        <w:t>Автор: Хальзев А. И.</w:t>
       </w:r>
     </w:p>
     <w:p>
@@ -111,21 +95,66 @@
           <w:szCs w:val="28"/>
         </w:rPr>
       </w:pPr>
-      <w:r>
-        <w:rPr>
-          <w:rFonts w:ascii="Times New Roman" w:hAnsi="Times New Roman" w:cs="Times New Roman"/>
-          <w:sz w:val="28"/>
-          <w:szCs w:val="28"/>
-        </w:rPr>
-        <w:t>Задание 1</w:t>
-      </w:r>
-      <w:r>
-        <w:rPr>
-          <w:rFonts w:ascii="Times New Roman" w:hAnsi="Times New Roman" w:cs="Times New Roman"/>
-          <w:sz w:val="28"/>
-          <w:szCs w:val="28"/>
-        </w:rPr>
-        <w:t xml:space="preserve">: </w:t>
+      <w:hyperlink r:id="rId6" w:history="1">
+        <w:r>
+          <w:rPr>
+            <w:rStyle w:val="a7"/>
+            <w:rFonts w:ascii="Times New Roman" w:eastAsia="Times New Roman" w:hAnsi="Times New Roman" w:cs="Times New Roman"/>
+            <w:sz w:val="28"/>
+            <w:szCs w:val="28"/>
+            <w:lang w:val="en-US" w:eastAsia="ru-RU"/>
+          </w:rPr>
+          <w:t>Git</w:t>
+        </w:r>
+        <w:r>
+          <w:rPr>
+            <w:rStyle w:val="a7"/>
+            <w:rFonts w:ascii="Times New Roman" w:eastAsia="Times New Roman" w:hAnsi="Times New Roman" w:cs="Times New Roman"/>
+            <w:sz w:val="28"/>
+            <w:szCs w:val="28"/>
+            <w:lang w:eastAsia="ru-RU"/>
+          </w:rPr>
+          <w:t>-репозитори</w:t>
+        </w:r>
+        <w:r>
+          <w:rPr>
+            <w:rStyle w:val="a7"/>
+            <w:rFonts w:ascii="Times New Roman" w:eastAsia="Times New Roman" w:hAnsi="Times New Roman" w:cs="Times New Roman"/>
+            <w:sz w:val="28"/>
+            <w:szCs w:val="28"/>
+            <w:lang w:eastAsia="ru-RU"/>
+          </w:rPr>
+          <w:t>и</w:t>
+        </w:r>
+        <w:r>
+          <w:rPr>
+            <w:rStyle w:val="a7"/>
+            <w:rFonts w:ascii="Times New Roman" w:hAnsi="Times New Roman" w:cs="Times New Roman"/>
+            <w:sz w:val="28"/>
+            <w:szCs w:val="28"/>
+          </w:rPr>
+          <w:t>й</w:t>
+        </w:r>
+      </w:hyperlink>
+    </w:p>
+    <w:p>
+      <w:pPr>
+        <w:spacing w:after="0" w:line="360" w:lineRule="auto"/>
+        <w:ind w:firstLine="851"/>
+        <w:jc w:val="both"/>
+        <w:rPr>
+          <w:rFonts w:ascii="Times New Roman" w:hAnsi="Times New Roman" w:cs="Times New Roman"/>
+          <w:sz w:val="28"/>
+          <w:szCs w:val="28"/>
+        </w:rPr>
+      </w:pPr>
+      <w:r>
+        <w:rPr>
+          <w:rFonts w:ascii="Times New Roman" w:hAnsi="Times New Roman" w:cs="Times New Roman"/>
+          <w:sz w:val="28"/>
+          <w:szCs w:val="28"/>
+        </w:rPr>
+        <w:t xml:space="preserve">Задание 1: </w:t>
       </w:r>
     </w:p>
     <w:p>
@@ -441,6 +470,7 @@
           <w:sz w:val="28"/>
           <w:szCs w:val="28"/>
         </w:rPr>
+        <w:lastRenderedPageBreak/>
         <w:t>важным</w:t>
       </w:r>
       <w:r>
@@ -483,7 +513,6 @@
           <w:sz w:val="28"/>
           <w:szCs w:val="28"/>
         </w:rPr>
-        <w:lastRenderedPageBreak/>
         <w:t xml:space="preserve">Время обработки запроса – чтобы найти необходимое решение, </w:t>
       </w:r>
       <w:r>
@@ -790,6 +819,7 @@
           <w:sz w:val="28"/>
           <w:szCs w:val="28"/>
         </w:rPr>
+        <w:lastRenderedPageBreak/>
         <w:t xml:space="preserve">Масштабируемость и одновременная работа - </w:t>
       </w:r>
       <w:r>
@@ -797,15 +827,7 @@
           <w:sz w:val="28"/>
           <w:szCs w:val="28"/>
         </w:rPr>
-        <w:t xml:space="preserve">Сервис должен поддерживать не менее 1 000 000 активных семейных групп (аккаунтов) и </w:t>
-      </w:r>
-      <w:r>
-        <w:rPr>
-          <w:sz w:val="28"/>
-          <w:szCs w:val="28"/>
-        </w:rPr>
-        <w:lastRenderedPageBreak/>
-        <w:t>обрабатывать пиковую нагрузку 10 000 одновременных операций импорта или синхронизации в секунду без деградации времени ответа API.</w:t>
+        <w:t>Сервис должен поддерживать не менее 1 000 000 активных семейных групп (аккаунтов) и обрабатывать пиковую нагрузку 10 000 одновременных операций импорта или синхронизации в секунду без деградации времени ответа API.</w:t>
       </w:r>
     </w:p>
     <w:p>
@@ -1125,16 +1147,7 @@
           <w:szCs w:val="28"/>
           <w:shd w:val="clear" w:color="auto" w:fill="FFFFFF"/>
         </w:rPr>
-        <w:t>Задание 2</w:t>
-      </w:r>
-      <w:r>
-        <w:rPr>
-          <w:rFonts w:ascii="Times New Roman" w:hAnsi="Times New Roman" w:cs="Times New Roman"/>
-          <w:sz w:val="28"/>
-          <w:szCs w:val="28"/>
-          <w:shd w:val="clear" w:color="auto" w:fill="FFFFFF"/>
-        </w:rPr>
-        <w:t>:</w:t>
+        <w:t>Задание 2:</w:t>
       </w:r>
     </w:p>
     <w:p>
@@ -1433,6 +1446,7 @@
                 <w:shd w:val="clear" w:color="auto" w:fill="FFFFFF"/>
                 <w:lang w:val="en-US"/>
               </w:rPr>
+              <w:lastRenderedPageBreak/>
               <w:t>1</w:t>
             </w:r>
           </w:p>
@@ -1772,7 +1786,6 @@
                 <w:shd w:val="clear" w:color="auto" w:fill="FFFFFF"/>
                 <w:lang w:val="en-US"/>
               </w:rPr>
-              <w:lastRenderedPageBreak/>
               <w:t>3</w:t>
             </w:r>
           </w:p>
@@ -3136,43 +3149,7 @@
           <w:szCs w:val="28"/>
           <w:lang w:eastAsia="ru-RU"/>
         </w:rPr>
-        <w:t xml:space="preserve">Для решения задачи </w:t>
-      </w:r>
-      <w:r>
-        <w:rPr>
-          <w:rFonts w:ascii="Times New Roman" w:eastAsia="Times New Roman" w:hAnsi="Times New Roman" w:cs="Times New Roman"/>
-          <w:sz w:val="28"/>
-          <w:szCs w:val="28"/>
-          <w:lang w:eastAsia="ru-RU"/>
-        </w:rPr>
-        <w:t>прогноз</w:t>
-      </w:r>
-      <w:r>
-        <w:rPr>
-          <w:rFonts w:ascii="Times New Roman" w:eastAsia="Times New Roman" w:hAnsi="Times New Roman" w:cs="Times New Roman"/>
-          <w:sz w:val="28"/>
-          <w:szCs w:val="28"/>
-          <w:lang w:eastAsia="ru-RU"/>
-        </w:rPr>
-        <w:t>а</w:t>
-      </w:r>
-      <w:r>
-        <w:rPr>
-          <w:rFonts w:ascii="Times New Roman" w:eastAsia="Times New Roman" w:hAnsi="Times New Roman" w:cs="Times New Roman"/>
-          <w:sz w:val="28"/>
-          <w:szCs w:val="28"/>
-          <w:lang w:eastAsia="ru-RU"/>
-        </w:rPr>
-        <w:t xml:space="preserve"> значения пропускной способности по протоколу UDP, Мбит/с (</w:t>
-      </w:r>
-      <w:r>
-        <w:rPr>
-          <w:rFonts w:ascii="Times New Roman" w:eastAsia="Times New Roman" w:hAnsi="Times New Roman" w:cs="Times New Roman"/>
-          <w:sz w:val="28"/>
-          <w:szCs w:val="28"/>
-          <w:lang w:eastAsia="ru-RU"/>
-        </w:rPr>
-        <w:t xml:space="preserve">определим, как целевую переменную) для сетевого устройства №3 можно использовать линейную регрессию. Использование </w:t>
+        <w:t xml:space="preserve">Для решения задачи прогноза значения пропускной способности по протоколу UDP, Мбит/с (определим, как целевую переменную) для сетевого устройства №3 можно использовать линейную регрессию. Использование </w:t>
       </w:r>
       <w:r>
         <w:rPr>
@@ -3255,25 +3232,7 @@
           <w:szCs w:val="28"/>
           <w:shd w:val="clear" w:color="auto" w:fill="FFFFFF"/>
         </w:rPr>
-        <w:t xml:space="preserve"> увеличивается на 50 Мбит</w:t>
-      </w:r>
-      <w:r>
-        <w:rPr>
-          <w:rFonts w:ascii="Times New Roman" w:hAnsi="Times New Roman" w:cs="Times New Roman"/>
-          <w:sz w:val="28"/>
-          <w:szCs w:val="28"/>
-          <w:shd w:val="clear" w:color="auto" w:fill="FFFFFF"/>
-        </w:rPr>
-        <w:t>/</w:t>
-      </w:r>
-      <w:r>
-        <w:rPr>
-          <w:rFonts w:ascii="Times New Roman" w:hAnsi="Times New Roman" w:cs="Times New Roman"/>
-          <w:sz w:val="28"/>
-          <w:szCs w:val="28"/>
-          <w:shd w:val="clear" w:color="auto" w:fill="FFFFFF"/>
-        </w:rPr>
-        <w:t>с, похо</w:t>
+        <w:t xml:space="preserve"> увеличивается на 50 Мбит/с, похо</w:t>
       </w:r>
       <w:r>
         <w:rPr>
@@ -3341,25 +3300,7 @@
           <w:szCs w:val="28"/>
           <w:shd w:val="clear" w:color="auto" w:fill="FFFFFF"/>
         </w:rPr>
-        <w:t>Мбит</w:t>
-      </w:r>
-      <w:r>
-        <w:rPr>
-          <w:rFonts w:ascii="Times New Roman" w:hAnsi="Times New Roman" w:cs="Times New Roman"/>
-          <w:sz w:val="28"/>
-          <w:szCs w:val="28"/>
-          <w:shd w:val="clear" w:color="auto" w:fill="FFFFFF"/>
-        </w:rPr>
-        <w:t>/</w:t>
-      </w:r>
-      <w:r>
-        <w:rPr>
-          <w:rFonts w:ascii="Times New Roman" w:hAnsi="Times New Roman" w:cs="Times New Roman"/>
-          <w:sz w:val="28"/>
-          <w:szCs w:val="28"/>
-          <w:shd w:val="clear" w:color="auto" w:fill="FFFFFF"/>
-        </w:rPr>
-        <w:t xml:space="preserve">с для целевой переменной, при условии линейного роста нецелевых переменных. Такое отклонение примем за шум, чтобы не усложнять модель ненужной </w:t>
+        <w:t xml:space="preserve">Мбит/с для целевой переменной, при условии линейного роста нецелевых переменных. Такое отклонение примем за шум, чтобы не усложнять модель ненужной </w:t>
       </w:r>
       <w:proofErr w:type="spellStart"/>
       <w:r>
@@ -3420,7 +3361,17 @@
           <w:szCs w:val="28"/>
           <w:shd w:val="clear" w:color="auto" w:fill="FFFFFF"/>
         </w:rPr>
-        <w:t>, что физически неверно. Из этого делаем вывод, что данных просто недостаточно для корректного обучения модели, потому в приложенном коде будут две</w:t>
+        <w:t xml:space="preserve">, что физически неверно. Из этого делаем вывод, что данных просто недостаточно для корректного обучения модели, потому в </w:t>
+      </w:r>
+      <w:r>
+        <w:rPr>
+          <w:rFonts w:ascii="Times New Roman" w:hAnsi="Times New Roman" w:cs="Times New Roman"/>
+          <w:sz w:val="28"/>
+          <w:szCs w:val="28"/>
+          <w:shd w:val="clear" w:color="auto" w:fill="FFFFFF"/>
+        </w:rPr>
+        <w:lastRenderedPageBreak/>
+        <w:t>приложенном коде будут две</w:t>
       </w:r>
       <w:r>
         <w:rPr>
@@ -3438,8 +3389,257 @@
           <w:szCs w:val="28"/>
           <w:shd w:val="clear" w:color="auto" w:fill="FFFFFF"/>
         </w:rPr>
-        <w:t>версии</w:t>
-      </w:r>
+        <w:t>версии: с влиянием температуры, что было бы математически верно и без нее, что верно логически.</w:t>
+      </w:r>
+    </w:p>
+    <w:p>
+      <w:pPr>
+        <w:shd w:val="clear" w:color="auto" w:fill="FFFFFF"/>
+        <w:spacing w:after="0" w:line="360" w:lineRule="auto"/>
+        <w:ind w:firstLine="851"/>
+        <w:jc w:val="both"/>
+        <w:rPr>
+          <w:rFonts w:ascii="Times New Roman" w:hAnsi="Times New Roman" w:cs="Times New Roman"/>
+          <w:sz w:val="28"/>
+          <w:szCs w:val="28"/>
+          <w:shd w:val="clear" w:color="auto" w:fill="FFFFFF"/>
+        </w:rPr>
+      </w:pPr>
+      <w:r>
+        <w:rPr>
+          <w:rFonts w:ascii="Times New Roman" w:hAnsi="Times New Roman" w:cs="Times New Roman"/>
+          <w:sz w:val="28"/>
+          <w:szCs w:val="28"/>
+          <w:shd w:val="clear" w:color="auto" w:fill="FFFFFF"/>
+        </w:rPr>
+        <w:t xml:space="preserve">Для вычисления целевой переменной для 3его устройства с тактовой частотой ЦП 2000 </w:t>
+      </w:r>
+      <w:proofErr w:type="spellStart"/>
+      <w:r>
+        <w:rPr>
+          <w:rFonts w:ascii="Times New Roman" w:hAnsi="Times New Roman" w:cs="Times New Roman"/>
+          <w:sz w:val="28"/>
+          <w:szCs w:val="28"/>
+          <w:shd w:val="clear" w:color="auto" w:fill="FFFFFF"/>
+        </w:rPr>
+        <w:t>GHz</w:t>
+      </w:r>
+      <w:proofErr w:type="spellEnd"/>
+      <w:r>
+        <w:rPr>
+          <w:rFonts w:ascii="Times New Roman" w:hAnsi="Times New Roman" w:cs="Times New Roman"/>
+          <w:sz w:val="28"/>
+          <w:szCs w:val="28"/>
+          <w:shd w:val="clear" w:color="auto" w:fill="FFFFFF"/>
+        </w:rPr>
+        <w:t>, когда оно находится под нагрузкой, вызывающей утилизаци</w:t>
+      </w:r>
+      <w:r>
+        <w:rPr>
+          <w:rFonts w:ascii="Times New Roman" w:hAnsi="Times New Roman" w:cs="Times New Roman"/>
+          <w:sz w:val="28"/>
+          <w:szCs w:val="28"/>
+          <w:shd w:val="clear" w:color="auto" w:fill="FFFFFF"/>
+        </w:rPr>
+        <w:t xml:space="preserve">ю ЦП 40% и температуру ЦП 54 °С будем использовать </w:t>
+      </w:r>
+      <w:r>
+        <w:rPr>
+          <w:rFonts w:ascii="Times New Roman" w:hAnsi="Times New Roman" w:cs="Times New Roman"/>
+          <w:sz w:val="28"/>
+          <w:szCs w:val="28"/>
+          <w:shd w:val="clear" w:color="auto" w:fill="FFFFFF"/>
+          <w:lang w:val="en-US"/>
+        </w:rPr>
+        <w:t>Python</w:t>
+      </w:r>
+      <w:r>
+        <w:rPr>
+          <w:rFonts w:ascii="Times New Roman" w:hAnsi="Times New Roman" w:cs="Times New Roman"/>
+          <w:sz w:val="28"/>
+          <w:szCs w:val="28"/>
+          <w:shd w:val="clear" w:color="auto" w:fill="FFFFFF"/>
+        </w:rPr>
+        <w:t xml:space="preserve"> и библиотеку </w:t>
+      </w:r>
+      <w:proofErr w:type="spellStart"/>
+      <w:r>
+        <w:rPr>
+          <w:rFonts w:ascii="Times New Roman" w:hAnsi="Times New Roman" w:cs="Times New Roman"/>
+          <w:sz w:val="28"/>
+          <w:szCs w:val="28"/>
+          <w:shd w:val="clear" w:color="auto" w:fill="FFFFFF"/>
+        </w:rPr>
+        <w:t>sklearn</w:t>
+      </w:r>
+      <w:proofErr w:type="spellEnd"/>
+      <w:r>
+        <w:rPr>
+          <w:rFonts w:ascii="Times New Roman" w:hAnsi="Times New Roman" w:cs="Times New Roman"/>
+          <w:sz w:val="28"/>
+          <w:szCs w:val="28"/>
+          <w:shd w:val="clear" w:color="auto" w:fill="FFFFFF"/>
+        </w:rPr>
+        <w:t xml:space="preserve"> для вычислений.</w:t>
+      </w:r>
+    </w:p>
+    <w:p>
+      <w:pPr>
+        <w:shd w:val="clear" w:color="auto" w:fill="FFFFFF"/>
+        <w:spacing w:after="0" w:line="360" w:lineRule="auto"/>
+        <w:ind w:firstLine="851"/>
+        <w:jc w:val="both"/>
+        <w:rPr>
+          <w:rFonts w:ascii="Times New Roman" w:hAnsi="Times New Roman" w:cs="Times New Roman"/>
+          <w:sz w:val="28"/>
+          <w:szCs w:val="28"/>
+          <w:shd w:val="clear" w:color="auto" w:fill="FFFFFF"/>
+        </w:rPr>
+      </w:pPr>
+      <w:r>
+        <w:rPr>
+          <w:rFonts w:ascii="Times New Roman" w:hAnsi="Times New Roman" w:cs="Times New Roman"/>
+          <w:sz w:val="28"/>
+          <w:szCs w:val="28"/>
+          <w:shd w:val="clear" w:color="auto" w:fill="FFFFFF"/>
+        </w:rPr>
+        <w:t>Полученные значения:</w:t>
+      </w:r>
+    </w:p>
+    <w:p>
+      <w:pPr>
+        <w:shd w:val="clear" w:color="auto" w:fill="FFFFFF"/>
+        <w:spacing w:after="0" w:line="360" w:lineRule="auto"/>
+        <w:ind w:firstLine="851"/>
+        <w:jc w:val="both"/>
+        <w:rPr>
+          <w:rFonts w:ascii="Times New Roman" w:hAnsi="Times New Roman" w:cs="Times New Roman"/>
+          <w:sz w:val="28"/>
+          <w:szCs w:val="28"/>
+          <w:shd w:val="clear" w:color="auto" w:fill="FFFFFF"/>
+        </w:rPr>
+      </w:pPr>
+      <w:r>
+        <w:rPr>
+          <w:rFonts w:ascii="Times New Roman" w:hAnsi="Times New Roman" w:cs="Times New Roman"/>
+          <w:sz w:val="28"/>
+          <w:szCs w:val="28"/>
+          <w:shd w:val="clear" w:color="auto" w:fill="FFFFFF"/>
+        </w:rPr>
+        <w:t xml:space="preserve">Файл </w:t>
+      </w:r>
+      <w:r>
+        <w:rPr>
+          <w:rFonts w:ascii="Times New Roman" w:hAnsi="Times New Roman" w:cs="Times New Roman"/>
+          <w:sz w:val="28"/>
+          <w:szCs w:val="28"/>
+          <w:shd w:val="clear" w:color="auto" w:fill="FFFFFF"/>
+          <w:lang w:val="en-US"/>
+        </w:rPr>
+        <w:t>model</w:t>
+      </w:r>
+      <w:r>
+        <w:rPr>
+          <w:rFonts w:ascii="Times New Roman" w:hAnsi="Times New Roman" w:cs="Times New Roman"/>
+          <w:sz w:val="28"/>
+          <w:szCs w:val="28"/>
+          <w:shd w:val="clear" w:color="auto" w:fill="FFFFFF"/>
+        </w:rPr>
+        <w:t>_</w:t>
+      </w:r>
+      <w:r>
+        <w:rPr>
+          <w:rFonts w:ascii="Times New Roman" w:hAnsi="Times New Roman" w:cs="Times New Roman"/>
+          <w:sz w:val="28"/>
+          <w:szCs w:val="28"/>
+          <w:shd w:val="clear" w:color="auto" w:fill="FFFFFF"/>
+          <w:lang w:val="en-US"/>
+        </w:rPr>
+        <w:t>no</w:t>
+      </w:r>
+      <w:r>
+        <w:rPr>
+          <w:rFonts w:ascii="Times New Roman" w:hAnsi="Times New Roman" w:cs="Times New Roman"/>
+          <w:sz w:val="28"/>
+          <w:szCs w:val="28"/>
+          <w:shd w:val="clear" w:color="auto" w:fill="FFFFFF"/>
+        </w:rPr>
+        <w:t>_</w:t>
+      </w:r>
+      <w:r>
+        <w:rPr>
+          <w:rFonts w:ascii="Times New Roman" w:hAnsi="Times New Roman" w:cs="Times New Roman"/>
+          <w:sz w:val="28"/>
+          <w:szCs w:val="28"/>
+          <w:shd w:val="clear" w:color="auto" w:fill="FFFFFF"/>
+          <w:lang w:val="en-US"/>
+        </w:rPr>
+        <w:t>temp</w:t>
+      </w:r>
+      <w:r>
+        <w:rPr>
+          <w:rFonts w:ascii="Times New Roman" w:hAnsi="Times New Roman" w:cs="Times New Roman"/>
+          <w:sz w:val="28"/>
+          <w:szCs w:val="28"/>
+          <w:shd w:val="clear" w:color="auto" w:fill="FFFFFF"/>
+        </w:rPr>
+        <w:t>.</w:t>
+      </w:r>
+      <w:proofErr w:type="spellStart"/>
+      <w:r>
+        <w:rPr>
+          <w:rFonts w:ascii="Times New Roman" w:hAnsi="Times New Roman" w:cs="Times New Roman"/>
+          <w:sz w:val="28"/>
+          <w:szCs w:val="28"/>
+          <w:shd w:val="clear" w:color="auto" w:fill="FFFFFF"/>
+          <w:lang w:val="en-US"/>
+        </w:rPr>
+        <w:t>py</w:t>
+      </w:r>
+      <w:proofErr w:type="spellEnd"/>
+      <w:r>
+        <w:rPr>
+          <w:rFonts w:ascii="Times New Roman" w:hAnsi="Times New Roman" w:cs="Times New Roman"/>
+          <w:sz w:val="28"/>
+          <w:szCs w:val="28"/>
+          <w:shd w:val="clear" w:color="auto" w:fill="FFFFFF"/>
+        </w:rPr>
+        <w:t xml:space="preserve"> (без учета температуры в модели):</w:t>
+      </w:r>
+    </w:p>
+    <w:p>
+      <w:pPr>
+        <w:shd w:val="clear" w:color="auto" w:fill="FFFFFF"/>
+        <w:spacing w:after="0" w:line="360" w:lineRule="auto"/>
+        <w:ind w:firstLine="851"/>
+        <w:jc w:val="both"/>
+        <w:rPr>
+          <w:rFonts w:ascii="Times New Roman" w:hAnsi="Times New Roman" w:cs="Times New Roman"/>
+          <w:sz w:val="28"/>
+          <w:szCs w:val="28"/>
+          <w:shd w:val="clear" w:color="auto" w:fill="FFFFFF"/>
+        </w:rPr>
+      </w:pPr>
+      <w:r>
+        <w:rPr>
+          <w:rFonts w:ascii="Times New Roman" w:hAnsi="Times New Roman" w:cs="Times New Roman"/>
+          <w:sz w:val="28"/>
+          <w:szCs w:val="28"/>
+          <w:shd w:val="clear" w:color="auto" w:fill="FFFFFF"/>
+        </w:rPr>
+        <w:t xml:space="preserve">Прогнозируемый UDP </w:t>
+      </w:r>
+      <w:proofErr w:type="spellStart"/>
+      <w:r>
+        <w:rPr>
+          <w:rFonts w:ascii="Times New Roman" w:hAnsi="Times New Roman" w:cs="Times New Roman"/>
+          <w:sz w:val="28"/>
+          <w:szCs w:val="28"/>
+          <w:shd w:val="clear" w:color="auto" w:fill="FFFFFF"/>
+        </w:rPr>
+        <w:t>Throughput</w:t>
+      </w:r>
+      <w:proofErr w:type="spellEnd"/>
       <w:r>
         <w:rPr>
           <w:rFonts w:ascii="Times New Roman" w:hAnsi="Times New Roman" w:cs="Times New Roman"/>
@@ -3452,11 +3652,12 @@
       <w:r>
         <w:rPr>
           <w:rFonts w:ascii="Times New Roman" w:hAnsi="Times New Roman" w:cs="Times New Roman"/>
-          <w:sz w:val="28"/>
-          <w:szCs w:val="28"/>
-          <w:shd w:val="clear" w:color="auto" w:fill="FFFFFF"/>
-        </w:rPr>
-        <w:t>с влиянием температуры, что было бы математически верно и без нее, что верно логически.</w:t>
+          <w:b/>
+          <w:sz w:val="28"/>
+          <w:szCs w:val="28"/>
+          <w:shd w:val="clear" w:color="auto" w:fill="FFFFFF"/>
+        </w:rPr>
+        <w:t>712.08 Мбит/с</w:t>
       </w:r>
     </w:p>
     <w:p>
@@ -3479,17 +3680,82 @@
           <w:szCs w:val="28"/>
           <w:shd w:val="clear" w:color="auto" w:fill="FFFFFF"/>
         </w:rPr>
-        <w:lastRenderedPageBreak/>
-        <w:t xml:space="preserve">Для вычисления целевой переменной для 3его устройства с </w:t>
-      </w:r>
-      <w:r>
-        <w:rPr>
-          <w:rFonts w:ascii="Times New Roman" w:hAnsi="Times New Roman" w:cs="Times New Roman"/>
-          <w:sz w:val="28"/>
-          <w:szCs w:val="28"/>
-          <w:shd w:val="clear" w:color="auto" w:fill="FFFFFF"/>
-        </w:rPr>
-        <w:t xml:space="preserve">тактовой частотой ЦП 2000 </w:t>
+        <w:t>Уравнение: Y = 0.09*Частота + 2.58*Утилизация + 434.08</w:t>
+      </w:r>
+    </w:p>
+    <w:p>
+      <w:pPr>
+        <w:shd w:val="clear" w:color="auto" w:fill="FFFFFF"/>
+        <w:spacing w:after="0" w:line="360" w:lineRule="auto"/>
+        <w:ind w:firstLine="851"/>
+        <w:jc w:val="both"/>
+        <w:rPr>
+          <w:rFonts w:ascii="Times New Roman" w:hAnsi="Times New Roman" w:cs="Times New Roman"/>
+          <w:sz w:val="28"/>
+          <w:szCs w:val="28"/>
+          <w:shd w:val="clear" w:color="auto" w:fill="FFFFFF"/>
+        </w:rPr>
+      </w:pPr>
+    </w:p>
+    <w:p>
+      <w:pPr>
+        <w:shd w:val="clear" w:color="auto" w:fill="FFFFFF"/>
+        <w:spacing w:after="0" w:line="360" w:lineRule="auto"/>
+        <w:ind w:firstLine="851"/>
+        <w:jc w:val="both"/>
+        <w:rPr>
+          <w:rFonts w:ascii="Times New Roman" w:hAnsi="Times New Roman" w:cs="Times New Roman"/>
+          <w:sz w:val="28"/>
+          <w:szCs w:val="28"/>
+          <w:shd w:val="clear" w:color="auto" w:fill="FFFFFF"/>
+        </w:rPr>
+      </w:pPr>
+      <w:r>
+        <w:rPr>
+          <w:rFonts w:ascii="Times New Roman" w:hAnsi="Times New Roman" w:cs="Times New Roman"/>
+          <w:sz w:val="28"/>
+          <w:szCs w:val="28"/>
+          <w:shd w:val="clear" w:color="auto" w:fill="FFFFFF"/>
+        </w:rPr>
+        <w:t xml:space="preserve">Файл </w:t>
+      </w:r>
+      <w:r>
+        <w:rPr>
+          <w:rFonts w:ascii="Times New Roman" w:hAnsi="Times New Roman" w:cs="Times New Roman"/>
+          <w:sz w:val="28"/>
+          <w:szCs w:val="28"/>
+          <w:shd w:val="clear" w:color="auto" w:fill="FFFFFF"/>
+          <w:lang w:val="en-US"/>
+        </w:rPr>
+        <w:t>model</w:t>
+      </w:r>
+      <w:r>
+        <w:rPr>
+          <w:rFonts w:ascii="Times New Roman" w:hAnsi="Times New Roman" w:cs="Times New Roman"/>
+          <w:sz w:val="28"/>
+          <w:szCs w:val="28"/>
+          <w:shd w:val="clear" w:color="auto" w:fill="FFFFFF"/>
+        </w:rPr>
+        <w:t xml:space="preserve"> _</w:t>
+      </w:r>
+      <w:r>
+        <w:rPr>
+          <w:rFonts w:ascii="Times New Roman" w:hAnsi="Times New Roman" w:cs="Times New Roman"/>
+          <w:sz w:val="28"/>
+          <w:szCs w:val="28"/>
+          <w:shd w:val="clear" w:color="auto" w:fill="FFFFFF"/>
+          <w:lang w:val="en-US"/>
+        </w:rPr>
+        <w:t>temp</w:t>
+      </w:r>
+      <w:r>
+        <w:rPr>
+          <w:rFonts w:ascii="Times New Roman" w:hAnsi="Times New Roman" w:cs="Times New Roman"/>
+          <w:sz w:val="28"/>
+          <w:szCs w:val="28"/>
+          <w:shd w:val="clear" w:color="auto" w:fill="FFFFFF"/>
+        </w:rPr>
+        <w:t>.</w:t>
       </w:r>
       <w:proofErr w:type="spellStart"/>
       <w:r>
@@ -3498,8 +3764,9 @@
           <w:sz w:val="28"/>
           <w:szCs w:val="28"/>
           <w:shd w:val="clear" w:color="auto" w:fill="FFFFFF"/>
-        </w:rPr>
-        <w:t>GHz</w:t>
+          <w:lang w:val="en-US"/>
+        </w:rPr>
+        <w:t>py</w:t>
       </w:r>
       <w:proofErr w:type="spellEnd"/>
       <w:r>
@@ -3509,441 +3776,7 @@
           <w:szCs w:val="28"/>
           <w:shd w:val="clear" w:color="auto" w:fill="FFFFFF"/>
         </w:rPr>
-        <w:t>, когда оно находится под нагрузкой, вызывающей утилизаци</w:t>
-      </w:r>
-      <w:r>
-        <w:rPr>
-          <w:rFonts w:ascii="Times New Roman" w:hAnsi="Times New Roman" w:cs="Times New Roman"/>
-          <w:sz w:val="28"/>
-          <w:szCs w:val="28"/>
-          <w:shd w:val="clear" w:color="auto" w:fill="FFFFFF"/>
-        </w:rPr>
-        <w:t xml:space="preserve">ю ЦП 40% и температуру ЦП 54 °С будем использовать </w:t>
-      </w:r>
-      <w:r>
-        <w:rPr>
-          <w:rFonts w:ascii="Times New Roman" w:hAnsi="Times New Roman" w:cs="Times New Roman"/>
-          <w:sz w:val="28"/>
-          <w:szCs w:val="28"/>
-          <w:shd w:val="clear" w:color="auto" w:fill="FFFFFF"/>
-          <w:lang w:val="en-US"/>
-        </w:rPr>
-        <w:t>Python</w:t>
-      </w:r>
-      <w:r>
-        <w:rPr>
-          <w:rFonts w:ascii="Times New Roman" w:hAnsi="Times New Roman" w:cs="Times New Roman"/>
-          <w:sz w:val="28"/>
-          <w:szCs w:val="28"/>
-          <w:shd w:val="clear" w:color="auto" w:fill="FFFFFF"/>
-        </w:rPr>
-        <w:t xml:space="preserve"> </w:t>
-      </w:r>
-      <w:r>
-        <w:rPr>
-          <w:rFonts w:ascii="Times New Roman" w:hAnsi="Times New Roman" w:cs="Times New Roman"/>
-          <w:sz w:val="28"/>
-          <w:szCs w:val="28"/>
-          <w:shd w:val="clear" w:color="auto" w:fill="FFFFFF"/>
-        </w:rPr>
-        <w:t xml:space="preserve">и библиотеку </w:t>
-      </w:r>
-      <w:proofErr w:type="spellStart"/>
-      <w:r>
-        <w:rPr>
-          <w:rFonts w:ascii="Times New Roman" w:hAnsi="Times New Roman" w:cs="Times New Roman"/>
-          <w:sz w:val="28"/>
-          <w:szCs w:val="28"/>
-          <w:shd w:val="clear" w:color="auto" w:fill="FFFFFF"/>
-        </w:rPr>
-        <w:t>sklearn</w:t>
-      </w:r>
-      <w:proofErr w:type="spellEnd"/>
-      <w:r>
-        <w:rPr>
-          <w:rFonts w:ascii="Times New Roman" w:hAnsi="Times New Roman" w:cs="Times New Roman"/>
-          <w:sz w:val="28"/>
-          <w:szCs w:val="28"/>
-          <w:shd w:val="clear" w:color="auto" w:fill="FFFFFF"/>
-        </w:rPr>
-        <w:t xml:space="preserve"> для вычислений.</w:t>
-      </w:r>
-    </w:p>
-    <w:p>
-      <w:pPr>
-        <w:shd w:val="clear" w:color="auto" w:fill="FFFFFF"/>
-        <w:spacing w:after="0" w:line="360" w:lineRule="auto"/>
-        <w:ind w:firstLine="851"/>
-        <w:jc w:val="both"/>
-        <w:rPr>
-          <w:rFonts w:ascii="Times New Roman" w:hAnsi="Times New Roman" w:cs="Times New Roman"/>
-          <w:sz w:val="28"/>
-          <w:szCs w:val="28"/>
-          <w:shd w:val="clear" w:color="auto" w:fill="FFFFFF"/>
-        </w:rPr>
-      </w:pPr>
-      <w:r>
-        <w:rPr>
-          <w:rFonts w:ascii="Times New Roman" w:hAnsi="Times New Roman" w:cs="Times New Roman"/>
-          <w:sz w:val="28"/>
-          <w:szCs w:val="28"/>
-          <w:shd w:val="clear" w:color="auto" w:fill="FFFFFF"/>
-        </w:rPr>
-        <w:t>Полученные значения</w:t>
-      </w:r>
-      <w:r>
-        <w:rPr>
-          <w:rFonts w:ascii="Times New Roman" w:hAnsi="Times New Roman" w:cs="Times New Roman"/>
-          <w:sz w:val="28"/>
-          <w:szCs w:val="28"/>
-          <w:shd w:val="clear" w:color="auto" w:fill="FFFFFF"/>
-        </w:rPr>
-        <w:t>:</w:t>
-      </w:r>
-    </w:p>
-    <w:p>
-      <w:pPr>
-        <w:shd w:val="clear" w:color="auto" w:fill="FFFFFF"/>
-        <w:spacing w:after="0" w:line="360" w:lineRule="auto"/>
-        <w:ind w:firstLine="851"/>
-        <w:jc w:val="both"/>
-        <w:rPr>
-          <w:rFonts w:ascii="Times New Roman" w:hAnsi="Times New Roman" w:cs="Times New Roman"/>
-          <w:sz w:val="28"/>
-          <w:szCs w:val="28"/>
-          <w:shd w:val="clear" w:color="auto" w:fill="FFFFFF"/>
-        </w:rPr>
-      </w:pPr>
-      <w:r>
-        <w:rPr>
-          <w:rFonts w:ascii="Times New Roman" w:hAnsi="Times New Roman" w:cs="Times New Roman"/>
-          <w:sz w:val="28"/>
-          <w:szCs w:val="28"/>
-          <w:shd w:val="clear" w:color="auto" w:fill="FFFFFF"/>
-        </w:rPr>
-        <w:t>Файл</w:t>
-      </w:r>
-      <w:r>
-        <w:rPr>
-          <w:rFonts w:ascii="Times New Roman" w:hAnsi="Times New Roman" w:cs="Times New Roman"/>
-          <w:sz w:val="28"/>
-          <w:szCs w:val="28"/>
-          <w:shd w:val="clear" w:color="auto" w:fill="FFFFFF"/>
-        </w:rPr>
-        <w:t xml:space="preserve"> </w:t>
-      </w:r>
-      <w:r>
-        <w:rPr>
-          <w:rFonts w:ascii="Times New Roman" w:hAnsi="Times New Roman" w:cs="Times New Roman"/>
-          <w:sz w:val="28"/>
-          <w:szCs w:val="28"/>
-          <w:shd w:val="clear" w:color="auto" w:fill="FFFFFF"/>
-          <w:lang w:val="en-US"/>
-        </w:rPr>
-        <w:t>model</w:t>
-      </w:r>
-      <w:r>
-        <w:rPr>
-          <w:rFonts w:ascii="Times New Roman" w:hAnsi="Times New Roman" w:cs="Times New Roman"/>
-          <w:sz w:val="28"/>
-          <w:szCs w:val="28"/>
-          <w:shd w:val="clear" w:color="auto" w:fill="FFFFFF"/>
-        </w:rPr>
-        <w:t>_</w:t>
-      </w:r>
-      <w:r>
-        <w:rPr>
-          <w:rFonts w:ascii="Times New Roman" w:hAnsi="Times New Roman" w:cs="Times New Roman"/>
-          <w:sz w:val="28"/>
-          <w:szCs w:val="28"/>
-          <w:shd w:val="clear" w:color="auto" w:fill="FFFFFF"/>
-          <w:lang w:val="en-US"/>
-        </w:rPr>
-        <w:t>no</w:t>
-      </w:r>
-      <w:r>
-        <w:rPr>
-          <w:rFonts w:ascii="Times New Roman" w:hAnsi="Times New Roman" w:cs="Times New Roman"/>
-          <w:sz w:val="28"/>
-          <w:szCs w:val="28"/>
-          <w:shd w:val="clear" w:color="auto" w:fill="FFFFFF"/>
-        </w:rPr>
-        <w:t>_</w:t>
-      </w:r>
-      <w:r>
-        <w:rPr>
-          <w:rFonts w:ascii="Times New Roman" w:hAnsi="Times New Roman" w:cs="Times New Roman"/>
-          <w:sz w:val="28"/>
-          <w:szCs w:val="28"/>
-          <w:shd w:val="clear" w:color="auto" w:fill="FFFFFF"/>
-          <w:lang w:val="en-US"/>
-        </w:rPr>
-        <w:t>temp</w:t>
-      </w:r>
-      <w:r>
-        <w:rPr>
-          <w:rFonts w:ascii="Times New Roman" w:hAnsi="Times New Roman" w:cs="Times New Roman"/>
-          <w:sz w:val="28"/>
-          <w:szCs w:val="28"/>
-          <w:shd w:val="clear" w:color="auto" w:fill="FFFFFF"/>
-        </w:rPr>
-        <w:t>.</w:t>
-      </w:r>
-      <w:proofErr w:type="spellStart"/>
-      <w:r>
-        <w:rPr>
-          <w:rFonts w:ascii="Times New Roman" w:hAnsi="Times New Roman" w:cs="Times New Roman"/>
-          <w:sz w:val="28"/>
-          <w:szCs w:val="28"/>
-          <w:shd w:val="clear" w:color="auto" w:fill="FFFFFF"/>
-          <w:lang w:val="en-US"/>
-        </w:rPr>
-        <w:t>py</w:t>
-      </w:r>
-      <w:proofErr w:type="spellEnd"/>
-      <w:r>
-        <w:rPr>
-          <w:rFonts w:ascii="Times New Roman" w:hAnsi="Times New Roman" w:cs="Times New Roman"/>
-          <w:sz w:val="28"/>
-          <w:szCs w:val="28"/>
-          <w:shd w:val="clear" w:color="auto" w:fill="FFFFFF"/>
-        </w:rPr>
-        <w:t xml:space="preserve"> </w:t>
-      </w:r>
-      <w:r>
-        <w:rPr>
-          <w:rFonts w:ascii="Times New Roman" w:hAnsi="Times New Roman" w:cs="Times New Roman"/>
-          <w:sz w:val="28"/>
-          <w:szCs w:val="28"/>
-          <w:shd w:val="clear" w:color="auto" w:fill="FFFFFF"/>
-        </w:rPr>
-        <w:t>(</w:t>
-      </w:r>
-      <w:r>
-        <w:rPr>
-          <w:rFonts w:ascii="Times New Roman" w:hAnsi="Times New Roman" w:cs="Times New Roman"/>
-          <w:sz w:val="28"/>
-          <w:szCs w:val="28"/>
-          <w:shd w:val="clear" w:color="auto" w:fill="FFFFFF"/>
-        </w:rPr>
-        <w:t>без учета температуры в модели</w:t>
-      </w:r>
-      <w:r>
-        <w:rPr>
-          <w:rFonts w:ascii="Times New Roman" w:hAnsi="Times New Roman" w:cs="Times New Roman"/>
-          <w:sz w:val="28"/>
-          <w:szCs w:val="28"/>
-          <w:shd w:val="clear" w:color="auto" w:fill="FFFFFF"/>
-        </w:rPr>
-        <w:t>):</w:t>
-      </w:r>
-    </w:p>
-    <w:p>
-      <w:pPr>
-        <w:shd w:val="clear" w:color="auto" w:fill="FFFFFF"/>
-        <w:spacing w:after="0" w:line="360" w:lineRule="auto"/>
-        <w:ind w:firstLine="851"/>
-        <w:jc w:val="both"/>
-        <w:rPr>
-          <w:rFonts w:ascii="Times New Roman" w:hAnsi="Times New Roman" w:cs="Times New Roman"/>
-          <w:sz w:val="28"/>
-          <w:szCs w:val="28"/>
-          <w:shd w:val="clear" w:color="auto" w:fill="FFFFFF"/>
-        </w:rPr>
-      </w:pPr>
-      <w:r>
-        <w:rPr>
-          <w:rFonts w:ascii="Times New Roman" w:hAnsi="Times New Roman" w:cs="Times New Roman"/>
-          <w:sz w:val="28"/>
-          <w:szCs w:val="28"/>
-          <w:shd w:val="clear" w:color="auto" w:fill="FFFFFF"/>
-        </w:rPr>
-        <w:t xml:space="preserve">Прогнозируемый UDP </w:t>
-      </w:r>
-      <w:proofErr w:type="spellStart"/>
-      <w:r>
-        <w:rPr>
-          <w:rFonts w:ascii="Times New Roman" w:hAnsi="Times New Roman" w:cs="Times New Roman"/>
-          <w:sz w:val="28"/>
-          <w:szCs w:val="28"/>
-          <w:shd w:val="clear" w:color="auto" w:fill="FFFFFF"/>
-        </w:rPr>
-        <w:t>Throughput</w:t>
-      </w:r>
-      <w:proofErr w:type="spellEnd"/>
-      <w:r>
-        <w:rPr>
-          <w:rFonts w:ascii="Times New Roman" w:hAnsi="Times New Roman" w:cs="Times New Roman"/>
-          <w:sz w:val="28"/>
-          <w:szCs w:val="28"/>
-          <w:shd w:val="clear" w:color="auto" w:fill="FFFFFF"/>
-        </w:rPr>
-        <w:t xml:space="preserve">: </w:t>
-      </w:r>
-      <w:r>
-        <w:rPr>
-          <w:rFonts w:ascii="Times New Roman" w:hAnsi="Times New Roman" w:cs="Times New Roman"/>
-          <w:b/>
-          <w:sz w:val="28"/>
-          <w:szCs w:val="28"/>
-          <w:shd w:val="clear" w:color="auto" w:fill="FFFFFF"/>
-        </w:rPr>
-        <w:t>712.08 Мбит/с</w:t>
-      </w:r>
-    </w:p>
-    <w:p>
-      <w:pPr>
-        <w:shd w:val="clear" w:color="auto" w:fill="FFFFFF"/>
-        <w:spacing w:after="0" w:line="360" w:lineRule="auto"/>
-        <w:ind w:firstLine="851"/>
-        <w:jc w:val="both"/>
-        <w:rPr>
-          <w:rFonts w:ascii="Times New Roman" w:hAnsi="Times New Roman" w:cs="Times New Roman"/>
-          <w:sz w:val="28"/>
-          <w:szCs w:val="28"/>
-          <w:shd w:val="clear" w:color="auto" w:fill="FFFFFF"/>
-        </w:rPr>
-      </w:pPr>
-      <w:r>
-        <w:rPr>
-          <w:rFonts w:ascii="Times New Roman" w:hAnsi="Times New Roman" w:cs="Times New Roman"/>
-          <w:sz w:val="28"/>
-          <w:szCs w:val="28"/>
-          <w:shd w:val="clear" w:color="auto" w:fill="FFFFFF"/>
-        </w:rPr>
-        <w:t>Уравнение: Y = 0.09*Частота + 2.58*Утилизация + 434.08</w:t>
-      </w:r>
-    </w:p>
-    <w:p>
-      <w:pPr>
-        <w:shd w:val="clear" w:color="auto" w:fill="FFFFFF"/>
-        <w:spacing w:after="0" w:line="360" w:lineRule="auto"/>
-        <w:ind w:firstLine="851"/>
-        <w:jc w:val="both"/>
-        <w:rPr>
-          <w:rFonts w:ascii="Times New Roman" w:hAnsi="Times New Roman" w:cs="Times New Roman"/>
-          <w:sz w:val="28"/>
-          <w:szCs w:val="28"/>
-          <w:shd w:val="clear" w:color="auto" w:fill="FFFFFF"/>
-        </w:rPr>
-      </w:pPr>
-    </w:p>
-    <w:p>
-      <w:pPr>
-        <w:shd w:val="clear" w:color="auto" w:fill="FFFFFF"/>
-        <w:spacing w:after="0" w:line="360" w:lineRule="auto"/>
-        <w:ind w:firstLine="851"/>
-        <w:jc w:val="both"/>
-        <w:rPr>
-          <w:rFonts w:ascii="Times New Roman" w:hAnsi="Times New Roman" w:cs="Times New Roman"/>
-          <w:sz w:val="28"/>
-          <w:szCs w:val="28"/>
-          <w:shd w:val="clear" w:color="auto" w:fill="FFFFFF"/>
-        </w:rPr>
-      </w:pPr>
-      <w:r>
-        <w:rPr>
-          <w:rFonts w:ascii="Times New Roman" w:hAnsi="Times New Roman" w:cs="Times New Roman"/>
-          <w:sz w:val="28"/>
-          <w:szCs w:val="28"/>
-          <w:shd w:val="clear" w:color="auto" w:fill="FFFFFF"/>
-        </w:rPr>
-        <w:t>Файл</w:t>
-      </w:r>
-      <w:r>
-        <w:rPr>
-          <w:rFonts w:ascii="Times New Roman" w:hAnsi="Times New Roman" w:cs="Times New Roman"/>
-          <w:sz w:val="28"/>
-          <w:szCs w:val="28"/>
-          <w:shd w:val="clear" w:color="auto" w:fill="FFFFFF"/>
-        </w:rPr>
-        <w:t xml:space="preserve"> </w:t>
-      </w:r>
-      <w:r>
-        <w:rPr>
-          <w:rFonts w:ascii="Times New Roman" w:hAnsi="Times New Roman" w:cs="Times New Roman"/>
-          <w:sz w:val="28"/>
-          <w:szCs w:val="28"/>
-          <w:shd w:val="clear" w:color="auto" w:fill="FFFFFF"/>
-          <w:lang w:val="en-US"/>
-        </w:rPr>
-        <w:t>model</w:t>
-      </w:r>
-      <w:r>
-        <w:rPr>
-          <w:rFonts w:ascii="Times New Roman" w:hAnsi="Times New Roman" w:cs="Times New Roman"/>
-          <w:sz w:val="28"/>
-          <w:szCs w:val="28"/>
-          <w:shd w:val="clear" w:color="auto" w:fill="FFFFFF"/>
-        </w:rPr>
-        <w:t xml:space="preserve"> _</w:t>
-      </w:r>
-      <w:r>
-        <w:rPr>
-          <w:rFonts w:ascii="Times New Roman" w:hAnsi="Times New Roman" w:cs="Times New Roman"/>
-          <w:sz w:val="28"/>
-          <w:szCs w:val="28"/>
-          <w:shd w:val="clear" w:color="auto" w:fill="FFFFFF"/>
-          <w:lang w:val="en-US"/>
-        </w:rPr>
-        <w:t>temp</w:t>
-      </w:r>
-      <w:r>
-        <w:rPr>
-          <w:rFonts w:ascii="Times New Roman" w:hAnsi="Times New Roman" w:cs="Times New Roman"/>
-          <w:sz w:val="28"/>
-          <w:szCs w:val="28"/>
-          <w:shd w:val="clear" w:color="auto" w:fill="FFFFFF"/>
-        </w:rPr>
-        <w:t>.</w:t>
-      </w:r>
-      <w:proofErr w:type="spellStart"/>
-      <w:r>
-        <w:rPr>
-          <w:rFonts w:ascii="Times New Roman" w:hAnsi="Times New Roman" w:cs="Times New Roman"/>
-          <w:sz w:val="28"/>
-          <w:szCs w:val="28"/>
-          <w:shd w:val="clear" w:color="auto" w:fill="FFFFFF"/>
-          <w:lang w:val="en-US"/>
-        </w:rPr>
-        <w:t>py</w:t>
-      </w:r>
-      <w:proofErr w:type="spellEnd"/>
-      <w:r>
-        <w:rPr>
-          <w:rFonts w:ascii="Times New Roman" w:hAnsi="Times New Roman" w:cs="Times New Roman"/>
-          <w:sz w:val="28"/>
-          <w:szCs w:val="28"/>
-          <w:shd w:val="clear" w:color="auto" w:fill="FFFFFF"/>
-        </w:rPr>
-        <w:t xml:space="preserve"> </w:t>
-      </w:r>
-      <w:r>
-        <w:rPr>
-          <w:rFonts w:ascii="Times New Roman" w:hAnsi="Times New Roman" w:cs="Times New Roman"/>
-          <w:sz w:val="28"/>
-          <w:szCs w:val="28"/>
-          <w:shd w:val="clear" w:color="auto" w:fill="FFFFFF"/>
-        </w:rPr>
-        <w:t>(</w:t>
-      </w:r>
-      <w:r>
-        <w:rPr>
-          <w:rFonts w:ascii="Times New Roman" w:hAnsi="Times New Roman" w:cs="Times New Roman"/>
-          <w:sz w:val="28"/>
-          <w:szCs w:val="28"/>
-          <w:shd w:val="clear" w:color="auto" w:fill="FFFFFF"/>
-        </w:rPr>
-        <w:t>с учетом температуры в модели</w:t>
-      </w:r>
-      <w:r>
-        <w:rPr>
-          <w:rFonts w:ascii="Times New Roman" w:hAnsi="Times New Roman" w:cs="Times New Roman"/>
-          <w:sz w:val="28"/>
-          <w:szCs w:val="28"/>
-          <w:shd w:val="clear" w:color="auto" w:fill="FFFFFF"/>
-        </w:rPr>
-        <w:t>):</w:t>
+        <w:t xml:space="preserve"> (с учетом температуры в модели):</w:t>
       </w:r>
     </w:p>
     <w:p>
@@ -5172,6 +5005,7 @@
                 <w:shd w:val="clear" w:color="auto" w:fill="FFFFFF"/>
                 <w:lang w:val="en-US"/>
               </w:rPr>
+              <w:lastRenderedPageBreak/>
               <w:t>9</w:t>
             </w:r>
           </w:p>
@@ -5406,7 +5240,6 @@
           <w:szCs w:val="28"/>
           <w:lang w:eastAsia="ru-RU"/>
         </w:rPr>
-        <w:lastRenderedPageBreak/>
         <w:t xml:space="preserve">Для решения задачи воспользуемся методом обратной линейной регрессии, </w:t>
       </w:r>
       <w:r>
@@ -7061,6 +6894,7 @@
                 <w:shd w:val="clear" w:color="auto" w:fill="FFFFFF"/>
                 <w:lang w:val="en-US"/>
               </w:rPr>
+              <w:lastRenderedPageBreak/>
               <w:t>9</w:t>
             </w:r>
           </w:p>
@@ -7263,17 +7097,564 @@
           <w:szCs w:val="28"/>
           <w:lang w:eastAsia="ru-RU"/>
         </w:rPr>
+        <w:t>Часть 3</w:t>
+      </w:r>
+      <w:r>
+        <w:rPr>
+          <w:rFonts w:ascii="Times New Roman" w:eastAsia="Times New Roman" w:hAnsi="Times New Roman" w:cs="Times New Roman"/>
+          <w:sz w:val="28"/>
+          <w:szCs w:val="28"/>
+          <w:lang w:val="en-US" w:eastAsia="ru-RU"/>
+        </w:rPr>
+        <w:t xml:space="preserve">: </w:t>
+      </w:r>
+    </w:p>
+    <w:p>
+      <w:pPr>
+        <w:shd w:val="clear" w:color="auto" w:fill="FFFFFF"/>
+        <w:spacing w:after="0" w:line="360" w:lineRule="auto"/>
+        <w:ind w:firstLine="851"/>
+        <w:jc w:val="both"/>
+        <w:rPr>
+          <w:rFonts w:ascii="Times New Roman" w:eastAsia="Times New Roman" w:hAnsi="Times New Roman" w:cs="Times New Roman"/>
+          <w:sz w:val="28"/>
+          <w:szCs w:val="28"/>
+          <w:lang w:eastAsia="ru-RU"/>
+        </w:rPr>
+      </w:pPr>
+      <w:r>
+        <w:rPr>
+          <w:rFonts w:ascii="Times New Roman" w:eastAsia="Times New Roman" w:hAnsi="Times New Roman" w:cs="Times New Roman"/>
+          <w:sz w:val="28"/>
+          <w:szCs w:val="28"/>
+          <w:lang w:eastAsia="ru-RU"/>
+        </w:rPr>
+        <w:t xml:space="preserve">В результате работы над заданием был произведен анализ данных. В таблице 2.1 была выявлена линейная зависимость между пропускной способностью и утилизацией ЦП, его температурой. Также выявлены </w:t>
+      </w:r>
+      <w:r>
+        <w:rPr>
+          <w:rFonts w:ascii="Times New Roman" w:eastAsia="Times New Roman" w:hAnsi="Times New Roman" w:cs="Times New Roman"/>
+          <w:sz w:val="28"/>
+          <w:szCs w:val="28"/>
+          <w:lang w:eastAsia="ru-RU"/>
+        </w:rPr>
+        <w:t>аномальные замеры</w:t>
+      </w:r>
+      <w:r>
+        <w:rPr>
+          <w:rFonts w:ascii="Times New Roman" w:eastAsia="Times New Roman" w:hAnsi="Times New Roman" w:cs="Times New Roman"/>
+          <w:sz w:val="28"/>
+          <w:szCs w:val="28"/>
+          <w:lang w:eastAsia="ru-RU"/>
+        </w:rPr>
+        <w:t>, которые отклоняются от тенденции.</w:t>
+      </w:r>
+      <w:r>
+        <w:rPr>
+          <w:rFonts w:ascii="Times New Roman" w:eastAsia="Times New Roman" w:hAnsi="Times New Roman" w:cs="Times New Roman"/>
+          <w:sz w:val="28"/>
+          <w:szCs w:val="28"/>
+          <w:lang w:eastAsia="ru-RU"/>
+        </w:rPr>
+        <w:t xml:space="preserve"> При проведении анализа была выявлена нелогичность полученных данных: температура оказывала положительный эффект на работу ЦП, это произошло в первую очередь из-за малого количества данных, при большем количестве данных коэффициент температуры предполагался быть отрицательным.</w:t>
+      </w:r>
+    </w:p>
+    <w:p>
+      <w:pPr>
+        <w:shd w:val="clear" w:color="auto" w:fill="FFFFFF"/>
+        <w:spacing w:after="0" w:line="360" w:lineRule="auto"/>
+        <w:ind w:firstLine="851"/>
+        <w:jc w:val="both"/>
+        <w:rPr>
+          <w:rFonts w:ascii="Times New Roman" w:eastAsia="Times New Roman" w:hAnsi="Times New Roman" w:cs="Times New Roman"/>
+          <w:sz w:val="28"/>
+          <w:szCs w:val="28"/>
+          <w:lang w:eastAsia="ru-RU"/>
+        </w:rPr>
+      </w:pPr>
+      <w:r>
+        <w:rPr>
+          <w:rFonts w:ascii="Times New Roman" w:eastAsia="Times New Roman" w:hAnsi="Times New Roman" w:cs="Times New Roman"/>
+          <w:sz w:val="28"/>
+          <w:szCs w:val="28"/>
+          <w:lang w:eastAsia="ru-RU"/>
+        </w:rPr>
+        <w:t xml:space="preserve">На основе данных таблицы 2.1 был получен прогноз для нового устройства с другими данными. Результаты получились правдоподобными </w:t>
+      </w:r>
+      <w:r>
+        <w:rPr>
+          <w:rFonts w:ascii="Times New Roman" w:hAnsi="Times New Roman" w:cs="Times New Roman"/>
+          <w:sz w:val="28"/>
+          <w:szCs w:val="28"/>
+          <w:shd w:val="clear" w:color="auto" w:fill="FFFFFF"/>
+        </w:rPr>
+        <w:t>712.08 Мбит/с и 980.28 Мбит/с в зависимость от отношения к температуре.</w:t>
+      </w:r>
+    </w:p>
+    <w:p>
+      <w:pPr>
+        <w:shd w:val="clear" w:color="auto" w:fill="FFFFFF"/>
+        <w:spacing w:after="0" w:line="360" w:lineRule="auto"/>
+        <w:ind w:firstLine="851"/>
+        <w:jc w:val="both"/>
+        <w:rPr>
+          <w:rFonts w:ascii="Times New Roman" w:eastAsia="Times New Roman" w:hAnsi="Times New Roman" w:cs="Times New Roman"/>
+          <w:sz w:val="28"/>
+          <w:szCs w:val="28"/>
+          <w:lang w:eastAsia="ru-RU"/>
+        </w:rPr>
+      </w:pPr>
+      <w:r>
+        <w:rPr>
+          <w:rFonts w:ascii="Times New Roman" w:eastAsia="Times New Roman" w:hAnsi="Times New Roman" w:cs="Times New Roman"/>
+          <w:sz w:val="28"/>
+          <w:szCs w:val="28"/>
+          <w:lang w:eastAsia="ru-RU"/>
+        </w:rPr>
+        <w:t>Для таблицы 2.1 с помощью метода обратной линейной регрессии были получены искомые данные, баз</w:t>
+      </w:r>
+      <w:r>
+        <w:rPr>
+          <w:rFonts w:ascii="Times New Roman" w:eastAsia="Times New Roman" w:hAnsi="Times New Roman" w:cs="Times New Roman"/>
+          <w:sz w:val="28"/>
+          <w:szCs w:val="28"/>
+          <w:lang w:eastAsia="ru-RU"/>
+        </w:rPr>
+        <w:t>ируясь на значениях таблицы 2.2, результаты представлены в таблице 2.3. Данные в полученной таблице растут линейно и соответствуют ожидаемым значениям.</w:t>
+      </w:r>
+    </w:p>
+    <w:p>
+      <w:pPr>
+        <w:shd w:val="clear" w:color="auto" w:fill="FFFFFF"/>
+        <w:spacing w:after="0" w:line="360" w:lineRule="auto"/>
+        <w:ind w:firstLine="851"/>
+        <w:jc w:val="both"/>
+        <w:rPr>
+          <w:rFonts w:ascii="Times New Roman" w:eastAsia="Times New Roman" w:hAnsi="Times New Roman" w:cs="Times New Roman"/>
+          <w:sz w:val="28"/>
+          <w:szCs w:val="28"/>
+          <w:lang w:eastAsia="ru-RU"/>
+        </w:rPr>
+      </w:pPr>
+      <w:r>
+        <w:rPr>
+          <w:rFonts w:ascii="Times New Roman" w:eastAsia="Times New Roman" w:hAnsi="Times New Roman" w:cs="Times New Roman"/>
+          <w:sz w:val="28"/>
+          <w:szCs w:val="28"/>
+          <w:lang w:eastAsia="ru-RU"/>
+        </w:rPr>
+        <w:t>Упомянутые файлы с кодом представлены в пр</w:t>
+      </w:r>
+      <w:r>
+        <w:rPr>
+          <w:rFonts w:ascii="Times New Roman" w:eastAsia="Times New Roman" w:hAnsi="Times New Roman" w:cs="Times New Roman"/>
+          <w:sz w:val="28"/>
+          <w:szCs w:val="28"/>
+          <w:lang w:eastAsia="ru-RU"/>
+        </w:rPr>
+        <w:t xml:space="preserve">иложении А и по ссылке в </w:t>
+      </w:r>
+      <w:r>
+        <w:rPr>
+          <w:rFonts w:ascii="Times New Roman" w:eastAsia="Times New Roman" w:hAnsi="Times New Roman" w:cs="Times New Roman"/>
+          <w:sz w:val="28"/>
+          <w:szCs w:val="28"/>
+          <w:lang w:val="en-US" w:eastAsia="ru-RU"/>
+        </w:rPr>
+        <w:fldChar w:fldCharType="begin"/>
+      </w:r>
+      <w:r>
+        <w:rPr>
+          <w:rFonts w:ascii="Times New Roman" w:eastAsia="Times New Roman" w:hAnsi="Times New Roman" w:cs="Times New Roman"/>
+          <w:sz w:val="28"/>
+          <w:szCs w:val="28"/>
+          <w:lang w:eastAsia="ru-RU"/>
+        </w:rPr>
+        <w:instrText xml:space="preserve"> </w:instrText>
+      </w:r>
+      <w:r>
+        <w:rPr>
+          <w:rFonts w:ascii="Times New Roman" w:eastAsia="Times New Roman" w:hAnsi="Times New Roman" w:cs="Times New Roman"/>
+          <w:sz w:val="28"/>
+          <w:szCs w:val="28"/>
+          <w:lang w:val="en-US" w:eastAsia="ru-RU"/>
+        </w:rPr>
+        <w:instrText>HYPERLINK</w:instrText>
+      </w:r>
+      <w:r>
+        <w:rPr>
+          <w:rFonts w:ascii="Times New Roman" w:eastAsia="Times New Roman" w:hAnsi="Times New Roman" w:cs="Times New Roman"/>
+          <w:sz w:val="28"/>
+          <w:szCs w:val="28"/>
+          <w:lang w:eastAsia="ru-RU"/>
+        </w:rPr>
+        <w:instrText xml:space="preserve"> "</w:instrText>
+      </w:r>
+      <w:r>
+        <w:rPr>
+          <w:rFonts w:ascii="Times New Roman" w:eastAsia="Times New Roman" w:hAnsi="Times New Roman" w:cs="Times New Roman"/>
+          <w:sz w:val="28"/>
+          <w:szCs w:val="28"/>
+          <w:lang w:val="en-US" w:eastAsia="ru-RU"/>
+        </w:rPr>
+        <w:instrText>https</w:instrText>
+      </w:r>
+      <w:r>
+        <w:rPr>
+          <w:rFonts w:ascii="Times New Roman" w:eastAsia="Times New Roman" w:hAnsi="Times New Roman" w:cs="Times New Roman"/>
+          <w:sz w:val="28"/>
+          <w:szCs w:val="28"/>
+          <w:lang w:eastAsia="ru-RU"/>
+        </w:rPr>
+        <w:instrText>://</w:instrText>
+      </w:r>
+      <w:r>
+        <w:rPr>
+          <w:rFonts w:ascii="Times New Roman" w:eastAsia="Times New Roman" w:hAnsi="Times New Roman" w:cs="Times New Roman"/>
+          <w:sz w:val="28"/>
+          <w:szCs w:val="28"/>
+          <w:lang w:val="en-US" w:eastAsia="ru-RU"/>
+        </w:rPr>
+        <w:instrText>github</w:instrText>
+      </w:r>
+      <w:r>
+        <w:rPr>
+          <w:rFonts w:ascii="Times New Roman" w:eastAsia="Times New Roman" w:hAnsi="Times New Roman" w:cs="Times New Roman"/>
+          <w:sz w:val="28"/>
+          <w:szCs w:val="28"/>
+          <w:lang w:eastAsia="ru-RU"/>
+        </w:rPr>
+        <w:instrText>.</w:instrText>
+      </w:r>
+      <w:r>
+        <w:rPr>
+          <w:rFonts w:ascii="Times New Roman" w:eastAsia="Times New Roman" w:hAnsi="Times New Roman" w:cs="Times New Roman"/>
+          <w:sz w:val="28"/>
+          <w:szCs w:val="28"/>
+          <w:lang w:val="en-US" w:eastAsia="ru-RU"/>
+        </w:rPr>
+        <w:instrText>com</w:instrText>
+      </w:r>
+      <w:r>
+        <w:rPr>
+          <w:rFonts w:ascii="Times New Roman" w:eastAsia="Times New Roman" w:hAnsi="Times New Roman" w:cs="Times New Roman"/>
+          <w:sz w:val="28"/>
+          <w:szCs w:val="28"/>
+          <w:lang w:eastAsia="ru-RU"/>
+        </w:rPr>
+        <w:instrText>/3384</w:instrText>
+      </w:r>
+      <w:r>
+        <w:rPr>
+          <w:rFonts w:ascii="Times New Roman" w:eastAsia="Times New Roman" w:hAnsi="Times New Roman" w:cs="Times New Roman"/>
+          <w:sz w:val="28"/>
+          <w:szCs w:val="28"/>
+          <w:lang w:val="en-US" w:eastAsia="ru-RU"/>
+        </w:rPr>
+        <w:instrText>KhalzevAlexandr</w:instrText>
+      </w:r>
+      <w:r>
+        <w:rPr>
+          <w:rFonts w:ascii="Times New Roman" w:eastAsia="Times New Roman" w:hAnsi="Times New Roman" w:cs="Times New Roman"/>
+          <w:sz w:val="28"/>
+          <w:szCs w:val="28"/>
+          <w:lang w:eastAsia="ru-RU"/>
+        </w:rPr>
+        <w:instrText>/</w:instrText>
+      </w:r>
+      <w:r>
+        <w:rPr>
+          <w:rFonts w:ascii="Times New Roman" w:eastAsia="Times New Roman" w:hAnsi="Times New Roman" w:cs="Times New Roman"/>
+          <w:sz w:val="28"/>
+          <w:szCs w:val="28"/>
+          <w:lang w:val="en-US" w:eastAsia="ru-RU"/>
+        </w:rPr>
+        <w:instrText>Analitik</w:instrText>
+      </w:r>
+      <w:r>
+        <w:rPr>
+          <w:rFonts w:ascii="Times New Roman" w:eastAsia="Times New Roman" w:hAnsi="Times New Roman" w:cs="Times New Roman"/>
+          <w:sz w:val="28"/>
+          <w:szCs w:val="28"/>
+          <w:lang w:eastAsia="ru-RU"/>
+        </w:rPr>
+        <w:instrText>_</w:instrText>
+      </w:r>
+      <w:r>
+        <w:rPr>
+          <w:rFonts w:ascii="Times New Roman" w:eastAsia="Times New Roman" w:hAnsi="Times New Roman" w:cs="Times New Roman"/>
+          <w:sz w:val="28"/>
+          <w:szCs w:val="28"/>
+          <w:lang w:val="en-US" w:eastAsia="ru-RU"/>
+        </w:rPr>
+        <w:instrText>test</w:instrText>
+      </w:r>
+      <w:r>
+        <w:rPr>
+          <w:rFonts w:ascii="Times New Roman" w:eastAsia="Times New Roman" w:hAnsi="Times New Roman" w:cs="Times New Roman"/>
+          <w:sz w:val="28"/>
+          <w:szCs w:val="28"/>
+          <w:lang w:eastAsia="ru-RU"/>
+        </w:rPr>
+        <w:instrText>_</w:instrText>
+      </w:r>
+      <w:r>
+        <w:rPr>
+          <w:rFonts w:ascii="Times New Roman" w:eastAsia="Times New Roman" w:hAnsi="Times New Roman" w:cs="Times New Roman"/>
+          <w:sz w:val="28"/>
+          <w:szCs w:val="28"/>
+          <w:lang w:val="en-US" w:eastAsia="ru-RU"/>
+        </w:rPr>
+        <w:instrText>repr</w:instrText>
+      </w:r>
+      <w:r>
+        <w:rPr>
+          <w:rFonts w:ascii="Times New Roman" w:eastAsia="Times New Roman" w:hAnsi="Times New Roman" w:cs="Times New Roman"/>
+          <w:sz w:val="28"/>
+          <w:szCs w:val="28"/>
+          <w:lang w:eastAsia="ru-RU"/>
+        </w:rPr>
+        <w:instrText xml:space="preserve">" </w:instrText>
+      </w:r>
+      <w:r>
+        <w:rPr>
+          <w:rFonts w:ascii="Times New Roman" w:eastAsia="Times New Roman" w:hAnsi="Times New Roman" w:cs="Times New Roman"/>
+          <w:sz w:val="28"/>
+          <w:szCs w:val="28"/>
+          <w:lang w:val="en-US" w:eastAsia="ru-RU"/>
+        </w:rPr>
+      </w:r>
+      <w:r>
+        <w:rPr>
+          <w:rFonts w:ascii="Times New Roman" w:eastAsia="Times New Roman" w:hAnsi="Times New Roman" w:cs="Times New Roman"/>
+          <w:sz w:val="28"/>
+          <w:szCs w:val="28"/>
+          <w:lang w:val="en-US" w:eastAsia="ru-RU"/>
+        </w:rPr>
+        <w:fldChar w:fldCharType="separate"/>
+      </w:r>
+      <w:r>
+        <w:rPr>
+          <w:rStyle w:val="a7"/>
+          <w:rFonts w:ascii="Times New Roman" w:eastAsia="Times New Roman" w:hAnsi="Times New Roman" w:cs="Times New Roman"/>
+          <w:sz w:val="28"/>
+          <w:szCs w:val="28"/>
+          <w:lang w:val="en-US" w:eastAsia="ru-RU"/>
+        </w:rPr>
+        <w:t>Git</w:t>
+      </w:r>
+      <w:r>
+        <w:rPr>
+          <w:rStyle w:val="a7"/>
+          <w:rFonts w:ascii="Times New Roman" w:eastAsia="Times New Roman" w:hAnsi="Times New Roman" w:cs="Times New Roman"/>
+          <w:sz w:val="28"/>
+          <w:szCs w:val="28"/>
+          <w:lang w:eastAsia="ru-RU"/>
+        </w:rPr>
+        <w:t>-репозитории</w:t>
+      </w:r>
+      <w:r>
+        <w:rPr>
+          <w:rFonts w:ascii="Times New Roman" w:eastAsia="Times New Roman" w:hAnsi="Times New Roman" w:cs="Times New Roman"/>
+          <w:sz w:val="28"/>
+          <w:szCs w:val="28"/>
+          <w:lang w:val="en-US" w:eastAsia="ru-RU"/>
+        </w:rPr>
+        <w:fldChar w:fldCharType="end"/>
+      </w:r>
+      <w:r>
+        <w:rPr>
+          <w:rFonts w:ascii="Times New Roman" w:eastAsia="Times New Roman" w:hAnsi="Times New Roman" w:cs="Times New Roman"/>
+          <w:sz w:val="28"/>
+          <w:szCs w:val="28"/>
+          <w:lang w:eastAsia="ru-RU"/>
+        </w:rPr>
+        <w:t>.</w:t>
+      </w:r>
+    </w:p>
+    <w:p>
+      <w:pPr>
+        <w:shd w:val="clear" w:color="auto" w:fill="FFFFFF"/>
+        <w:spacing w:after="0" w:line="360" w:lineRule="auto"/>
+        <w:ind w:firstLine="851"/>
+        <w:jc w:val="both"/>
+        <w:rPr>
+          <w:rFonts w:ascii="Times New Roman" w:eastAsia="Times New Roman" w:hAnsi="Times New Roman" w:cs="Times New Roman"/>
+          <w:sz w:val="28"/>
+          <w:szCs w:val="28"/>
+          <w:lang w:eastAsia="ru-RU"/>
+        </w:rPr>
+      </w:pPr>
+    </w:p>
+    <w:p>
+      <w:pPr>
+        <w:shd w:val="clear" w:color="auto" w:fill="FFFFFF"/>
+        <w:spacing w:after="0" w:line="360" w:lineRule="auto"/>
+        <w:ind w:firstLine="851"/>
+        <w:jc w:val="both"/>
+        <w:rPr>
+          <w:rFonts w:ascii="Times New Roman" w:eastAsia="Times New Roman" w:hAnsi="Times New Roman" w:cs="Times New Roman"/>
+          <w:sz w:val="28"/>
+          <w:szCs w:val="28"/>
+          <w:lang w:eastAsia="ru-RU"/>
+        </w:rPr>
+      </w:pPr>
+      <w:r>
+        <w:rPr>
+          <w:rFonts w:ascii="Times New Roman" w:eastAsia="Times New Roman" w:hAnsi="Times New Roman" w:cs="Times New Roman"/>
+          <w:sz w:val="28"/>
+          <w:szCs w:val="28"/>
+          <w:lang w:eastAsia="ru-RU"/>
+        </w:rPr>
+        <w:t>Задание 3:</w:t>
+      </w:r>
+    </w:p>
+    <w:p>
+      <w:pPr>
+        <w:shd w:val="clear" w:color="auto" w:fill="FFFFFF"/>
+        <w:spacing w:after="0" w:line="360" w:lineRule="auto"/>
+        <w:ind w:firstLine="851"/>
+        <w:jc w:val="both"/>
+        <w:rPr>
+          <w:rFonts w:ascii="Times New Roman" w:hAnsi="Times New Roman" w:cs="Times New Roman"/>
+          <w:color w:val="0F1115"/>
+          <w:sz w:val="28"/>
+          <w:szCs w:val="28"/>
+          <w:shd w:val="clear" w:color="auto" w:fill="FFFFFF"/>
+        </w:rPr>
+      </w:pPr>
+      <w:r>
+        <w:rPr>
+          <w:rStyle w:val="a4"/>
+          <w:rFonts w:ascii="Times New Roman" w:hAnsi="Times New Roman" w:cs="Times New Roman"/>
+          <w:b w:val="0"/>
+          <w:color w:val="0F1115"/>
+          <w:sz w:val="28"/>
+          <w:szCs w:val="28"/>
+          <w:shd w:val="clear" w:color="auto" w:fill="FFFFFF"/>
+        </w:rPr>
+        <w:t>1. Метод измерения производительности</w:t>
+      </w:r>
+      <w:r>
+        <w:rPr>
+          <w:rFonts w:ascii="Times New Roman" w:hAnsi="Times New Roman" w:cs="Times New Roman"/>
+          <w:color w:val="0F1115"/>
+          <w:sz w:val="28"/>
+          <w:szCs w:val="28"/>
+          <w:shd w:val="clear" w:color="auto" w:fill="FFFFFF"/>
+        </w:rPr>
+        <w:t xml:space="preserve"> – совокупность способов или правил оценки качества устройства по одному или нескольким показателям производительности.</w:t>
+      </w:r>
+    </w:p>
+    <w:p>
+      <w:pPr>
+        <w:shd w:val="clear" w:color="auto" w:fill="FFFFFF"/>
+        <w:spacing w:after="0" w:line="360" w:lineRule="auto"/>
+        <w:ind w:firstLine="851"/>
+        <w:jc w:val="both"/>
+        <w:rPr>
+          <w:rFonts w:ascii="Times New Roman" w:hAnsi="Times New Roman" w:cs="Times New Roman"/>
+          <w:b/>
+          <w:color w:val="0F1115"/>
+          <w:sz w:val="28"/>
+          <w:szCs w:val="28"/>
+          <w:shd w:val="clear" w:color="auto" w:fill="FFFFFF"/>
+        </w:rPr>
+      </w:pPr>
+      <w:r>
+        <w:rPr>
+          <w:rStyle w:val="a4"/>
+          <w:rFonts w:ascii="Times New Roman" w:hAnsi="Times New Roman" w:cs="Times New Roman"/>
+          <w:b w:val="0"/>
+          <w:color w:val="0F1115"/>
+          <w:sz w:val="28"/>
+          <w:szCs w:val="28"/>
+          <w:shd w:val="clear" w:color="auto" w:fill="FFFFFF"/>
+        </w:rPr>
+        <w:t>Методика нагрузочного тестирования</w:t>
+      </w:r>
+      <w:r>
+        <w:rPr>
+          <w:rFonts w:ascii="Times New Roman" w:hAnsi="Times New Roman" w:cs="Times New Roman"/>
+          <w:b/>
+          <w:color w:val="0F1115"/>
+          <w:sz w:val="28"/>
+          <w:szCs w:val="28"/>
+          <w:shd w:val="clear" w:color="auto" w:fill="FFFFFF"/>
+        </w:rPr>
+        <w:t xml:space="preserve"> – </w:t>
+      </w:r>
+      <w:r>
+        <w:rPr>
+          <w:rFonts w:ascii="Times New Roman" w:hAnsi="Times New Roman" w:cs="Times New Roman"/>
+          <w:color w:val="0F1115"/>
+          <w:sz w:val="28"/>
+          <w:szCs w:val="28"/>
+          <w:shd w:val="clear" w:color="auto" w:fill="FFFFFF"/>
+        </w:rPr>
+        <w:t>алгоритм проведения оценки производительности устройства, метод сбора данных, их анализа в соответствии с заявленными требованиями.</w:t>
+      </w:r>
+    </w:p>
+    <w:p>
+      <w:pPr>
+        <w:shd w:val="clear" w:color="auto" w:fill="FFFFFF"/>
+        <w:spacing w:after="0" w:line="360" w:lineRule="auto"/>
+        <w:ind w:firstLine="851"/>
+        <w:jc w:val="both"/>
+        <w:rPr>
+          <w:rFonts w:ascii="Times New Roman" w:hAnsi="Times New Roman" w:cs="Times New Roman"/>
+          <w:color w:val="0F1115"/>
+          <w:sz w:val="28"/>
+          <w:szCs w:val="28"/>
+          <w:shd w:val="clear" w:color="auto" w:fill="FFFFFF"/>
+        </w:rPr>
+      </w:pPr>
+    </w:p>
+    <w:p>
+      <w:pPr>
+        <w:shd w:val="clear" w:color="auto" w:fill="FFFFFF"/>
+        <w:spacing w:after="0" w:line="360" w:lineRule="auto"/>
+        <w:ind w:firstLine="851"/>
+        <w:jc w:val="both"/>
+        <w:rPr>
+          <w:rFonts w:ascii="Times New Roman" w:hAnsi="Times New Roman" w:cs="Times New Roman"/>
+          <w:color w:val="0F1115"/>
+          <w:sz w:val="28"/>
+          <w:szCs w:val="28"/>
+          <w:shd w:val="clear" w:color="auto" w:fill="FFFFFF"/>
+        </w:rPr>
+      </w:pPr>
+      <w:r>
+        <w:rPr>
+          <w:rFonts w:ascii="Times New Roman" w:hAnsi="Times New Roman" w:cs="Times New Roman"/>
+          <w:color w:val="0F1115"/>
+          <w:sz w:val="28"/>
+          <w:szCs w:val="28"/>
+          <w:shd w:val="clear" w:color="auto" w:fill="FFFFFF"/>
+        </w:rPr>
         <w:lastRenderedPageBreak/>
-        <w:t>Часть 3</w:t>
-      </w:r>
-      <w:r>
-        <w:rPr>
-          <w:rFonts w:ascii="Times New Roman" w:eastAsia="Times New Roman" w:hAnsi="Times New Roman" w:cs="Times New Roman"/>
-          <w:sz w:val="28"/>
-          <w:szCs w:val="28"/>
-          <w:lang w:val="en-US" w:eastAsia="ru-RU"/>
-        </w:rPr>
-        <w:t xml:space="preserve">: </w:t>
+        <w:t xml:space="preserve">2.  Исходное НФТ: Проектируемое сетевое оборудование должно обладать пропускной способностью по протоколу </w:t>
+      </w:r>
+      <w:r>
+        <w:rPr>
+          <w:rFonts w:ascii="Times New Roman" w:hAnsi="Times New Roman" w:cs="Times New Roman"/>
+          <w:color w:val="0F1115"/>
+          <w:sz w:val="28"/>
+          <w:szCs w:val="28"/>
+          <w:shd w:val="clear" w:color="auto" w:fill="FFFFFF"/>
+          <w:lang w:val="en-US"/>
+        </w:rPr>
+        <w:t>UDP</w:t>
+      </w:r>
+      <w:r>
+        <w:rPr>
+          <w:rFonts w:ascii="Times New Roman" w:hAnsi="Times New Roman" w:cs="Times New Roman"/>
+          <w:color w:val="0F1115"/>
+          <w:sz w:val="28"/>
+          <w:szCs w:val="28"/>
+          <w:shd w:val="clear" w:color="auto" w:fill="FFFFFF"/>
+        </w:rPr>
+        <w:t xml:space="preserve"> не менее 900 Мбит/с, при этом утилизировать ресурсы ЦП не более чем на 80%. Температура ЦП при максимальной производительности не должна подниматься выше 60 °С.</w:t>
       </w:r>
     </w:p>
     <w:p>
@@ -7283,65 +7664,32 @@
         <w:ind w:firstLine="851"/>
         <w:jc w:val="both"/>
         <w:rPr>
-          <w:rFonts w:ascii="Times New Roman" w:eastAsia="Times New Roman" w:hAnsi="Times New Roman" w:cs="Times New Roman"/>
-          <w:sz w:val="28"/>
-          <w:szCs w:val="28"/>
-          <w:lang w:eastAsia="ru-RU"/>
-        </w:rPr>
-      </w:pPr>
-      <w:r>
-        <w:rPr>
-          <w:rFonts w:ascii="Times New Roman" w:eastAsia="Times New Roman" w:hAnsi="Times New Roman" w:cs="Times New Roman"/>
-          <w:sz w:val="28"/>
-          <w:szCs w:val="28"/>
-          <w:lang w:eastAsia="ru-RU"/>
-        </w:rPr>
-        <w:t xml:space="preserve">В результате работы над заданием был произведен анализ данных. В таблице 2.1 была выявлена линейная зависимость между пропускной способностью и утилизацией ЦП, его температурой. Также выявлены </w:t>
-      </w:r>
-      <w:r>
-        <w:rPr>
-          <w:rFonts w:ascii="Times New Roman" w:eastAsia="Times New Roman" w:hAnsi="Times New Roman" w:cs="Times New Roman"/>
-          <w:sz w:val="28"/>
-          <w:szCs w:val="28"/>
-          <w:lang w:eastAsia="ru-RU"/>
-        </w:rPr>
-        <w:t>аномальные замеры</w:t>
-      </w:r>
-      <w:r>
-        <w:rPr>
-          <w:rFonts w:ascii="Times New Roman" w:eastAsia="Times New Roman" w:hAnsi="Times New Roman" w:cs="Times New Roman"/>
-          <w:sz w:val="28"/>
-          <w:szCs w:val="28"/>
-          <w:lang w:eastAsia="ru-RU"/>
-        </w:rPr>
-        <w:t>, которые отклоняются от тенденции.</w:t>
-      </w:r>
-      <w:r>
-        <w:rPr>
-          <w:rFonts w:ascii="Times New Roman" w:eastAsia="Times New Roman" w:hAnsi="Times New Roman" w:cs="Times New Roman"/>
-          <w:sz w:val="28"/>
-          <w:szCs w:val="28"/>
-          <w:lang w:eastAsia="ru-RU"/>
-        </w:rPr>
-        <w:t xml:space="preserve"> При проведении анализа была выявлена нелогичность полученных данных</w:t>
-      </w:r>
-      <w:r>
-        <w:rPr>
-          <w:rFonts w:ascii="Times New Roman" w:eastAsia="Times New Roman" w:hAnsi="Times New Roman" w:cs="Times New Roman"/>
-          <w:sz w:val="28"/>
-          <w:szCs w:val="28"/>
-          <w:lang w:eastAsia="ru-RU"/>
-        </w:rPr>
-        <w:t xml:space="preserve">: </w:t>
-      </w:r>
-      <w:r>
-        <w:rPr>
-          <w:rFonts w:ascii="Times New Roman" w:eastAsia="Times New Roman" w:hAnsi="Times New Roman" w:cs="Times New Roman"/>
-          <w:sz w:val="28"/>
-          <w:szCs w:val="28"/>
-          <w:lang w:eastAsia="ru-RU"/>
-        </w:rPr>
-        <w:t>температура оказывала положительный эффект на работу ЦП, это произошло в первую очередь из-за малого количества данных, при большем количестве данных коэффициент температуры предполагался быть отрицательным.</w:t>
+          <w:rFonts w:ascii="Times New Roman" w:hAnsi="Times New Roman" w:cs="Times New Roman"/>
+          <w:color w:val="0F1115"/>
+          <w:sz w:val="28"/>
+          <w:szCs w:val="28"/>
+          <w:shd w:val="clear" w:color="auto" w:fill="FFFFFF"/>
+        </w:rPr>
+      </w:pPr>
+      <w:r>
+        <w:rPr>
+          <w:rFonts w:ascii="Times New Roman" w:hAnsi="Times New Roman" w:cs="Times New Roman"/>
+          <w:color w:val="0F1115"/>
+          <w:sz w:val="28"/>
+          <w:szCs w:val="28"/>
+          <w:shd w:val="clear" w:color="auto" w:fill="FFFFFF"/>
+        </w:rPr>
+        <w:t>НФТ к производительности продукта необходимо скорректировать и дополнить</w:t>
+      </w:r>
+      <w:r>
+        <w:rPr>
+          <w:rFonts w:ascii="Times New Roman" w:hAnsi="Times New Roman" w:cs="Times New Roman"/>
+          <w:color w:val="0F1115"/>
+          <w:sz w:val="28"/>
+          <w:szCs w:val="28"/>
+          <w:shd w:val="clear" w:color="auto" w:fill="FFFFFF"/>
+        </w:rPr>
+        <w:t>, готовое НФТ:</w:t>
       </w:r>
     </w:p>
     <w:p>
@@ -7351,56 +7699,430 @@
         <w:ind w:firstLine="851"/>
         <w:jc w:val="both"/>
         <w:rPr>
-          <w:rFonts w:ascii="Times New Roman" w:eastAsia="Times New Roman" w:hAnsi="Times New Roman" w:cs="Times New Roman"/>
-          <w:sz w:val="28"/>
-          <w:szCs w:val="28"/>
-          <w:lang w:eastAsia="ru-RU"/>
-        </w:rPr>
-      </w:pPr>
-      <w:r>
-        <w:rPr>
-          <w:rFonts w:ascii="Times New Roman" w:eastAsia="Times New Roman" w:hAnsi="Times New Roman" w:cs="Times New Roman"/>
-          <w:sz w:val="28"/>
-          <w:szCs w:val="28"/>
-          <w:lang w:eastAsia="ru-RU"/>
-        </w:rPr>
-        <w:t xml:space="preserve">На основе данных таблицы 2.1 был получен прогноз для нового устройства с другими данными. Результаты получились правдоподобными </w:t>
-      </w:r>
-      <w:r>
-        <w:rPr>
-          <w:rFonts w:ascii="Times New Roman" w:hAnsi="Times New Roman" w:cs="Times New Roman"/>
-          <w:sz w:val="28"/>
-          <w:szCs w:val="28"/>
-          <w:shd w:val="clear" w:color="auto" w:fill="FFFFFF"/>
-        </w:rPr>
-        <w:t>712.08 Мбит/с</w:t>
-      </w:r>
-      <w:r>
-        <w:rPr>
-          <w:rFonts w:ascii="Times New Roman" w:hAnsi="Times New Roman" w:cs="Times New Roman"/>
-          <w:sz w:val="28"/>
-          <w:szCs w:val="28"/>
-          <w:shd w:val="clear" w:color="auto" w:fill="FFFFFF"/>
-        </w:rPr>
-        <w:t xml:space="preserve"> и </w:t>
-      </w:r>
-      <w:r>
-        <w:rPr>
-          <w:rFonts w:ascii="Times New Roman" w:hAnsi="Times New Roman" w:cs="Times New Roman"/>
-          <w:sz w:val="28"/>
-          <w:szCs w:val="28"/>
-          <w:shd w:val="clear" w:color="auto" w:fill="FFFFFF"/>
-        </w:rPr>
-        <w:t>980.28 Мбит/с</w:t>
-      </w:r>
-      <w:r>
-        <w:rPr>
-          <w:rFonts w:ascii="Times New Roman" w:hAnsi="Times New Roman" w:cs="Times New Roman"/>
-          <w:sz w:val="28"/>
-          <w:szCs w:val="28"/>
-          <w:shd w:val="clear" w:color="auto" w:fill="FFFFFF"/>
-        </w:rPr>
-        <w:t xml:space="preserve"> в зависимость от отношения к температуре.</w:t>
+          <w:rFonts w:ascii="Times New Roman" w:hAnsi="Times New Roman" w:cs="Times New Roman"/>
+          <w:color w:val="0F1115"/>
+          <w:sz w:val="28"/>
+          <w:szCs w:val="28"/>
+          <w:shd w:val="clear" w:color="auto" w:fill="FFFFFF"/>
+        </w:rPr>
+      </w:pPr>
+      <w:r>
+        <w:rPr>
+          <w:rFonts w:ascii="Times New Roman" w:hAnsi="Times New Roman" w:cs="Times New Roman"/>
+          <w:color w:val="0F1115"/>
+          <w:sz w:val="28"/>
+          <w:szCs w:val="28"/>
+          <w:shd w:val="clear" w:color="auto" w:fill="FFFFFF"/>
+        </w:rPr>
+        <w:t xml:space="preserve">Тестируемое изделие </w:t>
+      </w:r>
+      <w:r>
+        <w:rPr>
+          <w:rFonts w:ascii="Times New Roman" w:hAnsi="Times New Roman" w:cs="Times New Roman"/>
+          <w:color w:val="0F1115"/>
+          <w:sz w:val="28"/>
+          <w:szCs w:val="28"/>
+          <w:shd w:val="clear" w:color="auto" w:fill="FFFFFF"/>
+        </w:rPr>
+        <w:t xml:space="preserve">Сервер </w:t>
+      </w:r>
+      <w:proofErr w:type="spellStart"/>
+      <w:r>
+        <w:rPr>
+          <w:rFonts w:ascii="Times New Roman" w:hAnsi="Times New Roman" w:cs="Times New Roman"/>
+          <w:color w:val="0F1115"/>
+          <w:sz w:val="28"/>
+          <w:szCs w:val="28"/>
+          <w:shd w:val="clear" w:color="auto" w:fill="FFFFFF"/>
+        </w:rPr>
+        <w:t>iRU</w:t>
+      </w:r>
+      <w:proofErr w:type="spellEnd"/>
+      <w:r>
+        <w:rPr>
+          <w:rFonts w:ascii="Times New Roman" w:hAnsi="Times New Roman" w:cs="Times New Roman"/>
+          <w:color w:val="0F1115"/>
+          <w:sz w:val="28"/>
+          <w:szCs w:val="28"/>
+          <w:shd w:val="clear" w:color="auto" w:fill="FFFFFF"/>
+        </w:rPr>
+        <w:t xml:space="preserve"> </w:t>
+      </w:r>
+      <w:proofErr w:type="spellStart"/>
+      <w:r>
+        <w:rPr>
+          <w:rFonts w:ascii="Times New Roman" w:hAnsi="Times New Roman" w:cs="Times New Roman"/>
+          <w:color w:val="0F1115"/>
+          <w:sz w:val="28"/>
+          <w:szCs w:val="28"/>
+          <w:shd w:val="clear" w:color="auto" w:fill="FFFFFF"/>
+        </w:rPr>
+        <w:t>Rock</w:t>
+      </w:r>
+      <w:proofErr w:type="spellEnd"/>
+      <w:r>
+        <w:rPr>
+          <w:rFonts w:ascii="Times New Roman" w:hAnsi="Times New Roman" w:cs="Times New Roman"/>
+          <w:color w:val="0F1115"/>
+          <w:sz w:val="28"/>
+          <w:szCs w:val="28"/>
+          <w:shd w:val="clear" w:color="auto" w:fill="FFFFFF"/>
+        </w:rPr>
+        <w:t xml:space="preserve"> s2208e</w:t>
+      </w:r>
+      <w:r>
+        <w:rPr>
+          <w:rFonts w:ascii="Times New Roman" w:hAnsi="Times New Roman" w:cs="Times New Roman"/>
+          <w:color w:val="0F1115"/>
+          <w:sz w:val="28"/>
+          <w:szCs w:val="28"/>
+          <w:shd w:val="clear" w:color="auto" w:fill="FFFFFF"/>
+        </w:rPr>
+        <w:t xml:space="preserve"> с тактовой частотой</w:t>
+      </w:r>
+      <w:r>
+        <w:rPr>
+          <w:rFonts w:ascii="Times New Roman" w:hAnsi="Times New Roman" w:cs="Times New Roman"/>
+          <w:color w:val="0F1115"/>
+          <w:sz w:val="28"/>
+          <w:szCs w:val="28"/>
+          <w:shd w:val="clear" w:color="auto" w:fill="FFFFFF"/>
+        </w:rPr>
+        <w:t xml:space="preserve"> </w:t>
+      </w:r>
+      <w:r>
+        <w:rPr>
+          <w:rStyle w:val="a4"/>
+          <w:rFonts w:ascii="Times New Roman" w:hAnsi="Times New Roman" w:cs="Times New Roman"/>
+          <w:b w:val="0"/>
+          <w:color w:val="0F1115"/>
+          <w:sz w:val="28"/>
+          <w:szCs w:val="28"/>
+          <w:shd w:val="clear" w:color="auto" w:fill="FFFFFF"/>
+        </w:rPr>
+        <w:t>2,0 ГГц</w:t>
+      </w:r>
+      <w:r>
+        <w:rPr>
+          <w:rFonts w:ascii="Times New Roman" w:hAnsi="Times New Roman" w:cs="Times New Roman"/>
+          <w:color w:val="0F1115"/>
+          <w:sz w:val="28"/>
+          <w:szCs w:val="28"/>
+          <w:shd w:val="clear" w:color="auto" w:fill="FFFFFF"/>
+        </w:rPr>
+        <w:t xml:space="preserve"> </w:t>
+      </w:r>
+      <w:r>
+        <w:rPr>
+          <w:rFonts w:ascii="Times New Roman" w:hAnsi="Times New Roman" w:cs="Times New Roman"/>
+          <w:color w:val="0F1115"/>
+          <w:sz w:val="28"/>
+          <w:szCs w:val="28"/>
+          <w:shd w:val="clear" w:color="auto" w:fill="FFFFFF"/>
+        </w:rPr>
+        <w:t xml:space="preserve">должно быть испытано при температуре </w:t>
+      </w:r>
+      <w:r>
+        <w:rPr>
+          <w:rFonts w:ascii="Times New Roman" w:hAnsi="Times New Roman" w:cs="Times New Roman"/>
+          <w:color w:val="0F1115"/>
+          <w:sz w:val="28"/>
+          <w:szCs w:val="28"/>
+          <w:shd w:val="clear" w:color="auto" w:fill="FFFFFF"/>
+        </w:rPr>
+        <w:t xml:space="preserve">воздуха </w:t>
+      </w:r>
+      <w:r>
+        <w:rPr>
+          <w:rFonts w:ascii="Times New Roman" w:hAnsi="Times New Roman" w:cs="Times New Roman"/>
+          <w:color w:val="0F1115"/>
+          <w:sz w:val="28"/>
+          <w:szCs w:val="28"/>
+          <w:shd w:val="clear" w:color="auto" w:fill="FFFFFF"/>
+        </w:rPr>
+        <w:t>24 °C</w:t>
+      </w:r>
+      <w:r>
+        <w:rPr>
+          <w:rFonts w:ascii="Times New Roman" w:hAnsi="Times New Roman" w:cs="Times New Roman"/>
+          <w:color w:val="0F1115"/>
+          <w:sz w:val="28"/>
+          <w:szCs w:val="28"/>
+          <w:shd w:val="clear" w:color="auto" w:fill="FFFFFF"/>
+        </w:rPr>
+        <w:t xml:space="preserve">; в ходе </w:t>
+      </w:r>
+      <w:r>
+        <w:rPr>
+          <w:rFonts w:ascii="Times New Roman" w:hAnsi="Times New Roman" w:cs="Times New Roman"/>
+          <w:color w:val="0F1115"/>
+          <w:sz w:val="28"/>
+          <w:szCs w:val="28"/>
+          <w:shd w:val="clear" w:color="auto" w:fill="FFFFFF"/>
+        </w:rPr>
+        <w:t>НФТ</w:t>
+      </w:r>
+      <w:r>
+        <w:rPr>
+          <w:rFonts w:ascii="Times New Roman" w:hAnsi="Times New Roman" w:cs="Times New Roman"/>
+          <w:color w:val="0F1115"/>
+          <w:sz w:val="28"/>
+          <w:szCs w:val="28"/>
+          <w:shd w:val="clear" w:color="auto" w:fill="FFFFFF"/>
+        </w:rPr>
+        <w:t xml:space="preserve"> генератор трафика</w:t>
+      </w:r>
+      <w:r>
+        <w:rPr>
+          <w:rFonts w:ascii="Times New Roman" w:hAnsi="Times New Roman" w:cs="Times New Roman"/>
+          <w:color w:val="0F1115"/>
+          <w:sz w:val="28"/>
+          <w:szCs w:val="28"/>
+          <w:shd w:val="clear" w:color="auto" w:fill="FFFFFF"/>
+        </w:rPr>
+        <w:t xml:space="preserve"> </w:t>
+      </w:r>
+      <w:proofErr w:type="spellStart"/>
+      <w:r>
+        <w:rPr>
+          <w:rFonts w:ascii="Times New Roman" w:hAnsi="Times New Roman" w:cs="Times New Roman"/>
+          <w:sz w:val="28"/>
+          <w:szCs w:val="28"/>
+          <w:shd w:val="clear" w:color="auto" w:fill="FFFFFF"/>
+        </w:rPr>
+        <w:t>Xena</w:t>
+      </w:r>
+      <w:proofErr w:type="spellEnd"/>
+      <w:r>
+        <w:rPr>
+          <w:rFonts w:ascii="Times New Roman" w:hAnsi="Times New Roman" w:cs="Times New Roman"/>
+          <w:sz w:val="28"/>
+          <w:szCs w:val="28"/>
+          <w:shd w:val="clear" w:color="auto" w:fill="FFFFFF"/>
+        </w:rPr>
+        <w:t xml:space="preserve"> </w:t>
+      </w:r>
+      <w:proofErr w:type="spellStart"/>
+      <w:r>
+        <w:rPr>
+          <w:rFonts w:ascii="Times New Roman" w:hAnsi="Times New Roman" w:cs="Times New Roman"/>
+          <w:sz w:val="28"/>
+          <w:szCs w:val="28"/>
+          <w:shd w:val="clear" w:color="auto" w:fill="FFFFFF"/>
+        </w:rPr>
+        <w:t>Vulcan</w:t>
+      </w:r>
+      <w:proofErr w:type="spellEnd"/>
+      <w:r>
+        <w:rPr>
+          <w:rFonts w:ascii="Times New Roman" w:hAnsi="Times New Roman" w:cs="Times New Roman"/>
+          <w:sz w:val="28"/>
+          <w:szCs w:val="28"/>
+          <w:shd w:val="clear" w:color="auto" w:fill="FFFFFF"/>
+        </w:rPr>
+        <w:t xml:space="preserve"> 100G-4Q</w:t>
+      </w:r>
+      <w:r>
+        <w:rPr>
+          <w:rFonts w:ascii="Times New Roman" w:hAnsi="Times New Roman" w:cs="Times New Roman"/>
+          <w:color w:val="0F1115"/>
+          <w:sz w:val="28"/>
+          <w:szCs w:val="28"/>
+          <w:shd w:val="clear" w:color="auto" w:fill="FFFFFF"/>
+        </w:rPr>
+        <w:t xml:space="preserve"> создаёт UDP-поток с</w:t>
+      </w:r>
+      <w:r>
+        <w:rPr>
+          <w:rFonts w:ascii="Times New Roman" w:hAnsi="Times New Roman" w:cs="Times New Roman"/>
+          <w:color w:val="0F1115"/>
+          <w:sz w:val="28"/>
+          <w:szCs w:val="28"/>
+          <w:shd w:val="clear" w:color="auto" w:fill="FFFFFF"/>
+        </w:rPr>
+        <w:t> </w:t>
+      </w:r>
+      <w:r>
+        <w:rPr>
+          <w:rStyle w:val="a4"/>
+          <w:rFonts w:ascii="Times New Roman" w:hAnsi="Times New Roman" w:cs="Times New Roman"/>
+          <w:b w:val="0"/>
+          <w:color w:val="0F1115"/>
+          <w:sz w:val="28"/>
+          <w:szCs w:val="28"/>
+          <w:shd w:val="clear" w:color="auto" w:fill="FFFFFF"/>
+        </w:rPr>
+        <w:t>длиной кадра 1024 байта</w:t>
+      </w:r>
+      <w:r>
+        <w:rPr>
+          <w:rFonts w:ascii="Times New Roman" w:hAnsi="Times New Roman" w:cs="Times New Roman"/>
+          <w:color w:val="0F1115"/>
+          <w:sz w:val="28"/>
+          <w:szCs w:val="28"/>
+          <w:shd w:val="clear" w:color="auto" w:fill="FFFFFF"/>
+        </w:rPr>
+        <w:t xml:space="preserve"> и количеством параллельных сессий </w:t>
+      </w:r>
+      <w:r>
+        <w:rPr>
+          <w:rFonts w:ascii="Times New Roman" w:hAnsi="Times New Roman" w:cs="Times New Roman"/>
+          <w:color w:val="0F1115"/>
+          <w:sz w:val="28"/>
+          <w:szCs w:val="28"/>
+          <w:shd w:val="clear" w:color="auto" w:fill="FFFFFF"/>
+        </w:rPr>
+        <w:t>64</w:t>
+      </w:r>
+      <w:r>
+        <w:rPr>
+          <w:rFonts w:ascii="Times New Roman" w:hAnsi="Times New Roman" w:cs="Times New Roman"/>
+          <w:color w:val="0F1115"/>
+          <w:sz w:val="28"/>
+          <w:szCs w:val="28"/>
+          <w:shd w:val="clear" w:color="auto" w:fill="FFFFFF"/>
+        </w:rPr>
+        <w:t xml:space="preserve">. После прогрева в течение </w:t>
+      </w:r>
+      <w:r>
+        <w:rPr>
+          <w:rFonts w:ascii="Times New Roman" w:hAnsi="Times New Roman" w:cs="Times New Roman"/>
+          <w:color w:val="0F1115"/>
+          <w:sz w:val="28"/>
+          <w:szCs w:val="28"/>
+          <w:shd w:val="clear" w:color="auto" w:fill="FFFFFF"/>
+        </w:rPr>
+        <w:t>5</w:t>
+      </w:r>
+      <w:r>
+        <w:rPr>
+          <w:rFonts w:ascii="Times New Roman" w:hAnsi="Times New Roman" w:cs="Times New Roman"/>
+          <w:color w:val="0F1115"/>
+          <w:sz w:val="28"/>
+          <w:szCs w:val="28"/>
+          <w:shd w:val="clear" w:color="auto" w:fill="FFFFFF"/>
+        </w:rPr>
+        <w:t xml:space="preserve"> минут в установившемся режиме длительностью </w:t>
+      </w:r>
+      <w:r>
+        <w:rPr>
+          <w:rFonts w:ascii="Times New Roman" w:hAnsi="Times New Roman" w:cs="Times New Roman"/>
+          <w:color w:val="0F1115"/>
+          <w:sz w:val="28"/>
+          <w:szCs w:val="28"/>
+          <w:shd w:val="clear" w:color="auto" w:fill="FFFFFF"/>
+        </w:rPr>
+        <w:t>5</w:t>
+      </w:r>
+      <w:r>
+        <w:rPr>
+          <w:rFonts w:ascii="Times New Roman" w:hAnsi="Times New Roman" w:cs="Times New Roman"/>
+          <w:color w:val="0F1115"/>
+          <w:sz w:val="28"/>
+          <w:szCs w:val="28"/>
+          <w:shd w:val="clear" w:color="auto" w:fill="FFFFFF"/>
+        </w:rPr>
+        <w:t xml:space="preserve"> минут средняя пропускная способность должна составлять не </w:t>
+      </w:r>
+      <w:r>
+        <w:rPr>
+          <w:rFonts w:ascii="Times New Roman" w:hAnsi="Times New Roman" w:cs="Times New Roman"/>
+          <w:color w:val="0F1115"/>
+          <w:sz w:val="28"/>
+          <w:szCs w:val="28"/>
+          <w:shd w:val="clear" w:color="auto" w:fill="FFFFFF"/>
+        </w:rPr>
+        <w:t xml:space="preserve">менее </w:t>
+      </w:r>
+      <w:r>
+        <w:rPr>
+          <w:rFonts w:ascii="Times New Roman" w:hAnsi="Times New Roman" w:cs="Times New Roman"/>
+          <w:color w:val="0F1115"/>
+          <w:sz w:val="28"/>
+          <w:szCs w:val="28"/>
+          <w:shd w:val="clear" w:color="auto" w:fill="FFFFFF"/>
+        </w:rPr>
+        <w:t>900 Мбит/с при потерях пакетов не более 0,01%, а пиковая утилизаци</w:t>
+      </w:r>
+      <w:r>
+        <w:rPr>
+          <w:rFonts w:ascii="Times New Roman" w:hAnsi="Times New Roman" w:cs="Times New Roman"/>
+          <w:color w:val="0F1115"/>
+          <w:sz w:val="28"/>
+          <w:szCs w:val="28"/>
+          <w:shd w:val="clear" w:color="auto" w:fill="FFFFFF"/>
+        </w:rPr>
+        <w:t xml:space="preserve">я каждого ядра CPU </w:t>
+      </w:r>
+      <w:r>
+        <w:rPr>
+          <w:rFonts w:ascii="Times New Roman" w:hAnsi="Times New Roman" w:cs="Times New Roman"/>
+          <w:color w:val="0F1115"/>
+          <w:sz w:val="28"/>
+          <w:szCs w:val="28"/>
+          <w:shd w:val="clear" w:color="auto" w:fill="FFFFFF"/>
+        </w:rPr>
+        <w:t xml:space="preserve">не должна превышать 80%, при этом максимальная температура </w:t>
+      </w:r>
+      <w:r>
+        <w:rPr>
+          <w:rFonts w:ascii="Times New Roman" w:hAnsi="Times New Roman" w:cs="Times New Roman"/>
+          <w:color w:val="0F1115"/>
+          <w:sz w:val="28"/>
+          <w:szCs w:val="28"/>
+          <w:shd w:val="clear" w:color="auto" w:fill="FFFFFF"/>
+        </w:rPr>
+        <w:t>ЦП</w:t>
+      </w:r>
+      <w:r>
+        <w:rPr>
+          <w:rFonts w:ascii="Times New Roman" w:hAnsi="Times New Roman" w:cs="Times New Roman"/>
+          <w:color w:val="0F1115"/>
+          <w:sz w:val="28"/>
+          <w:szCs w:val="28"/>
+          <w:shd w:val="clear" w:color="auto" w:fill="FFFFFF"/>
+        </w:rPr>
+        <w:t xml:space="preserve"> в любой момент теста не должна подниматься выше 60°C</w:t>
+      </w:r>
+      <w:r>
+        <w:rPr>
+          <w:rFonts w:ascii="Times New Roman" w:hAnsi="Times New Roman" w:cs="Times New Roman"/>
+          <w:color w:val="0F1115"/>
+          <w:sz w:val="28"/>
+          <w:szCs w:val="28"/>
+          <w:shd w:val="clear" w:color="auto" w:fill="FFFFFF"/>
+        </w:rPr>
+        <w:t>.</w:t>
+      </w:r>
+      <w:r>
+        <w:rPr>
+          <w:rFonts w:ascii="Times New Roman" w:hAnsi="Times New Roman" w:cs="Times New Roman"/>
+          <w:color w:val="0F1115"/>
+          <w:sz w:val="28"/>
+          <w:szCs w:val="28"/>
+          <w:shd w:val="clear" w:color="auto" w:fill="FFFFFF"/>
+        </w:rPr>
+        <w:t xml:space="preserve"> Тест проводится </w:t>
+      </w:r>
+      <w:r>
+        <w:rPr>
+          <w:rFonts w:ascii="Times New Roman" w:hAnsi="Times New Roman" w:cs="Times New Roman"/>
+          <w:color w:val="0F1115"/>
+          <w:sz w:val="28"/>
+          <w:szCs w:val="28"/>
+          <w:shd w:val="clear" w:color="auto" w:fill="FFFFFF"/>
+        </w:rPr>
+        <w:t>5</w:t>
+      </w:r>
+      <w:r>
+        <w:rPr>
+          <w:rFonts w:ascii="Times New Roman" w:hAnsi="Times New Roman" w:cs="Times New Roman"/>
+          <w:color w:val="0F1115"/>
+          <w:sz w:val="28"/>
+          <w:szCs w:val="28"/>
+          <w:shd w:val="clear" w:color="auto" w:fill="FFFFFF"/>
+        </w:rPr>
+        <w:t xml:space="preserve"> раз с полным остыванием между циклами; за итоговый результат принимается наихудший показатель из всех измерений.</w:t>
       </w:r>
     </w:p>
     <w:p>
@@ -7410,29 +8132,44 @@
         <w:ind w:firstLine="851"/>
         <w:jc w:val="both"/>
         <w:rPr>
-          <w:rFonts w:ascii="Times New Roman" w:eastAsia="Times New Roman" w:hAnsi="Times New Roman" w:cs="Times New Roman"/>
-          <w:sz w:val="28"/>
-          <w:szCs w:val="28"/>
-          <w:lang w:eastAsia="ru-RU"/>
-        </w:rPr>
-      </w:pPr>
-      <w:r>
-        <w:rPr>
-          <w:rFonts w:ascii="Times New Roman" w:eastAsia="Times New Roman" w:hAnsi="Times New Roman" w:cs="Times New Roman"/>
-          <w:sz w:val="28"/>
-          <w:szCs w:val="28"/>
-          <w:lang w:eastAsia="ru-RU"/>
-        </w:rPr>
-        <w:t>Для таблицы 2.1 с помощью метода обратной линейной регрессии были получены искомые данные, баз</w:t>
-      </w:r>
-      <w:r>
-        <w:rPr>
-          <w:rFonts w:ascii="Times New Roman" w:eastAsia="Times New Roman" w:hAnsi="Times New Roman" w:cs="Times New Roman"/>
-          <w:sz w:val="28"/>
-          <w:szCs w:val="28"/>
-          <w:lang w:eastAsia="ru-RU"/>
-        </w:rPr>
-        <w:t>ируясь на значениях таблицы 2.2, результаты представлены в таблице 2.3. Данные в полученной таблице растут линейно и соответствуют ожидаемым значениям.</w:t>
+          <w:rFonts w:ascii="Times New Roman" w:hAnsi="Times New Roman" w:cs="Times New Roman"/>
+          <w:color w:val="0F1115"/>
+          <w:sz w:val="28"/>
+          <w:szCs w:val="28"/>
+          <w:shd w:val="clear" w:color="auto" w:fill="FFFFFF"/>
+        </w:rPr>
+      </w:pPr>
+      <w:r>
+        <w:rPr>
+          <w:rFonts w:ascii="Times New Roman" w:hAnsi="Times New Roman" w:cs="Times New Roman"/>
+          <w:color w:val="0F1115"/>
+          <w:sz w:val="28"/>
+          <w:szCs w:val="28"/>
+          <w:shd w:val="clear" w:color="auto" w:fill="FFFFFF"/>
+        </w:rPr>
+        <w:t xml:space="preserve">Без уточнения </w:t>
+      </w:r>
+      <w:proofErr w:type="spellStart"/>
+      <w:r>
+        <w:rPr>
+          <w:rFonts w:ascii="Times New Roman" w:hAnsi="Times New Roman" w:cs="Times New Roman"/>
+          <w:color w:val="0F1115"/>
+          <w:sz w:val="28"/>
+          <w:szCs w:val="28"/>
+          <w:shd w:val="clear" w:color="auto" w:fill="FFFFFF"/>
+        </w:rPr>
+        <w:t>подоюных</w:t>
+      </w:r>
+      <w:proofErr w:type="spellEnd"/>
+      <w:r>
+        <w:rPr>
+          <w:rFonts w:ascii="Times New Roman" w:hAnsi="Times New Roman" w:cs="Times New Roman"/>
+          <w:color w:val="0F1115"/>
+          <w:sz w:val="28"/>
+          <w:szCs w:val="28"/>
+          <w:shd w:val="clear" w:color="auto" w:fill="FFFFFF"/>
+        </w:rPr>
+        <w:t xml:space="preserve"> требований, как мне кажется, проведение эксперимента будет бессмысленным, так как в исходном их слишком мало и результаты будут разительно отличаться.</w:t>
       </w:r>
     </w:p>
     <w:p>
@@ -7442,38 +8179,218 @@
         <w:ind w:firstLine="851"/>
         <w:jc w:val="both"/>
         <w:rPr>
-          <w:rFonts w:ascii="Times New Roman" w:eastAsia="Times New Roman" w:hAnsi="Times New Roman" w:cs="Times New Roman"/>
-          <w:sz w:val="28"/>
-          <w:szCs w:val="28"/>
-          <w:lang w:eastAsia="ru-RU"/>
-        </w:rPr>
-      </w:pPr>
-      <w:r>
-        <w:rPr>
-          <w:rFonts w:ascii="Times New Roman" w:eastAsia="Times New Roman" w:hAnsi="Times New Roman" w:cs="Times New Roman"/>
-          <w:sz w:val="28"/>
-          <w:szCs w:val="28"/>
-          <w:lang w:eastAsia="ru-RU"/>
-        </w:rPr>
-        <w:t xml:space="preserve">Упомянутые файлы с кодом представлены в приложении А и по ссылке в профиле </w:t>
+          <w:rFonts w:ascii="Times New Roman" w:hAnsi="Times New Roman" w:cs="Times New Roman"/>
+          <w:color w:val="0F1115"/>
+          <w:sz w:val="28"/>
+          <w:szCs w:val="28"/>
+          <w:shd w:val="clear" w:color="auto" w:fill="FFFFFF"/>
+        </w:rPr>
+      </w:pPr>
+    </w:p>
+    <w:p>
+      <w:pPr>
+        <w:shd w:val="clear" w:color="auto" w:fill="FFFFFF"/>
+        <w:spacing w:after="0" w:line="360" w:lineRule="auto"/>
+        <w:ind w:firstLine="851"/>
+        <w:jc w:val="both"/>
+        <w:rPr>
+          <w:rFonts w:ascii="Times New Roman" w:hAnsi="Times New Roman" w:cs="Times New Roman"/>
+          <w:color w:val="0F1115"/>
+          <w:sz w:val="28"/>
+          <w:szCs w:val="28"/>
+          <w:shd w:val="clear" w:color="auto" w:fill="FFFFFF"/>
+        </w:rPr>
+      </w:pPr>
+      <w:r>
+        <w:rPr>
+          <w:rFonts w:ascii="Times New Roman" w:hAnsi="Times New Roman" w:cs="Times New Roman"/>
+          <w:color w:val="0F1115"/>
+          <w:sz w:val="28"/>
+          <w:szCs w:val="28"/>
+          <w:shd w:val="clear" w:color="auto" w:fill="FFFFFF"/>
+        </w:rPr>
+        <w:t>3. а</w:t>
+      </w:r>
+      <w:r>
+        <w:rPr>
+          <w:rFonts w:ascii="Times New Roman" w:hAnsi="Times New Roman" w:cs="Times New Roman"/>
+          <w:color w:val="0F1115"/>
+          <w:sz w:val="28"/>
+          <w:szCs w:val="28"/>
+          <w:shd w:val="clear" w:color="auto" w:fill="FFFFFF"/>
+        </w:rPr>
+        <w:t xml:space="preserve">, </w:t>
+      </w:r>
+      <w:r>
+        <w:rPr>
+          <w:rFonts w:ascii="Times New Roman" w:hAnsi="Times New Roman" w:cs="Times New Roman"/>
+          <w:color w:val="0F1115"/>
+          <w:sz w:val="28"/>
+          <w:szCs w:val="28"/>
+          <w:shd w:val="clear" w:color="auto" w:fill="FFFFFF"/>
+          <w:lang w:val="en-US"/>
+        </w:rPr>
+        <w:t>b</w:t>
+      </w:r>
+    </w:p>
+    <w:p>
+      <w:pPr>
+        <w:shd w:val="clear" w:color="auto" w:fill="FFFFFF"/>
+        <w:spacing w:after="0" w:line="360" w:lineRule="auto"/>
+        <w:ind w:firstLine="851"/>
+        <w:jc w:val="both"/>
+        <w:rPr>
+          <w:rFonts w:ascii="Times New Roman" w:eastAsia="Times New Roman" w:hAnsi="Times New Roman" w:cs="Times New Roman"/>
+          <w:bCs/>
+          <w:color w:val="0F1115"/>
+          <w:sz w:val="28"/>
+          <w:szCs w:val="28"/>
+          <w:lang w:eastAsia="ru-RU"/>
+        </w:rPr>
+      </w:pPr>
+      <w:r>
+        <w:rPr>
+          <w:rFonts w:ascii="Times New Roman" w:eastAsia="Times New Roman" w:hAnsi="Times New Roman" w:cs="Times New Roman"/>
+          <w:bCs/>
+          <w:color w:val="0F1115"/>
+          <w:sz w:val="28"/>
+          <w:szCs w:val="28"/>
+          <w:lang w:eastAsia="ru-RU"/>
+        </w:rPr>
+        <w:t>Параметры объекта тестирования</w:t>
+      </w:r>
+      <w:r>
+        <w:rPr>
+          <w:rFonts w:ascii="Times New Roman" w:eastAsia="Times New Roman" w:hAnsi="Times New Roman" w:cs="Times New Roman"/>
+          <w:bCs/>
+          <w:color w:val="0F1115"/>
+          <w:sz w:val="28"/>
+          <w:szCs w:val="28"/>
+          <w:lang w:eastAsia="ru-RU"/>
+        </w:rPr>
+        <w:t xml:space="preserve"> </w:t>
+      </w:r>
+      <w:r>
+        <w:rPr>
+          <w:rFonts w:ascii="Times New Roman" w:eastAsia="Times New Roman" w:hAnsi="Times New Roman" w:cs="Times New Roman"/>
+          <w:bCs/>
+          <w:color w:val="0F1115"/>
+          <w:sz w:val="28"/>
+          <w:szCs w:val="28"/>
+          <w:lang w:eastAsia="ru-RU"/>
+        </w:rPr>
+        <w:t>(название – принимаемые значения)</w:t>
+      </w:r>
+      <w:r>
+        <w:rPr>
+          <w:rFonts w:ascii="Times New Roman" w:eastAsia="Times New Roman" w:hAnsi="Times New Roman" w:cs="Times New Roman"/>
+          <w:bCs/>
+          <w:color w:val="0F1115"/>
+          <w:sz w:val="28"/>
+          <w:szCs w:val="28"/>
+          <w:lang w:eastAsia="ru-RU"/>
+        </w:rPr>
+        <w:t>:</w:t>
+      </w:r>
+    </w:p>
+    <w:p>
+      <w:pPr>
+        <w:shd w:val="clear" w:color="auto" w:fill="FFFFFF"/>
+        <w:spacing w:after="0" w:line="360" w:lineRule="auto"/>
+        <w:ind w:firstLine="851"/>
+        <w:jc w:val="both"/>
+        <w:rPr>
+          <w:rFonts w:ascii="Times New Roman" w:eastAsia="Times New Roman" w:hAnsi="Times New Roman" w:cs="Times New Roman"/>
+          <w:bCs/>
+          <w:color w:val="0F1115"/>
+          <w:sz w:val="28"/>
+          <w:szCs w:val="28"/>
+          <w:lang w:eastAsia="ru-RU"/>
+        </w:rPr>
+      </w:pPr>
+      <w:r>
+        <w:rPr>
+          <w:rFonts w:ascii="Times New Roman" w:eastAsia="Times New Roman" w:hAnsi="Times New Roman" w:cs="Times New Roman"/>
+          <w:bCs/>
+          <w:color w:val="0F1115"/>
+          <w:sz w:val="28"/>
+          <w:szCs w:val="28"/>
+          <w:lang w:eastAsia="ru-RU"/>
+        </w:rPr>
+        <w:t>1. Модель тестируемого устройства</w:t>
+      </w:r>
+      <w:r>
+        <w:rPr>
+          <w:rFonts w:ascii="Times New Roman" w:eastAsia="Times New Roman" w:hAnsi="Times New Roman" w:cs="Times New Roman"/>
+          <w:bCs/>
+          <w:color w:val="0F1115"/>
+          <w:sz w:val="28"/>
+          <w:szCs w:val="28"/>
+          <w:lang w:eastAsia="ru-RU"/>
+        </w:rPr>
+        <w:t xml:space="preserve"> - </w:t>
+      </w:r>
+      <w:r>
+        <w:rPr>
+          <w:rFonts w:ascii="Times New Roman" w:hAnsi="Times New Roman" w:cs="Times New Roman"/>
+          <w:color w:val="0F1115"/>
+          <w:sz w:val="28"/>
+          <w:szCs w:val="28"/>
+          <w:shd w:val="clear" w:color="auto" w:fill="FFFFFF"/>
+        </w:rPr>
+        <w:t xml:space="preserve">Сервер </w:t>
       </w:r>
       <w:proofErr w:type="spellStart"/>
       <w:r>
         <w:rPr>
-          <w:rFonts w:ascii="Times New Roman" w:eastAsia="Times New Roman" w:hAnsi="Times New Roman" w:cs="Times New Roman"/>
-          <w:sz w:val="28"/>
-          <w:szCs w:val="28"/>
-          <w:lang w:val="en-US" w:eastAsia="ru-RU"/>
-        </w:rPr>
-        <w:t>Git</w:t>
+          <w:rFonts w:ascii="Times New Roman" w:hAnsi="Times New Roman" w:cs="Times New Roman"/>
+          <w:color w:val="0F1115"/>
+          <w:sz w:val="28"/>
+          <w:szCs w:val="28"/>
+          <w:shd w:val="clear" w:color="auto" w:fill="FFFFFF"/>
+        </w:rPr>
+        <w:t>iRU</w:t>
       </w:r>
       <w:proofErr w:type="spellEnd"/>
       <w:r>
         <w:rPr>
-          <w:rFonts w:ascii="Times New Roman" w:eastAsia="Times New Roman" w:hAnsi="Times New Roman" w:cs="Times New Roman"/>
-          <w:sz w:val="28"/>
-          <w:szCs w:val="28"/>
-          <w:lang w:eastAsia="ru-RU"/>
+          <w:rFonts w:ascii="Times New Roman" w:hAnsi="Times New Roman" w:cs="Times New Roman"/>
+          <w:color w:val="0F1115"/>
+          <w:sz w:val="28"/>
+          <w:szCs w:val="28"/>
+          <w:shd w:val="clear" w:color="auto" w:fill="FFFFFF"/>
+        </w:rPr>
+        <w:t xml:space="preserve"> </w:t>
+      </w:r>
+      <w:proofErr w:type="spellStart"/>
+      <w:r>
+        <w:rPr>
+          <w:rFonts w:ascii="Times New Roman" w:hAnsi="Times New Roman" w:cs="Times New Roman"/>
+          <w:color w:val="0F1115"/>
+          <w:sz w:val="28"/>
+          <w:szCs w:val="28"/>
+          <w:shd w:val="clear" w:color="auto" w:fill="FFFFFF"/>
+        </w:rPr>
+        <w:t>Rock</w:t>
+      </w:r>
+      <w:proofErr w:type="spellEnd"/>
+      <w:r>
+        <w:rPr>
+          <w:rFonts w:ascii="Times New Roman" w:hAnsi="Times New Roman" w:cs="Times New Roman"/>
+          <w:color w:val="0F1115"/>
+          <w:sz w:val="28"/>
+          <w:szCs w:val="28"/>
+          <w:shd w:val="clear" w:color="auto" w:fill="FFFFFF"/>
+        </w:rPr>
+        <w:t xml:space="preserve"> s2208e</w:t>
+      </w:r>
+      <w:r>
+        <w:rPr>
+          <w:rFonts w:ascii="Times New Roman" w:hAnsi="Times New Roman" w:cs="Times New Roman"/>
+          <w:color w:val="0F1115"/>
+          <w:sz w:val="28"/>
+          <w:szCs w:val="28"/>
+          <w:shd w:val="clear" w:color="auto" w:fill="FFFFFF"/>
         </w:rPr>
         <w:t>.</w:t>
       </w:r>
@@ -7486,11 +8403,89 @@
         <w:jc w:val="both"/>
         <w:rPr>
           <w:rFonts w:ascii="Times New Roman" w:eastAsia="Times New Roman" w:hAnsi="Times New Roman" w:cs="Times New Roman"/>
-          <w:sz w:val="28"/>
-          <w:szCs w:val="28"/>
-          <w:lang w:eastAsia="ru-RU"/>
-        </w:rPr>
-      </w:pPr>
+          <w:bCs/>
+          <w:color w:val="0F1115"/>
+          <w:sz w:val="28"/>
+          <w:szCs w:val="28"/>
+          <w:lang w:eastAsia="ru-RU"/>
+        </w:rPr>
+      </w:pPr>
+      <w:r>
+        <w:rPr>
+          <w:rFonts w:ascii="Times New Roman" w:eastAsia="Times New Roman" w:hAnsi="Times New Roman" w:cs="Times New Roman"/>
+          <w:bCs/>
+          <w:color w:val="0F1115"/>
+          <w:sz w:val="28"/>
+          <w:szCs w:val="28"/>
+          <w:lang w:eastAsia="ru-RU"/>
+        </w:rPr>
+        <w:t>2. Модель процессора</w:t>
+      </w:r>
+      <w:r>
+        <w:rPr>
+          <w:rFonts w:ascii="Times New Roman" w:eastAsia="Times New Roman" w:hAnsi="Times New Roman" w:cs="Times New Roman"/>
+          <w:bCs/>
+          <w:color w:val="0F1115"/>
+          <w:sz w:val="28"/>
+          <w:szCs w:val="28"/>
+          <w:lang w:eastAsia="ru-RU"/>
+        </w:rPr>
+        <w:t xml:space="preserve"> - </w:t>
+      </w:r>
+      <w:proofErr w:type="spellStart"/>
+      <w:r>
+        <w:rPr>
+          <w:rFonts w:ascii="Times New Roman" w:hAnsi="Times New Roman" w:cs="Times New Roman"/>
+          <w:color w:val="0F1115"/>
+          <w:sz w:val="28"/>
+          <w:szCs w:val="28"/>
+          <w:shd w:val="clear" w:color="auto" w:fill="FFFFFF"/>
+        </w:rPr>
+        <w:t>Intel</w:t>
+      </w:r>
+      <w:proofErr w:type="spellEnd"/>
+      <w:r>
+        <w:rPr>
+          <w:rFonts w:ascii="Times New Roman" w:hAnsi="Times New Roman" w:cs="Times New Roman"/>
+          <w:color w:val="0F1115"/>
+          <w:sz w:val="28"/>
+          <w:szCs w:val="28"/>
+          <w:shd w:val="clear" w:color="auto" w:fill="FFFFFF"/>
+        </w:rPr>
+        <w:t xml:space="preserve"> </w:t>
+      </w:r>
+      <w:proofErr w:type="spellStart"/>
+      <w:r>
+        <w:rPr>
+          <w:rFonts w:ascii="Times New Roman" w:hAnsi="Times New Roman" w:cs="Times New Roman"/>
+          <w:color w:val="0F1115"/>
+          <w:sz w:val="28"/>
+          <w:szCs w:val="28"/>
+          <w:shd w:val="clear" w:color="auto" w:fill="FFFFFF"/>
+        </w:rPr>
+        <w:t>Xeon</w:t>
+      </w:r>
+      <w:proofErr w:type="spellEnd"/>
+      <w:r>
+        <w:rPr>
+          <w:rFonts w:ascii="Times New Roman" w:hAnsi="Times New Roman" w:cs="Times New Roman"/>
+          <w:color w:val="0F1115"/>
+          <w:sz w:val="28"/>
+          <w:szCs w:val="28"/>
+          <w:shd w:val="clear" w:color="auto" w:fill="FFFFFF"/>
+        </w:rPr>
+        <w:t xml:space="preserve"> E-2378G</w:t>
+      </w:r>
+      <w:r>
+        <w:rPr>
+          <w:rFonts w:ascii="Times New Roman" w:hAnsi="Times New Roman" w:cs="Times New Roman"/>
+          <w:color w:val="0F1115"/>
+          <w:sz w:val="28"/>
+          <w:szCs w:val="28"/>
+          <w:shd w:val="clear" w:color="auto" w:fill="FFFFFF"/>
+        </w:rPr>
+        <w:t>.</w:t>
+      </w:r>
     </w:p>
     <w:p>
       <w:pPr>
@@ -7500,181 +8495,1518 @@
         <w:jc w:val="both"/>
         <w:rPr>
           <w:rFonts w:ascii="Times New Roman" w:eastAsia="Times New Roman" w:hAnsi="Times New Roman" w:cs="Times New Roman"/>
-          <w:sz w:val="28"/>
-          <w:szCs w:val="28"/>
-          <w:lang w:eastAsia="ru-RU"/>
-        </w:rPr>
-      </w:pPr>
-      <w:r>
-        <w:rPr>
-          <w:rFonts w:ascii="Times New Roman" w:eastAsia="Times New Roman" w:hAnsi="Times New Roman" w:cs="Times New Roman"/>
-          <w:sz w:val="28"/>
-          <w:szCs w:val="28"/>
-          <w:lang w:eastAsia="ru-RU"/>
-        </w:rPr>
-        <w:t>Задание 3</w:t>
-      </w:r>
-      <w:r>
-        <w:rPr>
-          <w:rFonts w:ascii="Times New Roman" w:eastAsia="Times New Roman" w:hAnsi="Times New Roman" w:cs="Times New Roman"/>
-          <w:sz w:val="28"/>
-          <w:szCs w:val="28"/>
-          <w:lang w:eastAsia="ru-RU"/>
+          <w:bCs/>
+          <w:color w:val="0F1115"/>
+          <w:sz w:val="28"/>
+          <w:szCs w:val="28"/>
+          <w:lang w:eastAsia="ru-RU"/>
+        </w:rPr>
+      </w:pPr>
+      <w:r>
+        <w:rPr>
+          <w:rFonts w:ascii="Times New Roman" w:eastAsia="Times New Roman" w:hAnsi="Times New Roman" w:cs="Times New Roman"/>
+          <w:bCs/>
+          <w:color w:val="0F1115"/>
+          <w:sz w:val="28"/>
+          <w:szCs w:val="28"/>
+          <w:lang w:eastAsia="ru-RU"/>
+        </w:rPr>
+        <w:t>3. Тактовая частота CPU</w:t>
+      </w:r>
+      <w:r>
+        <w:rPr>
+          <w:rFonts w:ascii="Times New Roman" w:eastAsia="Times New Roman" w:hAnsi="Times New Roman" w:cs="Times New Roman"/>
+          <w:bCs/>
+          <w:color w:val="0F1115"/>
+          <w:sz w:val="28"/>
+          <w:szCs w:val="28"/>
+          <w:lang w:eastAsia="ru-RU"/>
+        </w:rPr>
+        <w:t xml:space="preserve"> - </w:t>
+      </w:r>
+      <w:r>
+        <w:rPr>
+          <w:rStyle w:val="a4"/>
+          <w:rFonts w:ascii="Times New Roman" w:hAnsi="Times New Roman" w:cs="Times New Roman"/>
+          <w:b w:val="0"/>
+          <w:color w:val="0F1115"/>
+          <w:sz w:val="28"/>
+          <w:szCs w:val="28"/>
+          <w:shd w:val="clear" w:color="auto" w:fill="FFFFFF"/>
+        </w:rPr>
+        <w:t>2,0 ГГц.</w:t>
+      </w:r>
+    </w:p>
+    <w:p>
+      <w:pPr>
+        <w:shd w:val="clear" w:color="auto" w:fill="FFFFFF"/>
+        <w:spacing w:after="0" w:line="360" w:lineRule="auto"/>
+        <w:ind w:firstLine="851"/>
+        <w:jc w:val="both"/>
+        <w:rPr>
+          <w:rFonts w:ascii="Times New Roman" w:eastAsia="Times New Roman" w:hAnsi="Times New Roman" w:cs="Times New Roman"/>
+          <w:bCs/>
+          <w:color w:val="0F1115"/>
+          <w:sz w:val="28"/>
+          <w:szCs w:val="28"/>
+          <w:lang w:eastAsia="ru-RU"/>
+        </w:rPr>
+      </w:pPr>
+      <w:r>
+        <w:rPr>
+          <w:rFonts w:ascii="Times New Roman" w:eastAsia="Times New Roman" w:hAnsi="Times New Roman" w:cs="Times New Roman"/>
+          <w:bCs/>
+          <w:color w:val="0F1115"/>
+          <w:sz w:val="28"/>
+          <w:szCs w:val="28"/>
+          <w:lang w:eastAsia="ru-RU"/>
+        </w:rPr>
+        <w:t>4. Объём и тип оперативной памяти</w:t>
+      </w:r>
+      <w:r>
+        <w:rPr>
+          <w:rFonts w:ascii="Times New Roman" w:eastAsia="Times New Roman" w:hAnsi="Times New Roman" w:cs="Times New Roman"/>
+          <w:bCs/>
+          <w:color w:val="0F1115"/>
+          <w:sz w:val="28"/>
+          <w:szCs w:val="28"/>
+          <w:lang w:eastAsia="ru-RU"/>
+        </w:rPr>
+        <w:t xml:space="preserve"> - </w:t>
+      </w:r>
+      <w:r>
+        <w:rPr>
+          <w:rFonts w:ascii="Times New Roman" w:hAnsi="Times New Roman" w:cs="Times New Roman"/>
+          <w:color w:val="0F1115"/>
+          <w:sz w:val="28"/>
+          <w:szCs w:val="28"/>
+          <w:shd w:val="clear" w:color="auto" w:fill="FFFFFF"/>
+        </w:rPr>
+        <w:t>64 ГБ, DDR5-4800 МГц</w:t>
+      </w:r>
+    </w:p>
+    <w:p>
+      <w:pPr>
+        <w:shd w:val="clear" w:color="auto" w:fill="FFFFFF"/>
+        <w:spacing w:after="0" w:line="360" w:lineRule="auto"/>
+        <w:ind w:firstLine="851"/>
+        <w:jc w:val="both"/>
+        <w:rPr>
+          <w:rFonts w:ascii="Times New Roman" w:eastAsia="Times New Roman" w:hAnsi="Times New Roman" w:cs="Times New Roman"/>
+          <w:bCs/>
+          <w:color w:val="0F1115"/>
+          <w:sz w:val="28"/>
+          <w:szCs w:val="28"/>
+          <w:lang w:eastAsia="ru-RU"/>
+        </w:rPr>
+      </w:pPr>
+      <w:r>
+        <w:rPr>
+          <w:rFonts w:ascii="Times New Roman" w:eastAsia="Times New Roman" w:hAnsi="Times New Roman" w:cs="Times New Roman"/>
+          <w:bCs/>
+          <w:color w:val="0F1115"/>
+          <w:sz w:val="28"/>
+          <w:szCs w:val="28"/>
+          <w:lang w:eastAsia="ru-RU"/>
+        </w:rPr>
+        <w:t>5. Версия др</w:t>
+      </w:r>
+      <w:r>
+        <w:rPr>
+          <w:rFonts w:ascii="Times New Roman" w:eastAsia="Times New Roman" w:hAnsi="Times New Roman" w:cs="Times New Roman"/>
+          <w:bCs/>
+          <w:color w:val="0F1115"/>
+          <w:sz w:val="28"/>
+          <w:szCs w:val="28"/>
+          <w:lang w:eastAsia="ru-RU"/>
+        </w:rPr>
+        <w:t xml:space="preserve">айверов и операционной системы - </w:t>
+      </w:r>
+      <w:proofErr w:type="spellStart"/>
+      <w:r>
+        <w:rPr>
+          <w:rFonts w:ascii="Times New Roman" w:hAnsi="Times New Roman" w:cs="Times New Roman"/>
+          <w:color w:val="0F1115"/>
+          <w:sz w:val="28"/>
+          <w:szCs w:val="28"/>
+          <w:shd w:val="clear" w:color="auto" w:fill="FFFFFF"/>
+        </w:rPr>
+        <w:t>Linux</w:t>
+      </w:r>
+      <w:proofErr w:type="spellEnd"/>
+      <w:r>
+        <w:rPr>
+          <w:rFonts w:ascii="Times New Roman" w:hAnsi="Times New Roman" w:cs="Times New Roman"/>
+          <w:color w:val="0F1115"/>
+          <w:sz w:val="28"/>
+          <w:szCs w:val="28"/>
+          <w:shd w:val="clear" w:color="auto" w:fill="FFFFFF"/>
+        </w:rPr>
+        <w:t xml:space="preserve"> </w:t>
+      </w:r>
+      <w:proofErr w:type="spellStart"/>
+      <w:r>
+        <w:rPr>
+          <w:rFonts w:ascii="Times New Roman" w:hAnsi="Times New Roman" w:cs="Times New Roman"/>
+          <w:color w:val="0F1115"/>
+          <w:sz w:val="28"/>
+          <w:szCs w:val="28"/>
+          <w:shd w:val="clear" w:color="auto" w:fill="FFFFFF"/>
+        </w:rPr>
+        <w:t>Ubuntu</w:t>
+      </w:r>
+      <w:proofErr w:type="spellEnd"/>
+      <w:r>
+        <w:rPr>
+          <w:rFonts w:ascii="Times New Roman" w:hAnsi="Times New Roman" w:cs="Times New Roman"/>
+          <w:color w:val="0F1115"/>
+          <w:sz w:val="28"/>
+          <w:szCs w:val="28"/>
+          <w:shd w:val="clear" w:color="auto" w:fill="FFFFFF"/>
+        </w:rPr>
+        <w:t xml:space="preserve"> 22.04 LTS</w:t>
+      </w:r>
+    </w:p>
+    <w:p>
+      <w:pPr>
+        <w:shd w:val="clear" w:color="auto" w:fill="FFFFFF"/>
+        <w:spacing w:after="0" w:line="360" w:lineRule="auto"/>
+        <w:ind w:firstLine="851"/>
+        <w:jc w:val="both"/>
+        <w:rPr>
+          <w:rFonts w:ascii="Times New Roman" w:eastAsia="Times New Roman" w:hAnsi="Times New Roman" w:cs="Times New Roman"/>
+          <w:bCs/>
+          <w:color w:val="0F1115"/>
+          <w:sz w:val="28"/>
+          <w:szCs w:val="28"/>
+          <w:lang w:eastAsia="ru-RU"/>
+        </w:rPr>
+      </w:pPr>
+      <w:r>
+        <w:rPr>
+          <w:rFonts w:ascii="Times New Roman" w:eastAsia="Times New Roman" w:hAnsi="Times New Roman" w:cs="Times New Roman"/>
+          <w:bCs/>
+          <w:color w:val="0F1115"/>
+          <w:sz w:val="28"/>
+          <w:szCs w:val="28"/>
+          <w:lang w:eastAsia="ru-RU"/>
+        </w:rPr>
+        <w:t>6. Температура окружающей среды</w:t>
+      </w:r>
+      <w:r>
+        <w:rPr>
+          <w:rFonts w:ascii="Times New Roman" w:eastAsia="Times New Roman" w:hAnsi="Times New Roman" w:cs="Times New Roman"/>
+          <w:bCs/>
+          <w:color w:val="0F1115"/>
+          <w:sz w:val="28"/>
+          <w:szCs w:val="28"/>
+          <w:lang w:eastAsia="ru-RU"/>
+        </w:rPr>
+        <w:t xml:space="preserve"> - </w:t>
+      </w:r>
+      <w:r>
+        <w:rPr>
+          <w:rFonts w:ascii="Times New Roman" w:hAnsi="Times New Roman" w:cs="Times New Roman"/>
+          <w:color w:val="0F1115"/>
+          <w:sz w:val="28"/>
+          <w:szCs w:val="28"/>
+          <w:shd w:val="clear" w:color="auto" w:fill="FFFFFF"/>
+        </w:rPr>
+        <w:t>24°C ± 1°C</w:t>
+      </w:r>
+    </w:p>
+    <w:p>
+      <w:pPr>
+        <w:shd w:val="clear" w:color="auto" w:fill="FFFFFF"/>
+        <w:spacing w:after="0" w:line="360" w:lineRule="auto"/>
+        <w:ind w:firstLine="851"/>
+        <w:jc w:val="both"/>
+        <w:rPr>
+          <w:rFonts w:ascii="Times New Roman" w:eastAsia="Times New Roman" w:hAnsi="Times New Roman" w:cs="Times New Roman"/>
+          <w:bCs/>
+          <w:color w:val="0F1115"/>
+          <w:sz w:val="28"/>
+          <w:szCs w:val="28"/>
+          <w:lang w:eastAsia="ru-RU"/>
+        </w:rPr>
+      </w:pPr>
+      <w:r>
+        <w:rPr>
+          <w:rFonts w:ascii="Times New Roman" w:eastAsia="Times New Roman" w:hAnsi="Times New Roman" w:cs="Times New Roman"/>
+          <w:bCs/>
+          <w:color w:val="0F1115"/>
+          <w:sz w:val="28"/>
+          <w:szCs w:val="28"/>
+          <w:lang w:eastAsia="ru-RU"/>
+        </w:rPr>
+        <w:t>7. Схема подключения</w:t>
+      </w:r>
+      <w:r>
+        <w:rPr>
+          <w:rFonts w:ascii="Times New Roman" w:eastAsia="Times New Roman" w:hAnsi="Times New Roman" w:cs="Times New Roman"/>
+          <w:bCs/>
+          <w:color w:val="0F1115"/>
+          <w:sz w:val="28"/>
+          <w:szCs w:val="28"/>
+          <w:lang w:eastAsia="ru-RU"/>
+        </w:rPr>
+        <w:t xml:space="preserve"> - </w:t>
+      </w:r>
+      <w:r>
+        <w:rPr>
+          <w:rFonts w:ascii="Times New Roman" w:hAnsi="Times New Roman" w:cs="Times New Roman"/>
+          <w:color w:val="0F1115"/>
+          <w:sz w:val="28"/>
+          <w:szCs w:val="28"/>
+          <w:shd w:val="clear" w:color="auto" w:fill="FFFFFF"/>
+        </w:rPr>
+        <w:t>приём трафика на тестируемое устройство</w:t>
+      </w:r>
+    </w:p>
+    <w:p>
+      <w:pPr>
+        <w:shd w:val="clear" w:color="auto" w:fill="FFFFFF"/>
+        <w:spacing w:after="0" w:line="360" w:lineRule="auto"/>
+        <w:ind w:firstLine="851"/>
+        <w:jc w:val="both"/>
+        <w:rPr>
+          <w:rFonts w:ascii="Times New Roman" w:eastAsia="Times New Roman" w:hAnsi="Times New Roman" w:cs="Times New Roman"/>
+          <w:bCs/>
+          <w:color w:val="0F1115"/>
+          <w:sz w:val="28"/>
+          <w:szCs w:val="28"/>
+          <w:lang w:eastAsia="ru-RU"/>
+        </w:rPr>
+      </w:pPr>
+    </w:p>
+    <w:p>
+      <w:pPr>
+        <w:pStyle w:val="4"/>
+        <w:shd w:val="clear" w:color="auto" w:fill="FFFFFF"/>
+        <w:spacing w:before="0" w:beforeAutospacing="0" w:after="0" w:afterAutospacing="0" w:line="360" w:lineRule="auto"/>
+        <w:ind w:firstLine="851"/>
+        <w:jc w:val="both"/>
+        <w:rPr>
+          <w:b w:val="0"/>
+          <w:color w:val="0F1115"/>
+          <w:sz w:val="28"/>
+          <w:szCs w:val="28"/>
+        </w:rPr>
+      </w:pPr>
+      <w:r>
+        <w:rPr>
+          <w:b w:val="0"/>
+          <w:color w:val="0F1115"/>
+          <w:sz w:val="28"/>
+          <w:szCs w:val="28"/>
+        </w:rPr>
+        <w:t>Параметры методики:</w:t>
+      </w:r>
+    </w:p>
+    <w:p>
+      <w:pPr>
+        <w:pStyle w:val="5"/>
+        <w:spacing w:before="0" w:line="360" w:lineRule="auto"/>
+        <w:ind w:firstLine="851"/>
+        <w:jc w:val="both"/>
+        <w:rPr>
+          <w:rFonts w:ascii="Times New Roman" w:hAnsi="Times New Roman" w:cs="Times New Roman"/>
+          <w:color w:val="auto"/>
+          <w:sz w:val="28"/>
+          <w:szCs w:val="28"/>
+        </w:rPr>
+      </w:pPr>
+      <w:r>
+        <w:rPr>
+          <w:rFonts w:ascii="Times New Roman" w:hAnsi="Times New Roman" w:cs="Times New Roman"/>
+          <w:color w:val="auto"/>
+          <w:sz w:val="28"/>
+          <w:szCs w:val="28"/>
+        </w:rPr>
+        <w:t>Параметры генератора нагрузки:</w:t>
+      </w:r>
+    </w:p>
+    <w:p>
+      <w:pPr>
+        <w:spacing w:after="0" w:line="360" w:lineRule="auto"/>
+        <w:ind w:firstLine="851"/>
+        <w:jc w:val="both"/>
+        <w:rPr>
+          <w:rFonts w:ascii="Times New Roman" w:hAnsi="Times New Roman" w:cs="Times New Roman"/>
+          <w:sz w:val="28"/>
+          <w:szCs w:val="28"/>
+        </w:rPr>
+      </w:pPr>
+      <w:r>
+        <w:rPr>
+          <w:rFonts w:ascii="Times New Roman" w:eastAsia="Times New Roman" w:hAnsi="Times New Roman" w:cs="Times New Roman"/>
+          <w:bCs/>
+          <w:sz w:val="28"/>
+          <w:szCs w:val="28"/>
+          <w:lang w:eastAsia="ru-RU"/>
+        </w:rPr>
+        <w:t>1. Модель генератора трафика</w:t>
+      </w:r>
+      <w:r>
+        <w:rPr>
+          <w:rFonts w:ascii="Times New Roman" w:eastAsia="Times New Roman" w:hAnsi="Times New Roman" w:cs="Times New Roman"/>
+          <w:bCs/>
+          <w:sz w:val="28"/>
+          <w:szCs w:val="28"/>
+          <w:lang w:eastAsia="ru-RU"/>
+        </w:rPr>
+        <w:t xml:space="preserve"> - </w:t>
+      </w:r>
+      <w:proofErr w:type="spellStart"/>
+      <w:r>
+        <w:rPr>
+          <w:rFonts w:ascii="Times New Roman" w:hAnsi="Times New Roman" w:cs="Times New Roman"/>
+          <w:sz w:val="28"/>
+          <w:szCs w:val="28"/>
+          <w:shd w:val="clear" w:color="auto" w:fill="FFFFFF"/>
+        </w:rPr>
+        <w:t>Xena</w:t>
+      </w:r>
+      <w:proofErr w:type="spellEnd"/>
+      <w:r>
+        <w:rPr>
+          <w:rFonts w:ascii="Times New Roman" w:hAnsi="Times New Roman" w:cs="Times New Roman"/>
+          <w:sz w:val="28"/>
+          <w:szCs w:val="28"/>
+          <w:shd w:val="clear" w:color="auto" w:fill="FFFFFF"/>
+        </w:rPr>
+        <w:t xml:space="preserve"> </w:t>
+      </w:r>
+      <w:proofErr w:type="spellStart"/>
+      <w:r>
+        <w:rPr>
+          <w:rFonts w:ascii="Times New Roman" w:hAnsi="Times New Roman" w:cs="Times New Roman"/>
+          <w:sz w:val="28"/>
+          <w:szCs w:val="28"/>
+          <w:shd w:val="clear" w:color="auto" w:fill="FFFFFF"/>
+        </w:rPr>
+        <w:t>Vulcan</w:t>
+      </w:r>
+      <w:proofErr w:type="spellEnd"/>
+      <w:r>
+        <w:rPr>
+          <w:rFonts w:ascii="Times New Roman" w:hAnsi="Times New Roman" w:cs="Times New Roman"/>
+          <w:sz w:val="28"/>
+          <w:szCs w:val="28"/>
+          <w:shd w:val="clear" w:color="auto" w:fill="FFFFFF"/>
+        </w:rPr>
+        <w:t xml:space="preserve"> 100G-4Q</w:t>
+      </w:r>
+    </w:p>
+    <w:p>
+      <w:pPr>
+        <w:spacing w:after="0" w:line="360" w:lineRule="auto"/>
+        <w:ind w:firstLine="851"/>
+        <w:jc w:val="both"/>
+        <w:rPr>
+          <w:rFonts w:ascii="Times New Roman" w:hAnsi="Times New Roman" w:cs="Times New Roman"/>
+          <w:sz w:val="28"/>
+          <w:szCs w:val="28"/>
+        </w:rPr>
+      </w:pPr>
+      <w:r>
+        <w:rPr>
+          <w:rFonts w:ascii="Times New Roman" w:eastAsia="Times New Roman" w:hAnsi="Times New Roman" w:cs="Times New Roman"/>
+          <w:bCs/>
+          <w:sz w:val="28"/>
+          <w:szCs w:val="28"/>
+          <w:lang w:eastAsia="ru-RU"/>
+        </w:rPr>
+        <w:t>2. Версия ПО управления генератором</w:t>
+      </w:r>
+      <w:r>
+        <w:rPr>
+          <w:rFonts w:ascii="Times New Roman" w:eastAsia="Times New Roman" w:hAnsi="Times New Roman" w:cs="Times New Roman"/>
+          <w:bCs/>
+          <w:sz w:val="28"/>
+          <w:szCs w:val="28"/>
+          <w:lang w:eastAsia="ru-RU"/>
+        </w:rPr>
+        <w:t xml:space="preserve"> - </w:t>
+      </w:r>
+      <w:proofErr w:type="spellStart"/>
+      <w:r>
+        <w:rPr>
+          <w:rFonts w:ascii="Times New Roman" w:hAnsi="Times New Roman" w:cs="Times New Roman"/>
+          <w:sz w:val="28"/>
+          <w:szCs w:val="28"/>
+          <w:shd w:val="clear" w:color="auto" w:fill="FFFFFF"/>
+        </w:rPr>
+        <w:t>Xena</w:t>
+      </w:r>
+      <w:proofErr w:type="spellEnd"/>
+      <w:r>
+        <w:rPr>
+          <w:rFonts w:ascii="Times New Roman" w:hAnsi="Times New Roman" w:cs="Times New Roman"/>
+          <w:sz w:val="28"/>
+          <w:szCs w:val="28"/>
+          <w:shd w:val="clear" w:color="auto" w:fill="FFFFFF"/>
+        </w:rPr>
+        <w:t xml:space="preserve"> </w:t>
+      </w:r>
+      <w:proofErr w:type="spellStart"/>
+      <w:r>
+        <w:rPr>
+          <w:rFonts w:ascii="Times New Roman" w:hAnsi="Times New Roman" w:cs="Times New Roman"/>
+          <w:sz w:val="28"/>
+          <w:szCs w:val="28"/>
+          <w:shd w:val="clear" w:color="auto" w:fill="FFFFFF"/>
+        </w:rPr>
+        <w:t>Manager</w:t>
+      </w:r>
+      <w:proofErr w:type="spellEnd"/>
+      <w:r>
+        <w:rPr>
+          <w:rFonts w:ascii="Times New Roman" w:hAnsi="Times New Roman" w:cs="Times New Roman"/>
+          <w:sz w:val="28"/>
+          <w:szCs w:val="28"/>
+          <w:shd w:val="clear" w:color="auto" w:fill="FFFFFF"/>
+        </w:rPr>
+        <w:t xml:space="preserve"> v.2.10</w:t>
+      </w:r>
+    </w:p>
+    <w:p>
+      <w:pPr>
+        <w:spacing w:after="0" w:line="360" w:lineRule="auto"/>
+        <w:ind w:firstLine="851"/>
+        <w:jc w:val="both"/>
+        <w:rPr>
+          <w:rFonts w:ascii="Times New Roman" w:eastAsia="Times New Roman" w:hAnsi="Times New Roman" w:cs="Times New Roman"/>
+          <w:bCs/>
+          <w:sz w:val="28"/>
+          <w:szCs w:val="28"/>
+          <w:lang w:eastAsia="ru-RU"/>
+        </w:rPr>
+      </w:pPr>
+      <w:r>
+        <w:rPr>
+          <w:rFonts w:ascii="Times New Roman" w:eastAsia="Times New Roman" w:hAnsi="Times New Roman" w:cs="Times New Roman"/>
+          <w:bCs/>
+          <w:sz w:val="28"/>
+          <w:szCs w:val="28"/>
+          <w:lang w:eastAsia="ru-RU"/>
+        </w:rPr>
+        <w:t>3. Тип портов генератора</w:t>
+      </w:r>
+      <w:r>
+        <w:rPr>
+          <w:rFonts w:ascii="Times New Roman" w:eastAsia="Times New Roman" w:hAnsi="Times New Roman" w:cs="Times New Roman"/>
+          <w:bCs/>
+          <w:sz w:val="28"/>
+          <w:szCs w:val="28"/>
+          <w:lang w:eastAsia="ru-RU"/>
+        </w:rPr>
+        <w:t xml:space="preserve"> - </w:t>
+      </w:r>
+      <w:r>
+        <w:rPr>
+          <w:rFonts w:ascii="Times New Roman" w:hAnsi="Times New Roman" w:cs="Times New Roman"/>
+          <w:sz w:val="28"/>
+          <w:szCs w:val="28"/>
+          <w:shd w:val="clear" w:color="auto" w:fill="FFFFFF"/>
+        </w:rPr>
+        <w:t xml:space="preserve">2 порта 10 </w:t>
+      </w:r>
+      <w:proofErr w:type="spellStart"/>
+      <w:r>
+        <w:rPr>
+          <w:rFonts w:ascii="Times New Roman" w:hAnsi="Times New Roman" w:cs="Times New Roman"/>
+          <w:sz w:val="28"/>
+          <w:szCs w:val="28"/>
+          <w:shd w:val="clear" w:color="auto" w:fill="FFFFFF"/>
+        </w:rPr>
+        <w:t>GbE</w:t>
+      </w:r>
+      <w:proofErr w:type="spellEnd"/>
+      <w:r>
+        <w:rPr>
+          <w:rFonts w:ascii="Times New Roman" w:hAnsi="Times New Roman" w:cs="Times New Roman"/>
+          <w:sz w:val="28"/>
+          <w:szCs w:val="28"/>
+          <w:shd w:val="clear" w:color="auto" w:fill="FFFFFF"/>
+        </w:rPr>
+        <w:t xml:space="preserve"> SFP+</w:t>
+      </w:r>
+    </w:p>
+    <w:p>
+      <w:pPr>
+        <w:spacing w:after="0" w:line="360" w:lineRule="auto"/>
+        <w:ind w:firstLine="851"/>
+        <w:jc w:val="both"/>
+        <w:rPr>
+          <w:rFonts w:ascii="Times New Roman" w:eastAsia="Times New Roman" w:hAnsi="Times New Roman" w:cs="Times New Roman"/>
+          <w:bCs/>
+          <w:sz w:val="28"/>
+          <w:szCs w:val="28"/>
+          <w:lang w:eastAsia="ru-RU"/>
+        </w:rPr>
+      </w:pPr>
+    </w:p>
+    <w:p>
+      <w:pPr>
+        <w:spacing w:after="0" w:line="360" w:lineRule="auto"/>
+        <w:ind w:firstLine="851"/>
+        <w:jc w:val="both"/>
+        <w:rPr>
+          <w:rFonts w:ascii="Times New Roman" w:eastAsia="Times New Roman" w:hAnsi="Times New Roman" w:cs="Times New Roman"/>
+          <w:bCs/>
+          <w:sz w:val="28"/>
+          <w:szCs w:val="28"/>
+          <w:lang w:eastAsia="ru-RU"/>
+        </w:rPr>
+      </w:pPr>
+      <w:r>
+        <w:rPr>
+          <w:rFonts w:ascii="Times New Roman" w:eastAsia="Times New Roman" w:hAnsi="Times New Roman" w:cs="Times New Roman"/>
+          <w:bCs/>
+          <w:sz w:val="28"/>
+          <w:szCs w:val="28"/>
+          <w:lang w:eastAsia="ru-RU"/>
+        </w:rPr>
+        <w:t>Параметры метода нагрузки:</w:t>
+      </w:r>
+    </w:p>
+    <w:p>
+      <w:pPr>
+        <w:spacing w:after="0" w:line="360" w:lineRule="auto"/>
+        <w:ind w:firstLine="851"/>
+        <w:jc w:val="both"/>
+        <w:rPr>
+          <w:rFonts w:ascii="Times New Roman" w:eastAsia="Times New Roman" w:hAnsi="Times New Roman" w:cs="Times New Roman"/>
+          <w:bCs/>
+          <w:sz w:val="28"/>
+          <w:szCs w:val="28"/>
+          <w:lang w:eastAsia="ru-RU"/>
+        </w:rPr>
+      </w:pPr>
+      <w:r>
+        <w:rPr>
+          <w:rFonts w:ascii="Times New Roman" w:eastAsia="Times New Roman" w:hAnsi="Times New Roman" w:cs="Times New Roman"/>
+          <w:bCs/>
+          <w:sz w:val="28"/>
+          <w:szCs w:val="28"/>
+          <w:lang w:eastAsia="ru-RU"/>
+        </w:rPr>
+        <w:t>1. Протокол транспортного уровня</w:t>
+      </w:r>
+      <w:r>
+        <w:rPr>
+          <w:rFonts w:ascii="Times New Roman" w:eastAsia="Times New Roman" w:hAnsi="Times New Roman" w:cs="Times New Roman"/>
+          <w:bCs/>
+          <w:sz w:val="28"/>
+          <w:szCs w:val="28"/>
+          <w:lang w:eastAsia="ru-RU"/>
+        </w:rPr>
+        <w:t xml:space="preserve"> - </w:t>
+      </w:r>
+      <w:r>
+        <w:rPr>
+          <w:rFonts w:ascii="Times New Roman" w:hAnsi="Times New Roman" w:cs="Times New Roman"/>
+          <w:sz w:val="28"/>
+          <w:szCs w:val="28"/>
+          <w:shd w:val="clear" w:color="auto" w:fill="FFFFFF"/>
+        </w:rPr>
+        <w:t>UDP</w:t>
+      </w:r>
+    </w:p>
+    <w:p>
+      <w:pPr>
+        <w:spacing w:after="0" w:line="360" w:lineRule="auto"/>
+        <w:ind w:firstLine="851"/>
+        <w:jc w:val="both"/>
+        <w:rPr>
+          <w:rFonts w:ascii="Times New Roman" w:eastAsia="Times New Roman" w:hAnsi="Times New Roman" w:cs="Times New Roman"/>
+          <w:bCs/>
+          <w:sz w:val="28"/>
+          <w:szCs w:val="28"/>
+          <w:lang w:eastAsia="ru-RU"/>
+        </w:rPr>
+      </w:pPr>
+      <w:r>
+        <w:rPr>
+          <w:rFonts w:ascii="Times New Roman" w:eastAsia="Times New Roman" w:hAnsi="Times New Roman" w:cs="Times New Roman"/>
+          <w:bCs/>
+          <w:sz w:val="28"/>
+          <w:szCs w:val="28"/>
+          <w:lang w:eastAsia="ru-RU"/>
+        </w:rPr>
+        <w:t xml:space="preserve">2. Размер кадра </w:t>
+      </w:r>
+      <w:r>
+        <w:rPr>
+          <w:rFonts w:ascii="Times New Roman" w:eastAsia="Times New Roman" w:hAnsi="Times New Roman" w:cs="Times New Roman"/>
+          <w:bCs/>
+          <w:sz w:val="28"/>
+          <w:szCs w:val="28"/>
+          <w:lang w:eastAsia="ru-RU"/>
+        </w:rPr>
+        <w:t xml:space="preserve">- </w:t>
+      </w:r>
+      <w:r>
+        <w:rPr>
+          <w:rFonts w:ascii="Times New Roman" w:hAnsi="Times New Roman" w:cs="Times New Roman"/>
+          <w:sz w:val="28"/>
+          <w:szCs w:val="28"/>
+          <w:shd w:val="clear" w:color="auto" w:fill="FFFFFF"/>
+        </w:rPr>
+        <w:t>1024 байта</w:t>
+      </w:r>
+    </w:p>
+    <w:p>
+      <w:pPr>
+        <w:spacing w:after="0" w:line="360" w:lineRule="auto"/>
+        <w:ind w:firstLine="851"/>
+        <w:jc w:val="both"/>
+        <w:rPr>
+          <w:rFonts w:ascii="Times New Roman" w:eastAsia="Times New Roman" w:hAnsi="Times New Roman" w:cs="Times New Roman"/>
+          <w:bCs/>
+          <w:sz w:val="28"/>
+          <w:szCs w:val="28"/>
+          <w:lang w:eastAsia="ru-RU"/>
+        </w:rPr>
+      </w:pPr>
+      <w:r>
+        <w:rPr>
+          <w:rFonts w:ascii="Times New Roman" w:eastAsia="Times New Roman" w:hAnsi="Times New Roman" w:cs="Times New Roman"/>
+          <w:bCs/>
+          <w:sz w:val="28"/>
+          <w:szCs w:val="28"/>
+          <w:lang w:eastAsia="ru-RU"/>
+        </w:rPr>
+        <w:t>3. Количество одновременных потоков</w:t>
+      </w:r>
+      <w:r>
+        <w:rPr>
+          <w:rFonts w:ascii="Times New Roman" w:eastAsia="Times New Roman" w:hAnsi="Times New Roman" w:cs="Times New Roman"/>
+          <w:bCs/>
+          <w:sz w:val="28"/>
+          <w:szCs w:val="28"/>
+          <w:lang w:eastAsia="ru-RU"/>
+        </w:rPr>
+        <w:t xml:space="preserve"> - </w:t>
+      </w:r>
+      <w:r>
+        <w:rPr>
+          <w:rFonts w:ascii="Times New Roman" w:hAnsi="Times New Roman" w:cs="Times New Roman"/>
+          <w:sz w:val="28"/>
+          <w:szCs w:val="28"/>
+          <w:shd w:val="clear" w:color="auto" w:fill="FFFFFF"/>
+        </w:rPr>
+        <w:t>64 потока</w:t>
+      </w:r>
+    </w:p>
+    <w:p>
+      <w:pPr>
+        <w:spacing w:after="0" w:line="360" w:lineRule="auto"/>
+        <w:ind w:firstLine="851"/>
+        <w:jc w:val="both"/>
+        <w:rPr>
+          <w:rFonts w:ascii="Times New Roman" w:eastAsia="Times New Roman" w:hAnsi="Times New Roman" w:cs="Times New Roman"/>
+          <w:bCs/>
+          <w:sz w:val="28"/>
+          <w:szCs w:val="28"/>
+          <w:lang w:eastAsia="ru-RU"/>
+        </w:rPr>
+      </w:pPr>
+      <w:r>
+        <w:rPr>
+          <w:rFonts w:ascii="Times New Roman" w:eastAsia="Times New Roman" w:hAnsi="Times New Roman" w:cs="Times New Roman"/>
+          <w:bCs/>
+          <w:sz w:val="28"/>
+          <w:szCs w:val="28"/>
+          <w:lang w:eastAsia="ru-RU"/>
+        </w:rPr>
+        <w:t>4</w:t>
+      </w:r>
+      <w:r>
+        <w:rPr>
+          <w:rFonts w:ascii="Times New Roman" w:eastAsia="Times New Roman" w:hAnsi="Times New Roman" w:cs="Times New Roman"/>
+          <w:bCs/>
+          <w:sz w:val="28"/>
+          <w:szCs w:val="28"/>
+          <w:lang w:eastAsia="ru-RU"/>
+        </w:rPr>
+        <w:t xml:space="preserve">. Длительность этапа измерения </w:t>
+      </w:r>
+      <w:r>
+        <w:rPr>
+          <w:rFonts w:ascii="Times New Roman" w:eastAsia="Times New Roman" w:hAnsi="Times New Roman" w:cs="Times New Roman"/>
+          <w:bCs/>
+          <w:sz w:val="28"/>
+          <w:szCs w:val="28"/>
+          <w:lang w:eastAsia="ru-RU"/>
+        </w:rPr>
+        <w:t xml:space="preserve">- </w:t>
+      </w:r>
+      <w:r>
+        <w:rPr>
+          <w:rFonts w:ascii="Times New Roman" w:hAnsi="Times New Roman" w:cs="Times New Roman"/>
+          <w:sz w:val="28"/>
+          <w:szCs w:val="28"/>
+          <w:shd w:val="clear" w:color="auto" w:fill="FFFFFF"/>
+        </w:rPr>
+        <w:t>5 минут</w:t>
+      </w:r>
+    </w:p>
+    <w:p>
+      <w:pPr>
+        <w:spacing w:after="0" w:line="360" w:lineRule="auto"/>
+        <w:ind w:firstLine="851"/>
+        <w:jc w:val="both"/>
+        <w:rPr>
+          <w:rFonts w:ascii="Times New Roman" w:eastAsia="Times New Roman" w:hAnsi="Times New Roman" w:cs="Times New Roman"/>
+          <w:bCs/>
+          <w:sz w:val="28"/>
+          <w:szCs w:val="28"/>
+          <w:lang w:val="en-US" w:eastAsia="ru-RU"/>
+        </w:rPr>
+      </w:pPr>
+      <w:r>
+        <w:rPr>
+          <w:rFonts w:ascii="Times New Roman" w:eastAsia="Times New Roman" w:hAnsi="Times New Roman" w:cs="Times New Roman"/>
+          <w:bCs/>
+          <w:sz w:val="28"/>
+          <w:szCs w:val="28"/>
+          <w:lang w:eastAsia="ru-RU"/>
+        </w:rPr>
+        <w:t>5. Количество циклов тестирования</w:t>
+      </w:r>
+      <w:r>
+        <w:rPr>
+          <w:rFonts w:ascii="Times New Roman" w:eastAsia="Times New Roman" w:hAnsi="Times New Roman" w:cs="Times New Roman"/>
+          <w:bCs/>
+          <w:sz w:val="28"/>
+          <w:szCs w:val="28"/>
+          <w:lang w:val="en-US" w:eastAsia="ru-RU"/>
+        </w:rPr>
+        <w:t xml:space="preserve"> – 5</w:t>
+      </w:r>
+    </w:p>
+    <w:p>
+      <w:pPr>
+        <w:spacing w:after="0" w:line="360" w:lineRule="auto"/>
+        <w:ind w:firstLine="851"/>
+        <w:jc w:val="both"/>
+        <w:rPr>
+          <w:rFonts w:ascii="Times New Roman" w:eastAsia="Times New Roman" w:hAnsi="Times New Roman" w:cs="Times New Roman"/>
+          <w:bCs/>
+          <w:sz w:val="28"/>
+          <w:szCs w:val="28"/>
+          <w:lang w:val="en-US" w:eastAsia="ru-RU"/>
+        </w:rPr>
+      </w:pPr>
+    </w:p>
+    <w:p>
+      <w:pPr>
+        <w:spacing w:after="0" w:line="360" w:lineRule="auto"/>
+        <w:ind w:firstLine="851"/>
+        <w:jc w:val="both"/>
+        <w:rPr>
+          <w:rFonts w:ascii="Times New Roman" w:eastAsia="Times New Roman" w:hAnsi="Times New Roman" w:cs="Times New Roman"/>
+          <w:bCs/>
+          <w:sz w:val="28"/>
+          <w:szCs w:val="28"/>
+          <w:lang w:val="en-US" w:eastAsia="ru-RU"/>
+        </w:rPr>
+      </w:pPr>
+      <w:r>
+        <w:rPr>
+          <w:rFonts w:ascii="Times New Roman" w:eastAsia="Times New Roman" w:hAnsi="Times New Roman" w:cs="Times New Roman"/>
+          <w:bCs/>
+          <w:sz w:val="28"/>
+          <w:szCs w:val="28"/>
+          <w:lang w:val="en-US" w:eastAsia="ru-RU"/>
+        </w:rPr>
+        <w:t>3. c</w:t>
+      </w:r>
+    </w:p>
+    <w:p>
+      <w:pPr>
+        <w:spacing w:after="0" w:line="360" w:lineRule="auto"/>
+        <w:ind w:firstLine="851"/>
+        <w:jc w:val="both"/>
+        <w:rPr>
+          <w:rFonts w:ascii="Times New Roman" w:hAnsi="Times New Roman" w:cs="Times New Roman"/>
+          <w:sz w:val="28"/>
+          <w:szCs w:val="28"/>
+          <w:shd w:val="clear" w:color="auto" w:fill="EDF3FE"/>
+          <w:lang w:val="en-US"/>
+        </w:rPr>
+      </w:pPr>
+      <w:r>
+        <w:rPr>
+          <w:rFonts w:ascii="Times New Roman" w:hAnsi="Times New Roman" w:cs="Times New Roman"/>
+          <w:sz w:val="28"/>
+          <w:szCs w:val="28"/>
+          <w:shd w:val="clear" w:color="auto" w:fill="EDF3FE"/>
+        </w:rPr>
+        <w:t>Метрики производительности</w:t>
+      </w:r>
+      <w:r>
+        <w:rPr>
+          <w:rFonts w:ascii="Times New Roman" w:hAnsi="Times New Roman" w:cs="Times New Roman"/>
+          <w:sz w:val="28"/>
+          <w:szCs w:val="28"/>
+          <w:shd w:val="clear" w:color="auto" w:fill="EDF3FE"/>
+          <w:lang w:val="en-US"/>
         </w:rPr>
         <w:t>:</w:t>
       </w:r>
     </w:p>
     <w:p>
       <w:pPr>
-        <w:shd w:val="clear" w:color="auto" w:fill="FFFFFF"/>
+        <w:pStyle w:val="a3"/>
+        <w:numPr>
+          <w:ilvl w:val="0"/>
+          <w:numId w:val="8"/>
+        </w:numPr>
         <w:spacing w:after="0" w:line="360" w:lineRule="auto"/>
-        <w:ind w:firstLine="851"/>
-        <w:jc w:val="both"/>
-        <w:rPr>
-          <w:rFonts w:ascii="Times New Roman" w:eastAsia="Times New Roman" w:hAnsi="Times New Roman" w:cs="Times New Roman"/>
-          <w:sz w:val="28"/>
-          <w:szCs w:val="28"/>
-          <w:lang w:eastAsia="ru-RU"/>
-        </w:rPr>
-      </w:pPr>
-    </w:p>
-    <w:p>
-      <w:pPr>
-        <w:shd w:val="clear" w:color="auto" w:fill="FFFFFF"/>
+        <w:ind w:left="0" w:firstLine="851"/>
+        <w:contextualSpacing w:val="0"/>
+        <w:jc w:val="both"/>
+        <w:rPr>
+          <w:rStyle w:val="a4"/>
+          <w:rFonts w:ascii="Times New Roman" w:eastAsia="Times New Roman" w:hAnsi="Times New Roman" w:cs="Times New Roman"/>
+          <w:b w:val="0"/>
+          <w:sz w:val="28"/>
+          <w:szCs w:val="28"/>
+          <w:lang w:eastAsia="ru-RU"/>
+        </w:rPr>
+      </w:pPr>
+      <w:r>
+        <w:rPr>
+          <w:rStyle w:val="a4"/>
+          <w:rFonts w:ascii="Times New Roman" w:hAnsi="Times New Roman" w:cs="Times New Roman"/>
+          <w:b w:val="0"/>
+          <w:sz w:val="28"/>
+          <w:szCs w:val="28"/>
+          <w:shd w:val="clear" w:color="auto" w:fill="FFFFFF"/>
+        </w:rPr>
+        <w:t>Средняя пропускная способность</w:t>
+      </w:r>
+      <w:r>
+        <w:rPr>
+          <w:rStyle w:val="a4"/>
+          <w:rFonts w:ascii="Times New Roman" w:hAnsi="Times New Roman" w:cs="Times New Roman"/>
+          <w:b w:val="0"/>
+          <w:sz w:val="28"/>
+          <w:szCs w:val="28"/>
+          <w:shd w:val="clear" w:color="auto" w:fill="FFFFFF"/>
+        </w:rPr>
+        <w:t xml:space="preserve"> - </w:t>
+      </w:r>
+      <w:r>
+        <w:rPr>
+          <w:rFonts w:ascii="Times New Roman" w:hAnsi="Times New Roman" w:cs="Times New Roman"/>
+          <w:sz w:val="28"/>
+          <w:szCs w:val="28"/>
+          <w:shd w:val="clear" w:color="auto" w:fill="FFFFFF"/>
+        </w:rPr>
+        <w:t>Среднее арифметическое значение скорости передачи полезных данных</w:t>
+      </w:r>
+      <w:r>
+        <w:rPr>
+          <w:rFonts w:ascii="Times New Roman" w:hAnsi="Times New Roman" w:cs="Times New Roman"/>
+          <w:sz w:val="28"/>
+          <w:szCs w:val="28"/>
+          <w:shd w:val="clear" w:color="auto" w:fill="FFFFFF"/>
+        </w:rPr>
+        <w:t xml:space="preserve"> </w:t>
+      </w:r>
+      <w:r>
+        <w:rPr>
+          <w:rFonts w:ascii="Times New Roman" w:hAnsi="Times New Roman" w:cs="Times New Roman"/>
+          <w:sz w:val="28"/>
+          <w:szCs w:val="28"/>
+          <w:shd w:val="clear" w:color="auto" w:fill="FFFFFF"/>
+        </w:rPr>
+        <w:t>за весь период измерения</w:t>
+      </w:r>
+      <w:r>
+        <w:rPr>
+          <w:rFonts w:ascii="Times New Roman" w:hAnsi="Times New Roman" w:cs="Times New Roman"/>
+          <w:sz w:val="28"/>
+          <w:szCs w:val="28"/>
+          <w:shd w:val="clear" w:color="auto" w:fill="FFFFFF"/>
+        </w:rPr>
+        <w:t xml:space="preserve"> </w:t>
+      </w:r>
+      <w:proofErr w:type="gramStart"/>
+      <w:r>
+        <w:rPr>
+          <w:rFonts w:ascii="Times New Roman" w:hAnsi="Times New Roman" w:cs="Times New Roman"/>
+          <w:sz w:val="28"/>
+          <w:szCs w:val="28"/>
+          <w:shd w:val="clear" w:color="auto" w:fill="FFFFFF"/>
+        </w:rPr>
+        <w:t>(&gt;</w:t>
+      </w:r>
+      <w:r>
+        <w:rPr>
+          <w:rFonts w:ascii="Times New Roman" w:hAnsi="Times New Roman" w:cs="Times New Roman"/>
+          <w:sz w:val="28"/>
+          <w:szCs w:val="28"/>
+          <w:shd w:val="clear" w:color="auto" w:fill="FFFFFF"/>
+        </w:rPr>
+        <w:t>=</w:t>
+      </w:r>
+      <w:proofErr w:type="gramEnd"/>
+      <w:r>
+        <w:rPr>
+          <w:rFonts w:ascii="Times New Roman" w:hAnsi="Times New Roman" w:cs="Times New Roman"/>
+          <w:sz w:val="28"/>
+          <w:szCs w:val="28"/>
+          <w:shd w:val="clear" w:color="auto" w:fill="FFFFFF"/>
+        </w:rPr>
+        <w:t xml:space="preserve"> 900 Мбит/</w:t>
+      </w:r>
+      <w:r>
+        <w:rPr>
+          <w:rFonts w:ascii="Times New Roman" w:hAnsi="Times New Roman" w:cs="Times New Roman"/>
+          <w:sz w:val="28"/>
+          <w:szCs w:val="28"/>
+          <w:shd w:val="clear" w:color="auto" w:fill="FFFFFF"/>
+          <w:lang w:val="en-US"/>
+        </w:rPr>
+        <w:t>c</w:t>
+      </w:r>
+      <w:r>
+        <w:rPr>
+          <w:rFonts w:ascii="Times New Roman" w:hAnsi="Times New Roman" w:cs="Times New Roman"/>
+          <w:sz w:val="28"/>
+          <w:szCs w:val="28"/>
+          <w:shd w:val="clear" w:color="auto" w:fill="FFFFFF"/>
+        </w:rPr>
+        <w:t>)</w:t>
+      </w:r>
+    </w:p>
+    <w:p>
+      <w:pPr>
+        <w:pStyle w:val="a3"/>
+        <w:numPr>
+          <w:ilvl w:val="0"/>
+          <w:numId w:val="8"/>
+        </w:numPr>
         <w:spacing w:after="0" w:line="360" w:lineRule="auto"/>
-        <w:ind w:firstLine="851"/>
-        <w:jc w:val="both"/>
-        <w:rPr>
-          <w:rFonts w:ascii="Times New Roman" w:eastAsia="Times New Roman" w:hAnsi="Times New Roman" w:cs="Times New Roman"/>
-          <w:sz w:val="28"/>
-          <w:szCs w:val="28"/>
-          <w:lang w:eastAsia="ru-RU"/>
-        </w:rPr>
-      </w:pPr>
-    </w:p>
-    <w:p>
-      <w:pPr>
-        <w:shd w:val="clear" w:color="auto" w:fill="FFFFFF"/>
+        <w:ind w:left="0" w:firstLine="851"/>
+        <w:contextualSpacing w:val="0"/>
+        <w:jc w:val="both"/>
+        <w:rPr>
+          <w:rFonts w:ascii="Times New Roman" w:eastAsia="Times New Roman" w:hAnsi="Times New Roman" w:cs="Times New Roman"/>
+          <w:bCs/>
+          <w:sz w:val="28"/>
+          <w:szCs w:val="28"/>
+          <w:lang w:eastAsia="ru-RU"/>
+        </w:rPr>
+      </w:pPr>
+      <w:r>
+        <w:rPr>
+          <w:rFonts w:ascii="Times New Roman" w:eastAsia="Times New Roman" w:hAnsi="Times New Roman" w:cs="Times New Roman"/>
+          <w:bCs/>
+          <w:sz w:val="28"/>
+          <w:szCs w:val="28"/>
+          <w:lang w:eastAsia="ru-RU"/>
+        </w:rPr>
+        <w:t xml:space="preserve">Пиковая пропускная способность - </w:t>
+      </w:r>
+      <w:r>
+        <w:rPr>
+          <w:rFonts w:ascii="Times New Roman" w:hAnsi="Times New Roman" w:cs="Times New Roman"/>
+          <w:sz w:val="28"/>
+          <w:szCs w:val="28"/>
+          <w:shd w:val="clear" w:color="auto" w:fill="FFFFFF"/>
+        </w:rPr>
+        <w:t>Максимальное мгновенное значение скорости, зафиксированное за период измерения</w:t>
+      </w:r>
+    </w:p>
+    <w:p>
+      <w:pPr>
+        <w:pStyle w:val="a3"/>
+        <w:numPr>
+          <w:ilvl w:val="0"/>
+          <w:numId w:val="8"/>
+        </w:numPr>
         <w:spacing w:after="0" w:line="360" w:lineRule="auto"/>
-        <w:ind w:firstLine="851"/>
-        <w:jc w:val="both"/>
-        <w:rPr>
-          <w:rFonts w:ascii="Times New Roman" w:eastAsia="Times New Roman" w:hAnsi="Times New Roman" w:cs="Times New Roman"/>
-          <w:sz w:val="28"/>
-          <w:szCs w:val="28"/>
-          <w:lang w:eastAsia="ru-RU"/>
-        </w:rPr>
-      </w:pPr>
-    </w:p>
-    <w:p>
-      <w:pPr>
-        <w:shd w:val="clear" w:color="auto" w:fill="FFFFFF"/>
+        <w:ind w:left="0" w:firstLine="851"/>
+        <w:contextualSpacing w:val="0"/>
+        <w:jc w:val="both"/>
+        <w:rPr>
+          <w:rFonts w:ascii="Times New Roman" w:eastAsia="Times New Roman" w:hAnsi="Times New Roman" w:cs="Times New Roman"/>
+          <w:bCs/>
+          <w:sz w:val="28"/>
+          <w:szCs w:val="28"/>
+          <w:lang w:eastAsia="ru-RU"/>
+        </w:rPr>
+      </w:pPr>
+      <w:r>
+        <w:rPr>
+          <w:rFonts w:ascii="Times New Roman" w:eastAsia="Times New Roman" w:hAnsi="Times New Roman" w:cs="Times New Roman"/>
+          <w:bCs/>
+          <w:sz w:val="28"/>
+          <w:szCs w:val="28"/>
+          <w:lang w:eastAsia="ru-RU"/>
+        </w:rPr>
+        <w:t xml:space="preserve">Коэффициент потерь пакетов - </w:t>
+      </w:r>
+      <w:r>
+        <w:rPr>
+          <w:rFonts w:ascii="Times New Roman" w:hAnsi="Times New Roman" w:cs="Times New Roman"/>
+          <w:sz w:val="28"/>
+          <w:szCs w:val="28"/>
+          <w:shd w:val="clear" w:color="auto" w:fill="FFFFFF"/>
+        </w:rPr>
+        <w:t>Отношение потерянных пакетов к общему числу отправленных пакетов</w:t>
+      </w:r>
+      <w:r>
+        <w:rPr>
+          <w:rFonts w:ascii="Times New Roman" w:hAnsi="Times New Roman" w:cs="Times New Roman"/>
+          <w:sz w:val="28"/>
+          <w:szCs w:val="28"/>
+          <w:shd w:val="clear" w:color="auto" w:fill="FFFFFF"/>
+        </w:rPr>
+        <w:t xml:space="preserve"> (</w:t>
+      </w:r>
+      <w:r>
+        <w:rPr>
+          <w:rStyle w:val="a4"/>
+          <w:rFonts w:ascii="Times New Roman" w:hAnsi="Times New Roman" w:cs="Times New Roman"/>
+          <w:b w:val="0"/>
+          <w:color w:val="0F1115"/>
+          <w:sz w:val="28"/>
+          <w:szCs w:val="28"/>
+          <w:shd w:val="clear" w:color="auto" w:fill="FFFFFF"/>
+        </w:rPr>
+        <w:t>&lt;=</w:t>
+      </w:r>
+      <w:r>
+        <w:rPr>
+          <w:rStyle w:val="a4"/>
+          <w:rFonts w:ascii="Times New Roman" w:hAnsi="Times New Roman" w:cs="Times New Roman"/>
+          <w:b w:val="0"/>
+          <w:color w:val="0F1115"/>
+          <w:sz w:val="28"/>
+          <w:szCs w:val="28"/>
+          <w:shd w:val="clear" w:color="auto" w:fill="FFFFFF"/>
+        </w:rPr>
+        <w:t xml:space="preserve"> 0,01%</w:t>
+      </w:r>
+      <w:r>
+        <w:rPr>
+          <w:rFonts w:ascii="Times New Roman" w:hAnsi="Times New Roman" w:cs="Times New Roman"/>
+          <w:sz w:val="28"/>
+          <w:szCs w:val="28"/>
+          <w:shd w:val="clear" w:color="auto" w:fill="FFFFFF"/>
+        </w:rPr>
+        <w:t>)</w:t>
+      </w:r>
+    </w:p>
+    <w:p>
+      <w:pPr>
+        <w:pStyle w:val="a3"/>
+        <w:numPr>
+          <w:ilvl w:val="0"/>
+          <w:numId w:val="8"/>
+        </w:numPr>
         <w:spacing w:after="0" w:line="360" w:lineRule="auto"/>
-        <w:ind w:firstLine="851"/>
-        <w:jc w:val="both"/>
-        <w:rPr>
-          <w:rFonts w:ascii="Times New Roman" w:eastAsia="Times New Roman" w:hAnsi="Times New Roman" w:cs="Times New Roman"/>
-          <w:sz w:val="28"/>
-          <w:szCs w:val="28"/>
-          <w:lang w:eastAsia="ru-RU"/>
-        </w:rPr>
-      </w:pPr>
-    </w:p>
-    <w:p>
-      <w:pPr>
-        <w:shd w:val="clear" w:color="auto" w:fill="FFFFFF"/>
+        <w:ind w:left="0" w:firstLine="851"/>
+        <w:contextualSpacing w:val="0"/>
+        <w:jc w:val="both"/>
+        <w:rPr>
+          <w:rFonts w:ascii="Times New Roman" w:eastAsia="Times New Roman" w:hAnsi="Times New Roman" w:cs="Times New Roman"/>
+          <w:bCs/>
+          <w:sz w:val="28"/>
+          <w:szCs w:val="28"/>
+          <w:lang w:eastAsia="ru-RU"/>
+        </w:rPr>
+      </w:pPr>
+      <w:r>
+        <w:rPr>
+          <w:rStyle w:val="a4"/>
+          <w:rFonts w:ascii="Times New Roman" w:hAnsi="Times New Roman" w:cs="Times New Roman"/>
+          <w:b w:val="0"/>
+          <w:sz w:val="28"/>
+          <w:szCs w:val="28"/>
+          <w:shd w:val="clear" w:color="auto" w:fill="FFFFFF"/>
+        </w:rPr>
+        <w:t xml:space="preserve">Средняя утилизация CPU </w:t>
+      </w:r>
+      <w:r>
+        <w:rPr>
+          <w:rStyle w:val="a4"/>
+          <w:rFonts w:ascii="Times New Roman" w:hAnsi="Times New Roman" w:cs="Times New Roman"/>
+          <w:b w:val="0"/>
+          <w:sz w:val="28"/>
+          <w:szCs w:val="28"/>
+          <w:shd w:val="clear" w:color="auto" w:fill="FFFFFF"/>
+        </w:rPr>
+        <w:t xml:space="preserve">- </w:t>
+      </w:r>
+      <w:r>
+        <w:rPr>
+          <w:rFonts w:ascii="Times New Roman" w:hAnsi="Times New Roman" w:cs="Times New Roman"/>
+          <w:sz w:val="28"/>
+          <w:szCs w:val="28"/>
+          <w:shd w:val="clear" w:color="auto" w:fill="FFFFFF"/>
+        </w:rPr>
+        <w:t>Среднее арифметическое значение загрузки всех логических ядер процессора за весь период измерения</w:t>
+      </w:r>
+    </w:p>
+    <w:p>
+      <w:pPr>
+        <w:pStyle w:val="a3"/>
+        <w:numPr>
+          <w:ilvl w:val="0"/>
+          <w:numId w:val="8"/>
+        </w:numPr>
         <w:spacing w:after="0" w:line="360" w:lineRule="auto"/>
-        <w:ind w:firstLine="851"/>
-        <w:jc w:val="both"/>
-        <w:rPr>
-          <w:rFonts w:ascii="Times New Roman" w:eastAsia="Times New Roman" w:hAnsi="Times New Roman" w:cs="Times New Roman"/>
-          <w:sz w:val="28"/>
-          <w:szCs w:val="28"/>
-          <w:lang w:eastAsia="ru-RU"/>
-        </w:rPr>
-      </w:pPr>
-    </w:p>
-    <w:p>
-      <w:pPr>
-        <w:shd w:val="clear" w:color="auto" w:fill="FFFFFF"/>
+        <w:ind w:left="0" w:firstLine="851"/>
+        <w:contextualSpacing w:val="0"/>
+        <w:jc w:val="both"/>
+        <w:rPr>
+          <w:rFonts w:ascii="Times New Roman" w:eastAsia="Times New Roman" w:hAnsi="Times New Roman" w:cs="Times New Roman"/>
+          <w:bCs/>
+          <w:sz w:val="28"/>
+          <w:szCs w:val="28"/>
+          <w:lang w:eastAsia="ru-RU"/>
+        </w:rPr>
+      </w:pPr>
+      <w:r>
+        <w:rPr>
+          <w:rStyle w:val="a4"/>
+          <w:rFonts w:ascii="Times New Roman" w:hAnsi="Times New Roman" w:cs="Times New Roman"/>
+          <w:b w:val="0"/>
+          <w:sz w:val="28"/>
+          <w:szCs w:val="28"/>
+          <w:shd w:val="clear" w:color="auto" w:fill="FFFFFF"/>
+        </w:rPr>
+        <w:t>Пиковая утилизация самого загруженного ядра CPU</w:t>
+      </w:r>
+      <w:r>
+        <w:rPr>
+          <w:rStyle w:val="a4"/>
+          <w:rFonts w:ascii="Times New Roman" w:hAnsi="Times New Roman" w:cs="Times New Roman"/>
+          <w:b w:val="0"/>
+          <w:sz w:val="28"/>
+          <w:szCs w:val="28"/>
+          <w:shd w:val="clear" w:color="auto" w:fill="FFFFFF"/>
+        </w:rPr>
+        <w:t xml:space="preserve"> - </w:t>
+      </w:r>
+      <w:r>
+        <w:rPr>
+          <w:rFonts w:ascii="Times New Roman" w:hAnsi="Times New Roman" w:cs="Times New Roman"/>
+          <w:sz w:val="28"/>
+          <w:szCs w:val="28"/>
+          <w:shd w:val="clear" w:color="auto" w:fill="FFFFFF"/>
+        </w:rPr>
+        <w:t>Максимальное значение загрузки процессорного ядра</w:t>
+      </w:r>
+      <w:r>
+        <w:rPr>
+          <w:rFonts w:ascii="Times New Roman" w:hAnsi="Times New Roman" w:cs="Times New Roman"/>
+          <w:sz w:val="28"/>
+          <w:szCs w:val="28"/>
+          <w:shd w:val="clear" w:color="auto" w:fill="FFFFFF"/>
+        </w:rPr>
+        <w:t xml:space="preserve"> </w:t>
+      </w:r>
+      <w:proofErr w:type="gramStart"/>
+      <w:r>
+        <w:rPr>
+          <w:rFonts w:ascii="Times New Roman" w:hAnsi="Times New Roman" w:cs="Times New Roman"/>
+          <w:sz w:val="28"/>
+          <w:szCs w:val="28"/>
+          <w:shd w:val="clear" w:color="auto" w:fill="FFFFFF"/>
+        </w:rPr>
+        <w:t>(&gt;=</w:t>
+      </w:r>
+      <w:proofErr w:type="gramEnd"/>
+      <w:r>
+        <w:rPr>
+          <w:rStyle w:val="a4"/>
+          <w:rFonts w:ascii="Times New Roman" w:hAnsi="Times New Roman" w:cs="Times New Roman"/>
+          <w:b w:val="0"/>
+          <w:color w:val="0F1115"/>
+          <w:sz w:val="28"/>
+          <w:szCs w:val="28"/>
+          <w:shd w:val="clear" w:color="auto" w:fill="FFFFFF"/>
+        </w:rPr>
+        <w:t xml:space="preserve"> </w:t>
+      </w:r>
+      <w:r>
+        <w:rPr>
+          <w:rStyle w:val="a4"/>
+          <w:rFonts w:ascii="Times New Roman" w:hAnsi="Times New Roman" w:cs="Times New Roman"/>
+          <w:b w:val="0"/>
+          <w:color w:val="0F1115"/>
+          <w:sz w:val="28"/>
+          <w:szCs w:val="28"/>
+          <w:shd w:val="clear" w:color="auto" w:fill="FFFFFF"/>
+        </w:rPr>
+        <w:t>80%</w:t>
+      </w:r>
+      <w:r>
+        <w:rPr>
+          <w:rFonts w:ascii="Times New Roman" w:hAnsi="Times New Roman" w:cs="Times New Roman"/>
+          <w:sz w:val="28"/>
+          <w:szCs w:val="28"/>
+          <w:shd w:val="clear" w:color="auto" w:fill="FFFFFF"/>
+        </w:rPr>
+        <w:t>)</w:t>
+      </w:r>
+    </w:p>
+    <w:p>
+      <w:pPr>
+        <w:pStyle w:val="a3"/>
+        <w:numPr>
+          <w:ilvl w:val="0"/>
+          <w:numId w:val="8"/>
+        </w:numPr>
         <w:spacing w:after="0" w:line="360" w:lineRule="auto"/>
-        <w:ind w:firstLine="851"/>
-        <w:jc w:val="both"/>
-        <w:rPr>
-          <w:rFonts w:ascii="Times New Roman" w:eastAsia="Times New Roman" w:hAnsi="Times New Roman" w:cs="Times New Roman"/>
-          <w:sz w:val="28"/>
-          <w:szCs w:val="28"/>
-          <w:lang w:eastAsia="ru-RU"/>
-        </w:rPr>
-      </w:pPr>
-    </w:p>
-    <w:p>
-      <w:pPr>
-        <w:shd w:val="clear" w:color="auto" w:fill="FFFFFF"/>
+        <w:ind w:left="0" w:firstLine="851"/>
+        <w:contextualSpacing w:val="0"/>
+        <w:jc w:val="both"/>
+        <w:rPr>
+          <w:rFonts w:ascii="Times New Roman" w:eastAsia="Times New Roman" w:hAnsi="Times New Roman" w:cs="Times New Roman"/>
+          <w:bCs/>
+          <w:sz w:val="28"/>
+          <w:szCs w:val="28"/>
+          <w:lang w:eastAsia="ru-RU"/>
+        </w:rPr>
+      </w:pPr>
+      <w:r>
+        <w:rPr>
+          <w:rStyle w:val="a4"/>
+          <w:rFonts w:ascii="Times New Roman" w:hAnsi="Times New Roman" w:cs="Times New Roman"/>
+          <w:b w:val="0"/>
+          <w:sz w:val="28"/>
+          <w:szCs w:val="28"/>
+          <w:shd w:val="clear" w:color="auto" w:fill="FFFFFF"/>
+        </w:rPr>
+        <w:t>Максимальная</w:t>
+      </w:r>
+      <w:r>
+        <w:rPr>
+          <w:rStyle w:val="a4"/>
+          <w:rFonts w:ascii="Times New Roman" w:hAnsi="Times New Roman" w:cs="Times New Roman"/>
+          <w:b w:val="0"/>
+          <w:sz w:val="28"/>
+          <w:szCs w:val="28"/>
+          <w:shd w:val="clear" w:color="auto" w:fill="FFFFFF"/>
+        </w:rPr>
+        <w:t xml:space="preserve"> температура CPU за период измерения</w:t>
+      </w:r>
+      <w:r>
+        <w:rPr>
+          <w:rStyle w:val="a4"/>
+          <w:rFonts w:ascii="Times New Roman" w:hAnsi="Times New Roman" w:cs="Times New Roman"/>
+          <w:b w:val="0"/>
+          <w:sz w:val="28"/>
+          <w:szCs w:val="28"/>
+          <w:shd w:val="clear" w:color="auto" w:fill="FFFFFF"/>
+        </w:rPr>
+        <w:t xml:space="preserve"> </w:t>
+      </w:r>
+      <w:r>
+        <w:rPr>
+          <w:rStyle w:val="a4"/>
+          <w:rFonts w:ascii="Times New Roman" w:hAnsi="Times New Roman" w:cs="Times New Roman"/>
+          <w:b w:val="0"/>
+          <w:sz w:val="28"/>
+          <w:szCs w:val="28"/>
+          <w:shd w:val="clear" w:color="auto" w:fill="FFFFFF"/>
+        </w:rPr>
+        <w:t>–</w:t>
+      </w:r>
+      <w:r>
+        <w:rPr>
+          <w:rStyle w:val="a4"/>
+          <w:rFonts w:ascii="Times New Roman" w:hAnsi="Times New Roman" w:cs="Times New Roman"/>
+          <w:b w:val="0"/>
+          <w:sz w:val="28"/>
+          <w:szCs w:val="28"/>
+          <w:shd w:val="clear" w:color="auto" w:fill="FFFFFF"/>
+        </w:rPr>
+        <w:t xml:space="preserve"> </w:t>
+      </w:r>
+      <w:r>
+        <w:rPr>
+          <w:rFonts w:ascii="Times New Roman" w:hAnsi="Times New Roman" w:cs="Times New Roman"/>
+          <w:sz w:val="28"/>
+          <w:szCs w:val="28"/>
+          <w:shd w:val="clear" w:color="auto" w:fill="FFFFFF"/>
+        </w:rPr>
+        <w:t xml:space="preserve">Максимальное из </w:t>
+      </w:r>
+      <w:r>
+        <w:rPr>
+          <w:rFonts w:ascii="Times New Roman" w:hAnsi="Times New Roman" w:cs="Times New Roman"/>
+          <w:sz w:val="28"/>
+          <w:szCs w:val="28"/>
+          <w:shd w:val="clear" w:color="auto" w:fill="FFFFFF"/>
+        </w:rPr>
+        <w:t>замеров температуры датчика CPU за время измерения.</w:t>
+      </w:r>
+      <w:r>
+        <w:rPr>
+          <w:rFonts w:ascii="Times New Roman" w:hAnsi="Times New Roman" w:cs="Times New Roman"/>
+          <w:sz w:val="28"/>
+          <w:szCs w:val="28"/>
+          <w:shd w:val="clear" w:color="auto" w:fill="FFFFFF"/>
+        </w:rPr>
+        <w:t xml:space="preserve"> (</w:t>
+      </w:r>
+      <w:r>
+        <w:rPr>
+          <w:rStyle w:val="a4"/>
+          <w:rFonts w:ascii="Times New Roman" w:hAnsi="Times New Roman" w:cs="Times New Roman"/>
+          <w:b w:val="0"/>
+          <w:color w:val="0F1115"/>
+          <w:sz w:val="28"/>
+          <w:szCs w:val="28"/>
+          <w:shd w:val="clear" w:color="auto" w:fill="FFFFFF"/>
+          <w:lang w:val="en-US"/>
+        </w:rPr>
+        <w:t>&lt;=</w:t>
+      </w:r>
+      <w:r>
+        <w:rPr>
+          <w:rStyle w:val="a4"/>
+          <w:rFonts w:ascii="Times New Roman" w:hAnsi="Times New Roman" w:cs="Times New Roman"/>
+          <w:b w:val="0"/>
+          <w:color w:val="0F1115"/>
+          <w:sz w:val="28"/>
+          <w:szCs w:val="28"/>
+          <w:shd w:val="clear" w:color="auto" w:fill="FFFFFF"/>
+        </w:rPr>
+        <w:t xml:space="preserve"> 60°C</w:t>
+      </w:r>
+      <w:r>
+        <w:rPr>
+          <w:rFonts w:ascii="Times New Roman" w:hAnsi="Times New Roman" w:cs="Times New Roman"/>
+          <w:sz w:val="28"/>
+          <w:szCs w:val="28"/>
+          <w:shd w:val="clear" w:color="auto" w:fill="FFFFFF"/>
+        </w:rPr>
+        <w:t>)</w:t>
+      </w:r>
+    </w:p>
+    <w:p>
+      <w:pPr>
+        <w:pStyle w:val="a3"/>
+        <w:numPr>
+          <w:ilvl w:val="0"/>
+          <w:numId w:val="8"/>
+        </w:numPr>
         <w:spacing w:after="0" w:line="360" w:lineRule="auto"/>
-        <w:ind w:firstLine="851"/>
-        <w:jc w:val="both"/>
-        <w:rPr>
-          <w:rFonts w:ascii="Times New Roman" w:eastAsia="Times New Roman" w:hAnsi="Times New Roman" w:cs="Times New Roman"/>
-          <w:sz w:val="28"/>
-          <w:szCs w:val="28"/>
-          <w:lang w:eastAsia="ru-RU"/>
-        </w:rPr>
-      </w:pPr>
-    </w:p>
-    <w:p>
-      <w:pPr>
-        <w:shd w:val="clear" w:color="auto" w:fill="FFFFFF"/>
+        <w:ind w:left="0" w:firstLine="851"/>
+        <w:contextualSpacing w:val="0"/>
+        <w:jc w:val="both"/>
+        <w:rPr>
+          <w:rFonts w:ascii="Times New Roman" w:eastAsia="Times New Roman" w:hAnsi="Times New Roman" w:cs="Times New Roman"/>
+          <w:bCs/>
+          <w:sz w:val="28"/>
+          <w:szCs w:val="28"/>
+          <w:lang w:eastAsia="ru-RU"/>
+        </w:rPr>
+      </w:pPr>
+      <w:r>
+        <w:rPr>
+          <w:rStyle w:val="a4"/>
+          <w:rFonts w:ascii="Times New Roman" w:hAnsi="Times New Roman" w:cs="Times New Roman"/>
+          <w:b w:val="0"/>
+          <w:sz w:val="28"/>
+          <w:szCs w:val="28"/>
+          <w:shd w:val="clear" w:color="auto" w:fill="FFFFFF"/>
+        </w:rPr>
+        <w:lastRenderedPageBreak/>
+        <w:t>Температура окружающей среды на входе</w:t>
+      </w:r>
+      <w:r>
+        <w:rPr>
+          <w:rStyle w:val="a4"/>
+          <w:rFonts w:ascii="Times New Roman" w:hAnsi="Times New Roman" w:cs="Times New Roman"/>
+          <w:b w:val="0"/>
+          <w:sz w:val="28"/>
+          <w:szCs w:val="28"/>
+          <w:shd w:val="clear" w:color="auto" w:fill="FFFFFF"/>
+        </w:rPr>
+        <w:t xml:space="preserve"> - </w:t>
+      </w:r>
+      <w:r>
+        <w:rPr>
+          <w:rFonts w:ascii="Times New Roman" w:hAnsi="Times New Roman" w:cs="Times New Roman"/>
+          <w:sz w:val="28"/>
+          <w:szCs w:val="28"/>
+          <w:shd w:val="clear" w:color="auto" w:fill="FFFFFF"/>
+        </w:rPr>
+        <w:t>Температура воздуха, поступающего в устройство</w:t>
+      </w:r>
+    </w:p>
+    <w:p>
+      <w:pPr>
         <w:spacing w:after="0" w:line="360" w:lineRule="auto"/>
-        <w:ind w:firstLine="851"/>
-        <w:jc w:val="both"/>
-        <w:rPr>
-          <w:rFonts w:ascii="Times New Roman" w:eastAsia="Times New Roman" w:hAnsi="Times New Roman" w:cs="Times New Roman"/>
-          <w:sz w:val="28"/>
-          <w:szCs w:val="28"/>
-          <w:lang w:eastAsia="ru-RU"/>
-        </w:rPr>
-      </w:pPr>
-    </w:p>
-    <w:p>
-      <w:pPr>
-        <w:shd w:val="clear" w:color="auto" w:fill="FFFFFF"/>
+        <w:ind w:left="851"/>
+        <w:jc w:val="both"/>
+        <w:rPr>
+          <w:rFonts w:ascii="Times New Roman" w:eastAsia="Times New Roman" w:hAnsi="Times New Roman" w:cs="Times New Roman"/>
+          <w:bCs/>
+          <w:color w:val="0F1115"/>
+          <w:sz w:val="28"/>
+          <w:szCs w:val="28"/>
+          <w:lang w:eastAsia="ru-RU"/>
+        </w:rPr>
+      </w:pPr>
+    </w:p>
+    <w:p>
+      <w:pPr>
         <w:spacing w:after="0" w:line="360" w:lineRule="auto"/>
-        <w:ind w:firstLine="851"/>
-        <w:jc w:val="both"/>
-        <w:rPr>
-          <w:rFonts w:ascii="Times New Roman" w:eastAsia="Times New Roman" w:hAnsi="Times New Roman" w:cs="Times New Roman"/>
-          <w:sz w:val="28"/>
-          <w:szCs w:val="28"/>
-          <w:lang w:eastAsia="ru-RU"/>
-        </w:rPr>
-      </w:pPr>
-    </w:p>
-    <w:p>
-      <w:pPr>
-        <w:shd w:val="clear" w:color="auto" w:fill="FFFFFF"/>
+        <w:ind w:left="851"/>
+        <w:jc w:val="both"/>
+        <w:rPr>
+          <w:rFonts w:ascii="Segoe UI" w:eastAsia="Times New Roman" w:hAnsi="Segoe UI" w:cs="Segoe UI"/>
+          <w:b/>
+          <w:bCs/>
+          <w:color w:val="0F1115"/>
+          <w:sz w:val="23"/>
+          <w:szCs w:val="23"/>
+          <w:lang w:eastAsia="ru-RU"/>
+        </w:rPr>
+      </w:pPr>
+    </w:p>
+    <w:p>
+      <w:pPr>
         <w:spacing w:after="0" w:line="360" w:lineRule="auto"/>
-        <w:ind w:firstLine="851"/>
-        <w:jc w:val="both"/>
-        <w:rPr>
-          <w:rFonts w:ascii="Times New Roman" w:eastAsia="Times New Roman" w:hAnsi="Times New Roman" w:cs="Times New Roman"/>
-          <w:sz w:val="28"/>
-          <w:szCs w:val="28"/>
-          <w:lang w:eastAsia="ru-RU"/>
-        </w:rPr>
-      </w:pPr>
-    </w:p>
-    <w:p>
-      <w:pPr>
-        <w:shd w:val="clear" w:color="auto" w:fill="FFFFFF"/>
+        <w:ind w:left="851"/>
+        <w:jc w:val="both"/>
+      </w:pPr>
+    </w:p>
+    <w:p>
+      <w:pPr>
         <w:spacing w:after="0" w:line="360" w:lineRule="auto"/>
         <w:ind w:firstLine="851"/>
         <w:jc w:val="both"/>
-        <w:rPr>
-          <w:rFonts w:ascii="Times New Roman" w:eastAsia="Times New Roman" w:hAnsi="Times New Roman" w:cs="Times New Roman"/>
-          <w:sz w:val="28"/>
-          <w:szCs w:val="28"/>
-          <w:lang w:eastAsia="ru-RU"/>
+      </w:pPr>
+    </w:p>
+    <w:p/>
+    <w:p/>
+    <w:p/>
+    <w:p/>
+    <w:p/>
+    <w:p/>
+    <w:p>
+      <w:pPr>
+        <w:pStyle w:val="4"/>
+        <w:shd w:val="clear" w:color="auto" w:fill="FFFFFF"/>
+        <w:spacing w:before="240" w:beforeAutospacing="0" w:after="240" w:afterAutospacing="0" w:line="420" w:lineRule="atLeast"/>
+        <w:rPr>
+          <w:rFonts w:ascii="Segoe UI" w:hAnsi="Segoe UI" w:cs="Segoe UI"/>
+          <w:color w:val="0F1115"/>
         </w:rPr>
       </w:pPr>
     </w:p>
@@ -7685,9 +10017,12 @@
         <w:ind w:firstLine="851"/>
         <w:jc w:val="both"/>
         <w:rPr>
-          <w:rFonts w:ascii="Times New Roman" w:eastAsia="Times New Roman" w:hAnsi="Times New Roman" w:cs="Times New Roman"/>
-          <w:sz w:val="28"/>
-          <w:szCs w:val="28"/>
+          <w:rFonts w:ascii="Segoe UI" w:eastAsia="Times New Roman" w:hAnsi="Segoe UI" w:cs="Segoe UI"/>
+          <w:b/>
+          <w:bCs/>
+          <w:color w:val="0F1115"/>
+          <w:sz w:val="23"/>
+          <w:szCs w:val="23"/>
           <w:lang w:eastAsia="ru-RU"/>
         </w:rPr>
       </w:pPr>
@@ -7697,6 +10032,242 @@
         <w:shd w:val="clear" w:color="auto" w:fill="FFFFFF"/>
         <w:spacing w:after="0" w:line="360" w:lineRule="auto"/>
         <w:ind w:firstLine="851"/>
+        <w:jc w:val="both"/>
+        <w:rPr>
+          <w:rFonts w:ascii="Segoe UI" w:eastAsia="Times New Roman" w:hAnsi="Segoe UI" w:cs="Segoe UI"/>
+          <w:b/>
+          <w:bCs/>
+          <w:color w:val="0F1115"/>
+          <w:sz w:val="23"/>
+          <w:szCs w:val="23"/>
+          <w:lang w:eastAsia="ru-RU"/>
+        </w:rPr>
+      </w:pPr>
+    </w:p>
+    <w:p>
+      <w:pPr>
+        <w:shd w:val="clear" w:color="auto" w:fill="FFFFFF"/>
+        <w:spacing w:after="0" w:line="360" w:lineRule="auto"/>
+        <w:ind w:firstLine="851"/>
+        <w:jc w:val="both"/>
+        <w:rPr>
+          <w:rFonts w:ascii="Times New Roman" w:eastAsia="Times New Roman" w:hAnsi="Times New Roman" w:cs="Times New Roman"/>
+          <w:bCs/>
+          <w:color w:val="0F1115"/>
+          <w:sz w:val="28"/>
+          <w:szCs w:val="28"/>
+          <w:lang w:eastAsia="ru-RU"/>
+        </w:rPr>
+      </w:pPr>
+    </w:p>
+    <w:p>
+      <w:pPr>
+        <w:shd w:val="clear" w:color="auto" w:fill="FFFFFF"/>
+        <w:spacing w:after="0" w:line="360" w:lineRule="auto"/>
+        <w:ind w:firstLine="851"/>
+        <w:jc w:val="both"/>
+        <w:rPr>
+          <w:rFonts w:ascii="Times New Roman" w:eastAsia="Times New Roman" w:hAnsi="Times New Roman" w:cs="Times New Roman"/>
+          <w:bCs/>
+          <w:color w:val="0F1115"/>
+          <w:sz w:val="28"/>
+          <w:szCs w:val="28"/>
+          <w:lang w:eastAsia="ru-RU"/>
+        </w:rPr>
+      </w:pPr>
+    </w:p>
+    <w:p>
+      <w:pPr>
+        <w:shd w:val="clear" w:color="auto" w:fill="FFFFFF"/>
+        <w:spacing w:after="0" w:line="360" w:lineRule="auto"/>
+        <w:ind w:firstLine="851"/>
+        <w:jc w:val="both"/>
+        <w:rPr>
+          <w:rFonts w:ascii="Times New Roman" w:eastAsia="Times New Roman" w:hAnsi="Times New Roman" w:cs="Times New Roman"/>
+          <w:bCs/>
+          <w:color w:val="0F1115"/>
+          <w:sz w:val="28"/>
+          <w:szCs w:val="28"/>
+          <w:lang w:eastAsia="ru-RU"/>
+        </w:rPr>
+      </w:pPr>
+    </w:p>
+    <w:p>
+      <w:pPr>
+        <w:shd w:val="clear" w:color="auto" w:fill="FFFFFF"/>
+        <w:spacing w:after="0" w:line="360" w:lineRule="auto"/>
+        <w:ind w:firstLine="851"/>
+        <w:jc w:val="both"/>
+        <w:rPr>
+          <w:rFonts w:ascii="Times New Roman" w:eastAsia="Times New Roman" w:hAnsi="Times New Roman" w:cs="Times New Roman"/>
+          <w:bCs/>
+          <w:color w:val="0F1115"/>
+          <w:sz w:val="28"/>
+          <w:szCs w:val="28"/>
+          <w:lang w:eastAsia="ru-RU"/>
+        </w:rPr>
+      </w:pPr>
+    </w:p>
+    <w:p>
+      <w:pPr>
+        <w:shd w:val="clear" w:color="auto" w:fill="FFFFFF"/>
+        <w:spacing w:after="0" w:line="360" w:lineRule="auto"/>
+        <w:ind w:firstLine="851"/>
+        <w:jc w:val="both"/>
+        <w:rPr>
+          <w:rFonts w:ascii="Times New Roman" w:hAnsi="Times New Roman" w:cs="Times New Roman"/>
+          <w:color w:val="0F1115"/>
+          <w:sz w:val="28"/>
+          <w:szCs w:val="28"/>
+          <w:shd w:val="clear" w:color="auto" w:fill="FFFFFF"/>
+        </w:rPr>
+      </w:pPr>
+    </w:p>
+    <w:p>
+      <w:pPr>
+        <w:shd w:val="clear" w:color="auto" w:fill="FFFFFF"/>
+        <w:spacing w:after="0" w:line="360" w:lineRule="auto"/>
+        <w:ind w:firstLine="851"/>
+        <w:jc w:val="both"/>
+        <w:rPr>
+          <w:rFonts w:ascii="Times New Roman" w:eastAsia="Times New Roman" w:hAnsi="Times New Roman" w:cs="Times New Roman"/>
+          <w:sz w:val="28"/>
+          <w:szCs w:val="28"/>
+          <w:lang w:eastAsia="ru-RU"/>
+        </w:rPr>
+      </w:pPr>
+    </w:p>
+    <w:p>
+      <w:pPr>
+        <w:shd w:val="clear" w:color="auto" w:fill="FFFFFF"/>
+        <w:spacing w:after="0" w:line="360" w:lineRule="auto"/>
+        <w:ind w:firstLine="851"/>
+        <w:jc w:val="both"/>
+        <w:rPr>
+          <w:rFonts w:ascii="Times New Roman" w:eastAsia="Times New Roman" w:hAnsi="Times New Roman" w:cs="Times New Roman"/>
+          <w:sz w:val="28"/>
+          <w:szCs w:val="28"/>
+          <w:lang w:eastAsia="ru-RU"/>
+        </w:rPr>
+      </w:pPr>
+    </w:p>
+    <w:p>
+      <w:pPr>
+        <w:shd w:val="clear" w:color="auto" w:fill="FFFFFF"/>
+        <w:spacing w:after="0" w:line="360" w:lineRule="auto"/>
+        <w:ind w:firstLine="851"/>
+        <w:jc w:val="both"/>
+        <w:rPr>
+          <w:rFonts w:ascii="Times New Roman" w:eastAsia="Times New Roman" w:hAnsi="Times New Roman" w:cs="Times New Roman"/>
+          <w:sz w:val="28"/>
+          <w:szCs w:val="28"/>
+          <w:lang w:eastAsia="ru-RU"/>
+        </w:rPr>
+      </w:pPr>
+    </w:p>
+    <w:p>
+      <w:pPr>
+        <w:shd w:val="clear" w:color="auto" w:fill="FFFFFF"/>
+        <w:spacing w:after="0" w:line="360" w:lineRule="auto"/>
+        <w:ind w:firstLine="851"/>
+        <w:jc w:val="both"/>
+        <w:rPr>
+          <w:rFonts w:ascii="Times New Roman" w:eastAsia="Times New Roman" w:hAnsi="Times New Roman" w:cs="Times New Roman"/>
+          <w:sz w:val="28"/>
+          <w:szCs w:val="28"/>
+          <w:lang w:eastAsia="ru-RU"/>
+        </w:rPr>
+      </w:pPr>
+    </w:p>
+    <w:p>
+      <w:pPr>
+        <w:shd w:val="clear" w:color="auto" w:fill="FFFFFF"/>
+        <w:spacing w:after="0" w:line="360" w:lineRule="auto"/>
+        <w:ind w:firstLine="851"/>
+        <w:jc w:val="both"/>
+        <w:rPr>
+          <w:rFonts w:ascii="Times New Roman" w:eastAsia="Times New Roman" w:hAnsi="Times New Roman" w:cs="Times New Roman"/>
+          <w:sz w:val="28"/>
+          <w:szCs w:val="28"/>
+          <w:lang w:eastAsia="ru-RU"/>
+        </w:rPr>
+      </w:pPr>
+    </w:p>
+    <w:p>
+      <w:pPr>
+        <w:shd w:val="clear" w:color="auto" w:fill="FFFFFF"/>
+        <w:spacing w:after="0" w:line="360" w:lineRule="auto"/>
+        <w:ind w:firstLine="851"/>
+        <w:jc w:val="both"/>
+        <w:rPr>
+          <w:rFonts w:ascii="Times New Roman" w:eastAsia="Times New Roman" w:hAnsi="Times New Roman" w:cs="Times New Roman"/>
+          <w:sz w:val="28"/>
+          <w:szCs w:val="28"/>
+          <w:lang w:eastAsia="ru-RU"/>
+        </w:rPr>
+      </w:pPr>
+    </w:p>
+    <w:p>
+      <w:pPr>
+        <w:shd w:val="clear" w:color="auto" w:fill="FFFFFF"/>
+        <w:spacing w:after="0" w:line="360" w:lineRule="auto"/>
+        <w:ind w:firstLine="851"/>
+        <w:jc w:val="both"/>
+        <w:rPr>
+          <w:rFonts w:ascii="Times New Roman" w:eastAsia="Times New Roman" w:hAnsi="Times New Roman" w:cs="Times New Roman"/>
+          <w:sz w:val="28"/>
+          <w:szCs w:val="28"/>
+          <w:lang w:eastAsia="ru-RU"/>
+        </w:rPr>
+      </w:pPr>
+    </w:p>
+    <w:p>
+      <w:pPr>
+        <w:shd w:val="clear" w:color="auto" w:fill="FFFFFF"/>
+        <w:spacing w:after="0" w:line="360" w:lineRule="auto"/>
+        <w:ind w:firstLine="851"/>
+        <w:jc w:val="both"/>
+        <w:rPr>
+          <w:rFonts w:ascii="Times New Roman" w:eastAsia="Times New Roman" w:hAnsi="Times New Roman" w:cs="Times New Roman"/>
+          <w:sz w:val="28"/>
+          <w:szCs w:val="28"/>
+          <w:lang w:eastAsia="ru-RU"/>
+        </w:rPr>
+      </w:pPr>
+    </w:p>
+    <w:p>
+      <w:pPr>
+        <w:shd w:val="clear" w:color="auto" w:fill="FFFFFF"/>
+        <w:spacing w:after="0" w:line="360" w:lineRule="auto"/>
+        <w:ind w:firstLine="851"/>
+        <w:jc w:val="both"/>
+        <w:rPr>
+          <w:rFonts w:ascii="Times New Roman" w:eastAsia="Times New Roman" w:hAnsi="Times New Roman" w:cs="Times New Roman"/>
+          <w:sz w:val="28"/>
+          <w:szCs w:val="28"/>
+          <w:lang w:eastAsia="ru-RU"/>
+        </w:rPr>
+      </w:pPr>
+    </w:p>
+    <w:p>
+      <w:pPr>
+        <w:shd w:val="clear" w:color="auto" w:fill="FFFFFF"/>
+        <w:spacing w:after="0" w:line="360" w:lineRule="auto"/>
+        <w:ind w:firstLine="851"/>
+        <w:jc w:val="both"/>
+        <w:rPr>
+          <w:rFonts w:ascii="Times New Roman" w:eastAsia="Times New Roman" w:hAnsi="Times New Roman" w:cs="Times New Roman"/>
+          <w:sz w:val="28"/>
+          <w:szCs w:val="28"/>
+          <w:lang w:eastAsia="ru-RU"/>
+        </w:rPr>
+      </w:pPr>
+    </w:p>
+    <w:p>
+      <w:pPr>
+        <w:shd w:val="clear" w:color="auto" w:fill="FFFFFF"/>
+        <w:spacing w:after="0" w:line="360" w:lineRule="auto"/>
+        <w:ind w:firstLine="851"/>
         <w:jc w:val="center"/>
         <w:rPr>
           <w:rFonts w:ascii="Times New Roman" w:eastAsia="Times New Roman" w:hAnsi="Times New Roman" w:cs="Times New Roman"/>
@@ -7714,6 +10285,7 @@
           <w:szCs w:val="28"/>
           <w:lang w:eastAsia="ru-RU"/>
         </w:rPr>
+        <w:lastRenderedPageBreak/>
         <w:t>Приложение А</w:t>
       </w:r>
     </w:p>
@@ -9379,6 +11951,7 @@
           <w:rFonts w:eastAsia="Times New Roman" w:cstheme="minorHAnsi"/>
           <w:lang w:eastAsia="ru-RU"/>
         </w:rPr>
+        <w:lastRenderedPageBreak/>
         <w:t xml:space="preserve">    [1500, 60, 52],</w:t>
       </w:r>
     </w:p>
@@ -9400,8 +11973,6 @@
         </w:rPr>
         <w:t xml:space="preserve">    [1500, 65, 60],</w:t>
       </w:r>
-      <w:bookmarkStart w:id="0" w:name="_GoBack"/>
-      <w:bookmarkEnd w:id="0"/>
     </w:p>
     <w:p>
       <w:pPr>
@@ -10186,6 +12757,7 @@
           <w:lang w:val="en-US" w:eastAsia="ru-RU"/>
         </w:rPr>
       </w:pPr>
+      <w:bookmarkStart w:id="0" w:name="_GoBack"/>
       <w:r>
         <w:rPr>
           <w:rFonts w:eastAsia="Times New Roman" w:cstheme="minorHAnsi"/>
@@ -10761,179 +13333,179 @@
           <w:rFonts w:eastAsia="Times New Roman" w:cstheme="minorHAnsi"/>
           <w:lang w:eastAsia="ru-RU"/>
         </w:rPr>
+        <w:t># Разделяем данные по устройствам</w:t>
+      </w:r>
+    </w:p>
+    <w:p>
+      <w:pPr>
+        <w:shd w:val="clear" w:color="auto" w:fill="FFFFFF"/>
+        <w:spacing w:after="0" w:line="240" w:lineRule="auto"/>
+        <w:ind w:firstLine="851"/>
+        <w:jc w:val="both"/>
+        <w:rPr>
+          <w:rFonts w:eastAsia="Times New Roman" w:cstheme="minorHAnsi"/>
+          <w:lang w:val="en-US" w:eastAsia="ru-RU"/>
+        </w:rPr>
+      </w:pPr>
+      <w:r>
+        <w:rPr>
+          <w:rFonts w:eastAsia="Times New Roman" w:cstheme="minorHAnsi"/>
+          <w:lang w:val="en-US" w:eastAsia="ru-RU"/>
+        </w:rPr>
+        <w:t xml:space="preserve">X_var1 = </w:t>
+      </w:r>
+      <w:proofErr w:type="spellStart"/>
+      <w:r>
+        <w:rPr>
+          <w:rFonts w:eastAsia="Times New Roman" w:cstheme="minorHAnsi"/>
+          <w:lang w:val="en-US" w:eastAsia="ru-RU"/>
+        </w:rPr>
+        <w:t>X_</w:t>
+      </w:r>
+      <w:proofErr w:type="gramStart"/>
+      <w:r>
+        <w:rPr>
+          <w:rFonts w:eastAsia="Times New Roman" w:cstheme="minorHAnsi"/>
+          <w:lang w:val="en-US" w:eastAsia="ru-RU"/>
+        </w:rPr>
+        <w:t>data</w:t>
+      </w:r>
+      <w:proofErr w:type="spellEnd"/>
+      <w:r>
+        <w:rPr>
+          <w:rFonts w:eastAsia="Times New Roman" w:cstheme="minorHAnsi"/>
+          <w:lang w:val="en-US" w:eastAsia="ru-RU"/>
+        </w:rPr>
+        <w:t>[</w:t>
+      </w:r>
+      <w:proofErr w:type="gramEnd"/>
+      <w:r>
+        <w:rPr>
+          <w:rFonts w:eastAsia="Times New Roman" w:cstheme="minorHAnsi"/>
+          <w:lang w:val="en-US" w:eastAsia="ru-RU"/>
+        </w:rPr>
+        <w:t xml:space="preserve">:5, :]  </w:t>
+      </w:r>
+    </w:p>
+    <w:p>
+      <w:pPr>
+        <w:shd w:val="clear" w:color="auto" w:fill="FFFFFF"/>
+        <w:spacing w:after="0" w:line="240" w:lineRule="auto"/>
+        <w:ind w:firstLine="851"/>
+        <w:jc w:val="both"/>
+        <w:rPr>
+          <w:rFonts w:eastAsia="Times New Roman" w:cstheme="minorHAnsi"/>
+          <w:lang w:val="en-US" w:eastAsia="ru-RU"/>
+        </w:rPr>
+      </w:pPr>
+      <w:r>
+        <w:rPr>
+          <w:rFonts w:eastAsia="Times New Roman" w:cstheme="minorHAnsi"/>
+          <w:lang w:val="en-US" w:eastAsia="ru-RU"/>
+        </w:rPr>
+        <w:t xml:space="preserve">X_var2 = </w:t>
+      </w:r>
+      <w:proofErr w:type="spellStart"/>
+      <w:r>
+        <w:rPr>
+          <w:rFonts w:eastAsia="Times New Roman" w:cstheme="minorHAnsi"/>
+          <w:lang w:val="en-US" w:eastAsia="ru-RU"/>
+        </w:rPr>
+        <w:t>X_</w:t>
+      </w:r>
+      <w:proofErr w:type="gramStart"/>
+      <w:r>
+        <w:rPr>
+          <w:rFonts w:eastAsia="Times New Roman" w:cstheme="minorHAnsi"/>
+          <w:lang w:val="en-US" w:eastAsia="ru-RU"/>
+        </w:rPr>
+        <w:t>data</w:t>
+      </w:r>
+      <w:proofErr w:type="spellEnd"/>
+      <w:r>
+        <w:rPr>
+          <w:rFonts w:eastAsia="Times New Roman" w:cstheme="minorHAnsi"/>
+          <w:lang w:val="en-US" w:eastAsia="ru-RU"/>
+        </w:rPr>
+        <w:t>[</w:t>
+      </w:r>
+      <w:proofErr w:type="gramEnd"/>
+      <w:r>
+        <w:rPr>
+          <w:rFonts w:eastAsia="Times New Roman" w:cstheme="minorHAnsi"/>
+          <w:lang w:val="en-US" w:eastAsia="ru-RU"/>
+        </w:rPr>
+        <w:t xml:space="preserve">5:, :]  </w:t>
+      </w:r>
+    </w:p>
+    <w:p>
+      <w:pPr>
+        <w:shd w:val="clear" w:color="auto" w:fill="FFFFFF"/>
+        <w:spacing w:after="0" w:line="240" w:lineRule="auto"/>
+        <w:ind w:firstLine="851"/>
+        <w:jc w:val="both"/>
+        <w:rPr>
+          <w:rFonts w:eastAsia="Times New Roman" w:cstheme="minorHAnsi"/>
+          <w:lang w:val="en-US" w:eastAsia="ru-RU"/>
+        </w:rPr>
+      </w:pPr>
+      <w:r>
+        <w:rPr>
+          <w:rFonts w:eastAsia="Times New Roman" w:cstheme="minorHAnsi"/>
+          <w:lang w:val="en-US" w:eastAsia="ru-RU"/>
+        </w:rPr>
+        <w:t xml:space="preserve">Y_var1 = </w:t>
+      </w:r>
+      <w:proofErr w:type="spellStart"/>
+      <w:r>
+        <w:rPr>
+          <w:rFonts w:eastAsia="Times New Roman" w:cstheme="minorHAnsi"/>
+          <w:lang w:val="en-US" w:eastAsia="ru-RU"/>
+        </w:rPr>
+        <w:t>Y_</w:t>
+      </w:r>
+      <w:proofErr w:type="gramStart"/>
+      <w:r>
+        <w:rPr>
+          <w:rFonts w:eastAsia="Times New Roman" w:cstheme="minorHAnsi"/>
+          <w:lang w:val="en-US" w:eastAsia="ru-RU"/>
+        </w:rPr>
+        <w:t>data</w:t>
+      </w:r>
+      <w:proofErr w:type="spellEnd"/>
+      <w:r>
+        <w:rPr>
+          <w:rFonts w:eastAsia="Times New Roman" w:cstheme="minorHAnsi"/>
+          <w:lang w:val="en-US" w:eastAsia="ru-RU"/>
+        </w:rPr>
+        <w:t>[</w:t>
+      </w:r>
+      <w:proofErr w:type="gramEnd"/>
+      <w:r>
+        <w:rPr>
+          <w:rFonts w:eastAsia="Times New Roman" w:cstheme="minorHAnsi"/>
+          <w:lang w:val="en-US" w:eastAsia="ru-RU"/>
+        </w:rPr>
+        <w:t>:5]</w:t>
+      </w:r>
+    </w:p>
+    <w:p>
+      <w:pPr>
+        <w:shd w:val="clear" w:color="auto" w:fill="FFFFFF"/>
+        <w:spacing w:after="0" w:line="240" w:lineRule="auto"/>
+        <w:ind w:firstLine="851"/>
+        <w:jc w:val="both"/>
+        <w:rPr>
+          <w:rFonts w:eastAsia="Times New Roman" w:cstheme="minorHAnsi"/>
+          <w:lang w:val="en-US" w:eastAsia="ru-RU"/>
+        </w:rPr>
+      </w:pPr>
+      <w:r>
+        <w:rPr>
+          <w:rFonts w:eastAsia="Times New Roman" w:cstheme="minorHAnsi"/>
+          <w:lang w:val="en-US" w:eastAsia="ru-RU"/>
+        </w:rPr>
         <w:lastRenderedPageBreak/>
-        <w:t># Разделяем данные по устройствам</w:t>
-      </w:r>
-    </w:p>
-    <w:p>
-      <w:pPr>
-        <w:shd w:val="clear" w:color="auto" w:fill="FFFFFF"/>
-        <w:spacing w:after="0" w:line="240" w:lineRule="auto"/>
-        <w:ind w:firstLine="851"/>
-        <w:jc w:val="both"/>
-        <w:rPr>
-          <w:rFonts w:eastAsia="Times New Roman" w:cstheme="minorHAnsi"/>
-          <w:lang w:val="en-US" w:eastAsia="ru-RU"/>
-        </w:rPr>
-      </w:pPr>
-      <w:r>
-        <w:rPr>
-          <w:rFonts w:eastAsia="Times New Roman" w:cstheme="minorHAnsi"/>
-          <w:lang w:val="en-US" w:eastAsia="ru-RU"/>
-        </w:rPr>
-        <w:t xml:space="preserve">X_var1 = </w:t>
-      </w:r>
-      <w:proofErr w:type="spellStart"/>
-      <w:r>
-        <w:rPr>
-          <w:rFonts w:eastAsia="Times New Roman" w:cstheme="minorHAnsi"/>
-          <w:lang w:val="en-US" w:eastAsia="ru-RU"/>
-        </w:rPr>
-        <w:t>X_</w:t>
-      </w:r>
-      <w:proofErr w:type="gramStart"/>
-      <w:r>
-        <w:rPr>
-          <w:rFonts w:eastAsia="Times New Roman" w:cstheme="minorHAnsi"/>
-          <w:lang w:val="en-US" w:eastAsia="ru-RU"/>
-        </w:rPr>
-        <w:t>data</w:t>
-      </w:r>
-      <w:proofErr w:type="spellEnd"/>
-      <w:r>
-        <w:rPr>
-          <w:rFonts w:eastAsia="Times New Roman" w:cstheme="minorHAnsi"/>
-          <w:lang w:val="en-US" w:eastAsia="ru-RU"/>
-        </w:rPr>
-        <w:t>[</w:t>
-      </w:r>
-      <w:proofErr w:type="gramEnd"/>
-      <w:r>
-        <w:rPr>
-          <w:rFonts w:eastAsia="Times New Roman" w:cstheme="minorHAnsi"/>
-          <w:lang w:val="en-US" w:eastAsia="ru-RU"/>
-        </w:rPr>
-        <w:t xml:space="preserve">:5, :]  </w:t>
-      </w:r>
-    </w:p>
-    <w:p>
-      <w:pPr>
-        <w:shd w:val="clear" w:color="auto" w:fill="FFFFFF"/>
-        <w:spacing w:after="0" w:line="240" w:lineRule="auto"/>
-        <w:ind w:firstLine="851"/>
-        <w:jc w:val="both"/>
-        <w:rPr>
-          <w:rFonts w:eastAsia="Times New Roman" w:cstheme="minorHAnsi"/>
-          <w:lang w:val="en-US" w:eastAsia="ru-RU"/>
-        </w:rPr>
-      </w:pPr>
-      <w:r>
-        <w:rPr>
-          <w:rFonts w:eastAsia="Times New Roman" w:cstheme="minorHAnsi"/>
-          <w:lang w:val="en-US" w:eastAsia="ru-RU"/>
-        </w:rPr>
-        <w:t xml:space="preserve">X_var2 = </w:t>
-      </w:r>
-      <w:proofErr w:type="spellStart"/>
-      <w:r>
-        <w:rPr>
-          <w:rFonts w:eastAsia="Times New Roman" w:cstheme="minorHAnsi"/>
-          <w:lang w:val="en-US" w:eastAsia="ru-RU"/>
-        </w:rPr>
-        <w:t>X_</w:t>
-      </w:r>
-      <w:proofErr w:type="gramStart"/>
-      <w:r>
-        <w:rPr>
-          <w:rFonts w:eastAsia="Times New Roman" w:cstheme="minorHAnsi"/>
-          <w:lang w:val="en-US" w:eastAsia="ru-RU"/>
-        </w:rPr>
-        <w:t>data</w:t>
-      </w:r>
-      <w:proofErr w:type="spellEnd"/>
-      <w:r>
-        <w:rPr>
-          <w:rFonts w:eastAsia="Times New Roman" w:cstheme="minorHAnsi"/>
-          <w:lang w:val="en-US" w:eastAsia="ru-RU"/>
-        </w:rPr>
-        <w:t>[</w:t>
-      </w:r>
-      <w:proofErr w:type="gramEnd"/>
-      <w:r>
-        <w:rPr>
-          <w:rFonts w:eastAsia="Times New Roman" w:cstheme="minorHAnsi"/>
-          <w:lang w:val="en-US" w:eastAsia="ru-RU"/>
-        </w:rPr>
-        <w:t xml:space="preserve">5:, :]  </w:t>
-      </w:r>
-    </w:p>
-    <w:p>
-      <w:pPr>
-        <w:shd w:val="clear" w:color="auto" w:fill="FFFFFF"/>
-        <w:spacing w:after="0" w:line="240" w:lineRule="auto"/>
-        <w:ind w:firstLine="851"/>
-        <w:jc w:val="both"/>
-        <w:rPr>
-          <w:rFonts w:eastAsia="Times New Roman" w:cstheme="minorHAnsi"/>
-          <w:lang w:val="en-US" w:eastAsia="ru-RU"/>
-        </w:rPr>
-      </w:pPr>
-      <w:r>
-        <w:rPr>
-          <w:rFonts w:eastAsia="Times New Roman" w:cstheme="minorHAnsi"/>
-          <w:lang w:val="en-US" w:eastAsia="ru-RU"/>
-        </w:rPr>
-        <w:t xml:space="preserve">Y_var1 = </w:t>
-      </w:r>
-      <w:proofErr w:type="spellStart"/>
-      <w:r>
-        <w:rPr>
-          <w:rFonts w:eastAsia="Times New Roman" w:cstheme="minorHAnsi"/>
-          <w:lang w:val="en-US" w:eastAsia="ru-RU"/>
-        </w:rPr>
-        <w:t>Y_</w:t>
-      </w:r>
-      <w:proofErr w:type="gramStart"/>
-      <w:r>
-        <w:rPr>
-          <w:rFonts w:eastAsia="Times New Roman" w:cstheme="minorHAnsi"/>
-          <w:lang w:val="en-US" w:eastAsia="ru-RU"/>
-        </w:rPr>
-        <w:t>data</w:t>
-      </w:r>
-      <w:proofErr w:type="spellEnd"/>
-      <w:r>
-        <w:rPr>
-          <w:rFonts w:eastAsia="Times New Roman" w:cstheme="minorHAnsi"/>
-          <w:lang w:val="en-US" w:eastAsia="ru-RU"/>
-        </w:rPr>
-        <w:t>[</w:t>
-      </w:r>
-      <w:proofErr w:type="gramEnd"/>
-      <w:r>
-        <w:rPr>
-          <w:rFonts w:eastAsia="Times New Roman" w:cstheme="minorHAnsi"/>
-          <w:lang w:val="en-US" w:eastAsia="ru-RU"/>
-        </w:rPr>
-        <w:t>:5]</w:t>
-      </w:r>
-    </w:p>
-    <w:p>
-      <w:pPr>
-        <w:shd w:val="clear" w:color="auto" w:fill="FFFFFF"/>
-        <w:spacing w:after="0" w:line="240" w:lineRule="auto"/>
-        <w:ind w:firstLine="851"/>
-        <w:jc w:val="both"/>
-        <w:rPr>
-          <w:rFonts w:eastAsia="Times New Roman" w:cstheme="minorHAnsi"/>
-          <w:lang w:val="en-US" w:eastAsia="ru-RU"/>
-        </w:rPr>
-      </w:pPr>
-      <w:r>
-        <w:rPr>
-          <w:rFonts w:eastAsia="Times New Roman" w:cstheme="minorHAnsi"/>
-          <w:lang w:val="en-US" w:eastAsia="ru-RU"/>
-        </w:rPr>
         <w:t xml:space="preserve">Y_var2 = </w:t>
       </w:r>
       <w:proofErr w:type="spellStart"/>
@@ -12638,147 +15210,147 @@
           <w:rFonts w:eastAsia="Times New Roman" w:cstheme="minorHAnsi"/>
           <w:lang w:val="en-US" w:eastAsia="ru-RU"/>
         </w:rPr>
+        <w:t xml:space="preserve"># </w:t>
+      </w:r>
+      <w:proofErr w:type="spellStart"/>
+      <w:r>
+        <w:rPr>
+          <w:rFonts w:eastAsia="Times New Roman" w:cstheme="minorHAnsi"/>
+          <w:lang w:val="en-US" w:eastAsia="ru-RU"/>
+        </w:rPr>
+        <w:t>Заданные</w:t>
+      </w:r>
+      <w:proofErr w:type="spellEnd"/>
+      <w:r>
+        <w:rPr>
+          <w:rFonts w:eastAsia="Times New Roman" w:cstheme="minorHAnsi"/>
+          <w:lang w:val="en-US" w:eastAsia="ru-RU"/>
+        </w:rPr>
+        <w:t xml:space="preserve"> </w:t>
+      </w:r>
+      <w:proofErr w:type="spellStart"/>
+      <w:r>
+        <w:rPr>
+          <w:rFonts w:eastAsia="Times New Roman" w:cstheme="minorHAnsi"/>
+          <w:lang w:val="en-US" w:eastAsia="ru-RU"/>
+        </w:rPr>
+        <w:t>значения</w:t>
+      </w:r>
+      <w:proofErr w:type="spellEnd"/>
+      <w:r>
+        <w:rPr>
+          <w:rFonts w:eastAsia="Times New Roman" w:cstheme="minorHAnsi"/>
+          <w:lang w:val="en-US" w:eastAsia="ru-RU"/>
+        </w:rPr>
+        <w:t xml:space="preserve"> UDP Throughput </w:t>
+      </w:r>
+      <w:proofErr w:type="spellStart"/>
+      <w:r>
+        <w:rPr>
+          <w:rFonts w:eastAsia="Times New Roman" w:cstheme="minorHAnsi"/>
+          <w:lang w:val="en-US" w:eastAsia="ru-RU"/>
+        </w:rPr>
+        <w:t>из</w:t>
+      </w:r>
+      <w:proofErr w:type="spellEnd"/>
+      <w:r>
+        <w:rPr>
+          <w:rFonts w:eastAsia="Times New Roman" w:cstheme="minorHAnsi"/>
+          <w:lang w:val="en-US" w:eastAsia="ru-RU"/>
+        </w:rPr>
+        <w:t xml:space="preserve"> </w:t>
+      </w:r>
+      <w:proofErr w:type="spellStart"/>
+      <w:r>
+        <w:rPr>
+          <w:rFonts w:eastAsia="Times New Roman" w:cstheme="minorHAnsi"/>
+          <w:lang w:val="en-US" w:eastAsia="ru-RU"/>
+        </w:rPr>
+        <w:t>таблицы</w:t>
+      </w:r>
+      <w:proofErr w:type="spellEnd"/>
+      <w:r>
+        <w:rPr>
+          <w:rFonts w:eastAsia="Times New Roman" w:cstheme="minorHAnsi"/>
+          <w:lang w:val="en-US" w:eastAsia="ru-RU"/>
+        </w:rPr>
+        <w:t xml:space="preserve"> 2</w:t>
+      </w:r>
+    </w:p>
+    <w:p>
+      <w:pPr>
+        <w:shd w:val="clear" w:color="auto" w:fill="FFFFFF"/>
+        <w:spacing w:after="0" w:line="240" w:lineRule="auto"/>
+        <w:ind w:firstLine="851"/>
+        <w:jc w:val="both"/>
+        <w:rPr>
+          <w:rFonts w:eastAsia="Times New Roman" w:cstheme="minorHAnsi"/>
+          <w:lang w:eastAsia="ru-RU"/>
+        </w:rPr>
+      </w:pPr>
+      <w:r>
+        <w:rPr>
+          <w:rFonts w:eastAsia="Times New Roman" w:cstheme="minorHAnsi"/>
+          <w:lang w:val="en-US" w:eastAsia="ru-RU"/>
+        </w:rPr>
+        <w:t>throughputs</w:t>
+      </w:r>
+      <w:r>
+        <w:rPr>
+          <w:rFonts w:eastAsia="Times New Roman" w:cstheme="minorHAnsi"/>
+          <w:lang w:eastAsia="ru-RU"/>
+        </w:rPr>
+        <w:t xml:space="preserve"> = [50, 100, 150, 200, 250, 300, 350, 400, 450, 500]</w:t>
+      </w:r>
+    </w:p>
+    <w:p>
+      <w:pPr>
+        <w:shd w:val="clear" w:color="auto" w:fill="FFFFFF"/>
+        <w:spacing w:after="0" w:line="240" w:lineRule="auto"/>
+        <w:ind w:firstLine="851"/>
+        <w:jc w:val="both"/>
+        <w:rPr>
+          <w:rFonts w:eastAsia="Times New Roman" w:cstheme="minorHAnsi"/>
+          <w:lang w:eastAsia="ru-RU"/>
+        </w:rPr>
+      </w:pPr>
+    </w:p>
+    <w:p>
+      <w:pPr>
+        <w:shd w:val="clear" w:color="auto" w:fill="FFFFFF"/>
+        <w:spacing w:after="0" w:line="240" w:lineRule="auto"/>
+        <w:ind w:firstLine="851"/>
+        <w:jc w:val="both"/>
+        <w:rPr>
+          <w:rFonts w:eastAsia="Times New Roman" w:cstheme="minorHAnsi"/>
+          <w:lang w:eastAsia="ru-RU"/>
+        </w:rPr>
+      </w:pPr>
+      <w:r>
+        <w:rPr>
+          <w:rFonts w:eastAsia="Times New Roman" w:cstheme="minorHAnsi"/>
+          <w:lang w:eastAsia="ru-RU"/>
+        </w:rPr>
+        <w:t># Формирование таблицы результатов</w:t>
+      </w:r>
+    </w:p>
+    <w:p>
+      <w:pPr>
+        <w:shd w:val="clear" w:color="auto" w:fill="FFFFFF"/>
+        <w:spacing w:after="0" w:line="240" w:lineRule="auto"/>
+        <w:ind w:firstLine="851"/>
+        <w:jc w:val="both"/>
+        <w:rPr>
+          <w:rFonts w:eastAsia="Times New Roman" w:cstheme="minorHAnsi"/>
+          <w:lang w:eastAsia="ru-RU"/>
+        </w:rPr>
+      </w:pPr>
+      <w:r>
+        <w:rPr>
+          <w:rFonts w:eastAsia="Times New Roman" w:cstheme="minorHAnsi"/>
+          <w:lang w:val="en-US" w:eastAsia="ru-RU"/>
+        </w:rPr>
         <w:lastRenderedPageBreak/>
-        <w:t xml:space="preserve"># </w:t>
-      </w:r>
-      <w:proofErr w:type="spellStart"/>
-      <w:r>
-        <w:rPr>
-          <w:rFonts w:eastAsia="Times New Roman" w:cstheme="minorHAnsi"/>
-          <w:lang w:val="en-US" w:eastAsia="ru-RU"/>
-        </w:rPr>
-        <w:t>Заданные</w:t>
-      </w:r>
-      <w:proofErr w:type="spellEnd"/>
-      <w:r>
-        <w:rPr>
-          <w:rFonts w:eastAsia="Times New Roman" w:cstheme="minorHAnsi"/>
-          <w:lang w:val="en-US" w:eastAsia="ru-RU"/>
-        </w:rPr>
-        <w:t xml:space="preserve"> </w:t>
-      </w:r>
-      <w:proofErr w:type="spellStart"/>
-      <w:r>
-        <w:rPr>
-          <w:rFonts w:eastAsia="Times New Roman" w:cstheme="minorHAnsi"/>
-          <w:lang w:val="en-US" w:eastAsia="ru-RU"/>
-        </w:rPr>
-        <w:t>значения</w:t>
-      </w:r>
-      <w:proofErr w:type="spellEnd"/>
-      <w:r>
-        <w:rPr>
-          <w:rFonts w:eastAsia="Times New Roman" w:cstheme="minorHAnsi"/>
-          <w:lang w:val="en-US" w:eastAsia="ru-RU"/>
-        </w:rPr>
-        <w:t xml:space="preserve"> UDP Throughput </w:t>
-      </w:r>
-      <w:proofErr w:type="spellStart"/>
-      <w:r>
-        <w:rPr>
-          <w:rFonts w:eastAsia="Times New Roman" w:cstheme="minorHAnsi"/>
-          <w:lang w:val="en-US" w:eastAsia="ru-RU"/>
-        </w:rPr>
-        <w:t>из</w:t>
-      </w:r>
-      <w:proofErr w:type="spellEnd"/>
-      <w:r>
-        <w:rPr>
-          <w:rFonts w:eastAsia="Times New Roman" w:cstheme="minorHAnsi"/>
-          <w:lang w:val="en-US" w:eastAsia="ru-RU"/>
-        </w:rPr>
-        <w:t xml:space="preserve"> </w:t>
-      </w:r>
-      <w:proofErr w:type="spellStart"/>
-      <w:r>
-        <w:rPr>
-          <w:rFonts w:eastAsia="Times New Roman" w:cstheme="minorHAnsi"/>
-          <w:lang w:val="en-US" w:eastAsia="ru-RU"/>
-        </w:rPr>
-        <w:t>таблицы</w:t>
-      </w:r>
-      <w:proofErr w:type="spellEnd"/>
-      <w:r>
-        <w:rPr>
-          <w:rFonts w:eastAsia="Times New Roman" w:cstheme="minorHAnsi"/>
-          <w:lang w:val="en-US" w:eastAsia="ru-RU"/>
-        </w:rPr>
-        <w:t xml:space="preserve"> 2</w:t>
-      </w:r>
-    </w:p>
-    <w:p>
-      <w:pPr>
-        <w:shd w:val="clear" w:color="auto" w:fill="FFFFFF"/>
-        <w:spacing w:after="0" w:line="240" w:lineRule="auto"/>
-        <w:ind w:firstLine="851"/>
-        <w:jc w:val="both"/>
-        <w:rPr>
-          <w:rFonts w:eastAsia="Times New Roman" w:cstheme="minorHAnsi"/>
-          <w:lang w:eastAsia="ru-RU"/>
-        </w:rPr>
-      </w:pPr>
-      <w:r>
-        <w:rPr>
-          <w:rFonts w:eastAsia="Times New Roman" w:cstheme="minorHAnsi"/>
-          <w:lang w:val="en-US" w:eastAsia="ru-RU"/>
-        </w:rPr>
-        <w:t>throughputs</w:t>
-      </w:r>
-      <w:r>
-        <w:rPr>
-          <w:rFonts w:eastAsia="Times New Roman" w:cstheme="minorHAnsi"/>
-          <w:lang w:eastAsia="ru-RU"/>
-        </w:rPr>
-        <w:t xml:space="preserve"> = [50, 100, 150, 200, 250, 300, 350, 400, 450, 500]</w:t>
-      </w:r>
-    </w:p>
-    <w:p>
-      <w:pPr>
-        <w:shd w:val="clear" w:color="auto" w:fill="FFFFFF"/>
-        <w:spacing w:after="0" w:line="240" w:lineRule="auto"/>
-        <w:ind w:firstLine="851"/>
-        <w:jc w:val="both"/>
-        <w:rPr>
-          <w:rFonts w:eastAsia="Times New Roman" w:cstheme="minorHAnsi"/>
-          <w:lang w:eastAsia="ru-RU"/>
-        </w:rPr>
-      </w:pPr>
-    </w:p>
-    <w:p>
-      <w:pPr>
-        <w:shd w:val="clear" w:color="auto" w:fill="FFFFFF"/>
-        <w:spacing w:after="0" w:line="240" w:lineRule="auto"/>
-        <w:ind w:firstLine="851"/>
-        <w:jc w:val="both"/>
-        <w:rPr>
-          <w:rFonts w:eastAsia="Times New Roman" w:cstheme="minorHAnsi"/>
-          <w:lang w:eastAsia="ru-RU"/>
-        </w:rPr>
-      </w:pPr>
-      <w:r>
-        <w:rPr>
-          <w:rFonts w:eastAsia="Times New Roman" w:cstheme="minorHAnsi"/>
-          <w:lang w:eastAsia="ru-RU"/>
-        </w:rPr>
-        <w:t># Формирование таблицы результатов</w:t>
-      </w:r>
-    </w:p>
-    <w:p>
-      <w:pPr>
-        <w:shd w:val="clear" w:color="auto" w:fill="FFFFFF"/>
-        <w:spacing w:after="0" w:line="240" w:lineRule="auto"/>
-        <w:ind w:firstLine="851"/>
-        <w:jc w:val="both"/>
-        <w:rPr>
-          <w:rFonts w:eastAsia="Times New Roman" w:cstheme="minorHAnsi"/>
-          <w:lang w:eastAsia="ru-RU"/>
-        </w:rPr>
-      </w:pPr>
-      <w:r>
-        <w:rPr>
-          <w:rFonts w:eastAsia="Times New Roman" w:cstheme="minorHAnsi"/>
-          <w:lang w:val="en-US" w:eastAsia="ru-RU"/>
-        </w:rPr>
         <w:t>results</w:t>
       </w:r>
       <w:r>
@@ -13165,6 +15737,7 @@
         </w:rPr>
         <w:t>:&lt;15.1f} {temp:&lt;15.1f}")</w:t>
       </w:r>
+      <w:bookmarkEnd w:id="0"/>
     </w:p>
     <w:sectPr>
       <w:pgSz w:w="11906" w:h="16838"/>
@@ -13357,6 +15930,273 @@
     </w:lvl>
   </w:abstractNum>
   <w:abstractNum w:abstractNumId="2" w15:restartNumberingAfterBreak="0">
+    <w:nsid w:val="357051B1"/>
+    <w:multiLevelType w:val="hybridMultilevel"/>
+    <w:tmpl w:val="B0869F0E"/>
+    <w:lvl w:ilvl="0" w:tplc="32B834EC">
+      <w:start w:val="1"/>
+      <w:numFmt w:val="decimal"/>
+      <w:lvlText w:val="%1."/>
+      <w:lvlJc w:val="left"/>
+      <w:pPr>
+        <w:ind w:left="1211" w:hanging="360"/>
+      </w:pPr>
+      <w:rPr>
+        <w:rFonts w:hint="default"/>
+      </w:rPr>
+    </w:lvl>
+    <w:lvl w:ilvl="1" w:tplc="04190019" w:tentative="1">
+      <w:start w:val="1"/>
+      <w:numFmt w:val="lowerLetter"/>
+      <w:lvlText w:val="%2."/>
+      <w:lvlJc w:val="left"/>
+      <w:pPr>
+        <w:ind w:left="1931" w:hanging="360"/>
+      </w:pPr>
+    </w:lvl>
+    <w:lvl w:ilvl="2" w:tplc="0419001B" w:tentative="1">
+      <w:start w:val="1"/>
+      <w:numFmt w:val="lowerRoman"/>
+      <w:lvlText w:val="%3."/>
+      <w:lvlJc w:val="right"/>
+      <w:pPr>
+        <w:ind w:left="2651" w:hanging="180"/>
+      </w:pPr>
+    </w:lvl>
+    <w:lvl w:ilvl="3" w:tplc="0419000F" w:tentative="1">
+      <w:start w:val="1"/>
+      <w:numFmt w:val="decimal"/>
+      <w:lvlText w:val="%4."/>
+      <w:lvlJc w:val="left"/>
+      <w:pPr>
+        <w:ind w:left="3371" w:hanging="360"/>
+      </w:pPr>
+    </w:lvl>
+    <w:lvl w:ilvl="4" w:tplc="04190019" w:tentative="1">
+      <w:start w:val="1"/>
+      <w:numFmt w:val="lowerLetter"/>
+      <w:lvlText w:val="%5."/>
+      <w:lvlJc w:val="left"/>
+      <w:pPr>
+        <w:ind w:left="4091" w:hanging="360"/>
+      </w:pPr>
+    </w:lvl>
+    <w:lvl w:ilvl="5" w:tplc="0419001B" w:tentative="1">
+      <w:start w:val="1"/>
+      <w:numFmt w:val="lowerRoman"/>
+      <w:lvlText w:val="%6."/>
+      <w:lvlJc w:val="right"/>
+      <w:pPr>
+        <w:ind w:left="4811" w:hanging="180"/>
+      </w:pPr>
+    </w:lvl>
+    <w:lvl w:ilvl="6" w:tplc="0419000F" w:tentative="1">
+      <w:start w:val="1"/>
+      <w:numFmt w:val="decimal"/>
+      <w:lvlText w:val="%7."/>
+      <w:lvlJc w:val="left"/>
+      <w:pPr>
+        <w:ind w:left="5531" w:hanging="360"/>
+      </w:pPr>
+    </w:lvl>
+    <w:lvl w:ilvl="7" w:tplc="04190019" w:tentative="1">
+      <w:start w:val="1"/>
+      <w:numFmt w:val="lowerLetter"/>
+      <w:lvlText w:val="%8."/>
+      <w:lvlJc w:val="left"/>
+      <w:pPr>
+        <w:ind w:left="6251" w:hanging="360"/>
+      </w:pPr>
+    </w:lvl>
+    <w:lvl w:ilvl="8" w:tplc="0419001B" w:tentative="1">
+      <w:start w:val="1"/>
+      <w:numFmt w:val="lowerRoman"/>
+      <w:lvlText w:val="%9."/>
+      <w:lvlJc w:val="right"/>
+      <w:pPr>
+        <w:ind w:left="6971" w:hanging="180"/>
+      </w:pPr>
+    </w:lvl>
+  </w:abstractNum>
+  <w:abstractNum w:abstractNumId="3" w15:restartNumberingAfterBreak="0">
+    <w:nsid w:val="4B8908EB"/>
+    <w:multiLevelType w:val="hybridMultilevel"/>
+    <w:tmpl w:val="EC96E3DA"/>
+    <w:lvl w:ilvl="0" w:tplc="0F826450">
+      <w:start w:val="1"/>
+      <w:numFmt w:val="decimal"/>
+      <w:lvlText w:val="%1."/>
+      <w:lvlJc w:val="left"/>
+      <w:pPr>
+        <w:ind w:left="1211" w:hanging="360"/>
+      </w:pPr>
+      <w:rPr>
+        <w:rFonts w:eastAsiaTheme="minorHAnsi" w:hint="default"/>
+      </w:rPr>
+    </w:lvl>
+    <w:lvl w:ilvl="1" w:tplc="04190019" w:tentative="1">
+      <w:start w:val="1"/>
+      <w:numFmt w:val="lowerLetter"/>
+      <w:lvlText w:val="%2."/>
+      <w:lvlJc w:val="left"/>
+      <w:pPr>
+        <w:ind w:left="1931" w:hanging="360"/>
+      </w:pPr>
+    </w:lvl>
+    <w:lvl w:ilvl="2" w:tplc="0419001B" w:tentative="1">
+      <w:start w:val="1"/>
+      <w:numFmt w:val="lowerRoman"/>
+      <w:lvlText w:val="%3."/>
+      <w:lvlJc w:val="right"/>
+      <w:pPr>
+        <w:ind w:left="2651" w:hanging="180"/>
+      </w:pPr>
+    </w:lvl>
+    <w:lvl w:ilvl="3" w:tplc="0419000F" w:tentative="1">
+      <w:start w:val="1"/>
+      <w:numFmt w:val="decimal"/>
+      <w:lvlText w:val="%4."/>
+      <w:lvlJc w:val="left"/>
+      <w:pPr>
+        <w:ind w:left="3371" w:hanging="360"/>
+      </w:pPr>
+    </w:lvl>
+    <w:lvl w:ilvl="4" w:tplc="04190019" w:tentative="1">
+      <w:start w:val="1"/>
+      <w:numFmt w:val="lowerLetter"/>
+      <w:lvlText w:val="%5."/>
+      <w:lvlJc w:val="left"/>
+      <w:pPr>
+        <w:ind w:left="4091" w:hanging="360"/>
+      </w:pPr>
+    </w:lvl>
+    <w:lvl w:ilvl="5" w:tplc="0419001B" w:tentative="1">
+      <w:start w:val="1"/>
+      <w:numFmt w:val="lowerRoman"/>
+      <w:lvlText w:val="%6."/>
+      <w:lvlJc w:val="right"/>
+      <w:pPr>
+        <w:ind w:left="4811" w:hanging="180"/>
+      </w:pPr>
+    </w:lvl>
+    <w:lvl w:ilvl="6" w:tplc="0419000F" w:tentative="1">
+      <w:start w:val="1"/>
+      <w:numFmt w:val="decimal"/>
+      <w:lvlText w:val="%7."/>
+      <w:lvlJc w:val="left"/>
+      <w:pPr>
+        <w:ind w:left="5531" w:hanging="360"/>
+      </w:pPr>
+    </w:lvl>
+    <w:lvl w:ilvl="7" w:tplc="04190019" w:tentative="1">
+      <w:start w:val="1"/>
+      <w:numFmt w:val="lowerLetter"/>
+      <w:lvlText w:val="%8."/>
+      <w:lvlJc w:val="left"/>
+      <w:pPr>
+        <w:ind w:left="6251" w:hanging="360"/>
+      </w:pPr>
+    </w:lvl>
+    <w:lvl w:ilvl="8" w:tplc="0419001B" w:tentative="1">
+      <w:start w:val="1"/>
+      <w:numFmt w:val="lowerRoman"/>
+      <w:lvlText w:val="%9."/>
+      <w:lvlJc w:val="right"/>
+      <w:pPr>
+        <w:ind w:left="6971" w:hanging="180"/>
+      </w:pPr>
+    </w:lvl>
+  </w:abstractNum>
+  <w:abstractNum w:abstractNumId="4" w15:restartNumberingAfterBreak="0">
+    <w:nsid w:val="50FF1819"/>
+    <w:multiLevelType w:val="hybridMultilevel"/>
+    <w:tmpl w:val="F2D8092A"/>
+    <w:lvl w:ilvl="0" w:tplc="68AACEE0">
+      <w:start w:val="1"/>
+      <w:numFmt w:val="decimal"/>
+      <w:lvlText w:val="%1."/>
+      <w:lvlJc w:val="left"/>
+      <w:pPr>
+        <w:ind w:left="1211" w:hanging="360"/>
+      </w:pPr>
+      <w:rPr>
+        <w:rFonts w:hint="default"/>
+      </w:rPr>
+    </w:lvl>
+    <w:lvl w:ilvl="1" w:tplc="04190019" w:tentative="1">
+      <w:start w:val="1"/>
+      <w:numFmt w:val="lowerLetter"/>
+      <w:lvlText w:val="%2."/>
+      <w:lvlJc w:val="left"/>
+      <w:pPr>
+        <w:ind w:left="1931" w:hanging="360"/>
+      </w:pPr>
+    </w:lvl>
+    <w:lvl w:ilvl="2" w:tplc="0419001B" w:tentative="1">
+      <w:start w:val="1"/>
+      <w:numFmt w:val="lowerRoman"/>
+      <w:lvlText w:val="%3."/>
+      <w:lvlJc w:val="right"/>
+      <w:pPr>
+        <w:ind w:left="2651" w:hanging="180"/>
+      </w:pPr>
+    </w:lvl>
+    <w:lvl w:ilvl="3" w:tplc="0419000F" w:tentative="1">
+      <w:start w:val="1"/>
+      <w:numFmt w:val="decimal"/>
+      <w:lvlText w:val="%4."/>
+      <w:lvlJc w:val="left"/>
+      <w:pPr>
+        <w:ind w:left="3371" w:hanging="360"/>
+      </w:pPr>
+    </w:lvl>
+    <w:lvl w:ilvl="4" w:tplc="04190019" w:tentative="1">
+      <w:start w:val="1"/>
+      <w:numFmt w:val="lowerLetter"/>
+      <w:lvlText w:val="%5."/>
+      <w:lvlJc w:val="left"/>
+      <w:pPr>
+        <w:ind w:left="4091" w:hanging="360"/>
+      </w:pPr>
+    </w:lvl>
+    <w:lvl w:ilvl="5" w:tplc="0419001B" w:tentative="1">
+      <w:start w:val="1"/>
+      <w:numFmt w:val="lowerRoman"/>
+      <w:lvlText w:val="%6."/>
+      <w:lvlJc w:val="right"/>
+      <w:pPr>
+        <w:ind w:left="4811" w:hanging="180"/>
+      </w:pPr>
+    </w:lvl>
+    <w:lvl w:ilvl="6" w:tplc="0419000F" w:tentative="1">
+      <w:start w:val="1"/>
+      <w:numFmt w:val="decimal"/>
+      <w:lvlText w:val="%7."/>
+      <w:lvlJc w:val="left"/>
+      <w:pPr>
+        <w:ind w:left="5531" w:hanging="360"/>
+      </w:pPr>
+    </w:lvl>
+    <w:lvl w:ilvl="7" w:tplc="04190019" w:tentative="1">
+      <w:start w:val="1"/>
+      <w:numFmt w:val="lowerLetter"/>
+      <w:lvlText w:val="%8."/>
+      <w:lvlJc w:val="left"/>
+      <w:pPr>
+        <w:ind w:left="6251" w:hanging="360"/>
+      </w:pPr>
+    </w:lvl>
+    <w:lvl w:ilvl="8" w:tplc="0419001B" w:tentative="1">
+      <w:start w:val="1"/>
+      <w:numFmt w:val="lowerRoman"/>
+      <w:lvlText w:val="%9."/>
+      <w:lvlJc w:val="right"/>
+      <w:pPr>
+        <w:ind w:left="6971" w:hanging="180"/>
+      </w:pPr>
+    </w:lvl>
+  </w:abstractNum>
+  <w:abstractNum w:abstractNumId="5" w15:restartNumberingAfterBreak="0">
     <w:nsid w:val="51A20A8D"/>
     <w:multiLevelType w:val="multilevel"/>
     <w:tmpl w:val="E8C80068"/>
@@ -13505,7 +16345,7 @@
       </w:rPr>
     </w:lvl>
   </w:abstractNum>
-  <w:abstractNum w:abstractNumId="3" w15:restartNumberingAfterBreak="0">
+  <w:abstractNum w:abstractNumId="6" w15:restartNumberingAfterBreak="0">
     <w:nsid w:val="5AE25DDC"/>
     <w:multiLevelType w:val="multilevel"/>
     <w:tmpl w:val="39A4BC0E"/>
@@ -13618,7 +16458,7 @@
       </w:pPr>
     </w:lvl>
   </w:abstractNum>
-  <w:abstractNum w:abstractNumId="4" w15:restartNumberingAfterBreak="0">
+  <w:abstractNum w:abstractNumId="7" w15:restartNumberingAfterBreak="0">
     <w:nsid w:val="70443F52"/>
     <w:multiLevelType w:val="multilevel"/>
     <w:tmpl w:val="D35E43C2"/>
@@ -13735,16 +16575,25 @@
     <w:abstractNumId w:val="0"/>
   </w:num>
   <w:num w:numId="2">
-    <w:abstractNumId w:val="4"/>
+    <w:abstractNumId w:val="7"/>
   </w:num>
   <w:num w:numId="3">
     <w:abstractNumId w:val="1"/>
   </w:num>
   <w:num w:numId="4">
-    <w:abstractNumId w:val="3"/>
+    <w:abstractNumId w:val="6"/>
   </w:num>
   <w:num w:numId="5">
+    <w:abstractNumId w:val="5"/>
+  </w:num>
+  <w:num w:numId="6">
     <w:abstractNumId w:val="2"/>
+  </w:num>
+  <w:num w:numId="7">
+    <w:abstractNumId w:val="4"/>
+  </w:num>
+  <w:num w:numId="8">
+    <w:abstractNumId w:val="3"/>
   </w:num>
 </w:numbering>
 </file>
@@ -14143,6 +16992,67 @@
     <w:name w:val="Normal"/>
     <w:qFormat/>
   </w:style>
+  <w:style w:type="paragraph" w:styleId="1">
+    <w:name w:val="heading 1"/>
+    <w:basedOn w:val="a"/>
+    <w:next w:val="a"/>
+    <w:link w:val="10"/>
+    <w:uiPriority w:val="9"/>
+    <w:qFormat/>
+    <w:rsid w:val="0028429B"/>
+    <w:pPr>
+      <w:keepNext/>
+      <w:keepLines/>
+      <w:spacing w:before="240" w:after="0"/>
+      <w:outlineLvl w:val="0"/>
+    </w:pPr>
+    <w:rPr>
+      <w:rFonts w:asciiTheme="majorHAnsi" w:eastAsiaTheme="majorEastAsia" w:hAnsiTheme="majorHAnsi" w:cstheme="majorBidi"/>
+      <w:color w:val="2E74B5" w:themeColor="accent1" w:themeShade="BF"/>
+      <w:sz w:val="32"/>
+      <w:szCs w:val="32"/>
+    </w:rPr>
+  </w:style>
+  <w:style w:type="paragraph" w:styleId="4">
+    <w:name w:val="heading 4"/>
+    <w:basedOn w:val="a"/>
+    <w:link w:val="40"/>
+    <w:uiPriority w:val="9"/>
+    <w:qFormat/>
+    <w:rsid w:val="0086526D"/>
+    <w:pPr>
+      <w:spacing w:before="100" w:beforeAutospacing="1" w:after="100" w:afterAutospacing="1" w:line="240" w:lineRule="auto"/>
+      <w:outlineLvl w:val="3"/>
+    </w:pPr>
+    <w:rPr>
+      <w:rFonts w:ascii="Times New Roman" w:eastAsia="Times New Roman" w:hAnsi="Times New Roman" w:cs="Times New Roman"/>
+      <w:b/>
+      <w:bCs/>
+      <w:sz w:val="24"/>
+      <w:szCs w:val="24"/>
+      <w:lang w:eastAsia="ru-RU"/>
+    </w:rPr>
+  </w:style>
+  <w:style w:type="paragraph" w:styleId="5">
+    <w:name w:val="heading 5"/>
+    <w:basedOn w:val="a"/>
+    <w:next w:val="a"/>
+    <w:link w:val="50"/>
+    <w:uiPriority w:val="9"/>
+    <w:unhideWhenUsed/>
+    <w:qFormat/>
+    <w:rsid w:val="00A6399C"/>
+    <w:pPr>
+      <w:keepNext/>
+      <w:keepLines/>
+      <w:spacing w:before="40" w:after="0"/>
+      <w:outlineLvl w:val="4"/>
+    </w:pPr>
+    <w:rPr>
+      <w:rFonts w:asciiTheme="majorHAnsi" w:eastAsiaTheme="majorEastAsia" w:hAnsiTheme="majorHAnsi" w:cstheme="majorBidi"/>
+      <w:color w:val="2E74B5" w:themeColor="accent1" w:themeShade="BF"/>
+    </w:rPr>
+  </w:style>
   <w:style w:type="character" w:default="1" w:styleId="a0">
     <w:name w:val="Default Paragraph Font"/>
     <w:uiPriority w:val="1"/>
@@ -14269,6 +17179,68 @@
     <w:name w:val="katex-mathml"/>
     <w:basedOn w:val="a0"/>
     <w:rsid w:val="00CD0BCE"/>
+  </w:style>
+  <w:style w:type="character" w:styleId="a7">
+    <w:name w:val="Hyperlink"/>
+    <w:basedOn w:val="a0"/>
+    <w:uiPriority w:val="99"/>
+    <w:unhideWhenUsed/>
+    <w:rsid w:val="00482D95"/>
+    <w:rPr>
+      <w:color w:val="0563C1" w:themeColor="hyperlink"/>
+      <w:u w:val="single"/>
+    </w:rPr>
+  </w:style>
+  <w:style w:type="character" w:styleId="a8">
+    <w:name w:val="FollowedHyperlink"/>
+    <w:basedOn w:val="a0"/>
+    <w:uiPriority w:val="99"/>
+    <w:semiHidden/>
+    <w:unhideWhenUsed/>
+    <w:rsid w:val="00482D95"/>
+    <w:rPr>
+      <w:color w:val="954F72" w:themeColor="followedHyperlink"/>
+      <w:u w:val="single"/>
+    </w:rPr>
+  </w:style>
+  <w:style w:type="character" w:customStyle="1" w:styleId="40">
+    <w:name w:val="Заголовок 4 Знак"/>
+    <w:basedOn w:val="a0"/>
+    <w:link w:val="4"/>
+    <w:uiPriority w:val="9"/>
+    <w:rsid w:val="0086526D"/>
+    <w:rPr>
+      <w:rFonts w:ascii="Times New Roman" w:eastAsia="Times New Roman" w:hAnsi="Times New Roman" w:cs="Times New Roman"/>
+      <w:b/>
+      <w:bCs/>
+      <w:sz w:val="24"/>
+      <w:szCs w:val="24"/>
+      <w:lang w:eastAsia="ru-RU"/>
+    </w:rPr>
+  </w:style>
+  <w:style w:type="character" w:customStyle="1" w:styleId="50">
+    <w:name w:val="Заголовок 5 Знак"/>
+    <w:basedOn w:val="a0"/>
+    <w:link w:val="5"/>
+    <w:uiPriority w:val="9"/>
+    <w:rsid w:val="00A6399C"/>
+    <w:rPr>
+      <w:rFonts w:asciiTheme="majorHAnsi" w:eastAsiaTheme="majorEastAsia" w:hAnsiTheme="majorHAnsi" w:cstheme="majorBidi"/>
+      <w:color w:val="2E74B5" w:themeColor="accent1" w:themeShade="BF"/>
+    </w:rPr>
+  </w:style>
+  <w:style w:type="character" w:customStyle="1" w:styleId="10">
+    <w:name w:val="Заголовок 1 Знак"/>
+    <w:basedOn w:val="a0"/>
+    <w:link w:val="1"/>
+    <w:uiPriority w:val="9"/>
+    <w:rsid w:val="0028429B"/>
+    <w:rPr>
+      <w:rFonts w:asciiTheme="majorHAnsi" w:eastAsiaTheme="majorEastAsia" w:hAnsiTheme="majorHAnsi" w:cstheme="majorBidi"/>
+      <w:color w:val="2E74B5" w:themeColor="accent1" w:themeShade="BF"/>
+      <w:sz w:val="32"/>
+      <w:szCs w:val="32"/>
+    </w:rPr>
   </w:style>
 </w:styles>
 </file>
@@ -14539,7 +17511,7 @@
 </file>
 
 <file path=customXml/itemProps1.xml><?xml version="1.0" encoding="utf-8"?>
-<ds:datastoreItem xmlns:ds="http://schemas.openxmlformats.org/officeDocument/2006/customXml" ds:itemID="{101D0FD6-9FDC-40DF-86B6-0F6F43495334}">
+<ds:datastoreItem xmlns:ds="http://schemas.openxmlformats.org/officeDocument/2006/customXml" ds:itemID="{9BA2ADE0-FF8E-441A-AA16-F2D4EBD954B2}">
   <ds:schemaRefs>
     <ds:schemaRef ds:uri="http://schemas.openxmlformats.org/officeDocument/2006/bibliography"/>
   </ds:schemaRefs>

--- a/Test Assignment Report.docx
+++ b/Test Assignment Report.docx
@@ -114,17 +114,7 @@
             <w:szCs w:val="28"/>
             <w:lang w:eastAsia="ru-RU"/>
           </w:rPr>
-          <w:t>-репозитори</w:t>
-        </w:r>
-        <w:r>
-          <w:rPr>
-            <w:rStyle w:val="a7"/>
-            <w:rFonts w:ascii="Times New Roman" w:eastAsia="Times New Roman" w:hAnsi="Times New Roman" w:cs="Times New Roman"/>
-            <w:sz w:val="28"/>
-            <w:szCs w:val="28"/>
-            <w:lang w:eastAsia="ru-RU"/>
-          </w:rPr>
-          <w:t>и</w:t>
+          <w:t>-репозитории</w:t>
         </w:r>
         <w:r>
           <w:rPr>
@@ -5769,7 +5759,7 @@
           <w:szCs w:val="28"/>
           <w:lang w:val="en-US" w:eastAsia="ru-RU"/>
         </w:rPr>
-        <w:t xml:space="preserve">c – </w:t>
+        <w:t>c</w:t>
       </w:r>
       <w:r>
         <w:rPr>
@@ -5778,6 +5768,15 @@
           <w:szCs w:val="28"/>
           <w:lang w:eastAsia="ru-RU"/>
         </w:rPr>
+        <w:t xml:space="preserve"> – </w:t>
+      </w:r>
+      <w:r>
+        <w:rPr>
+          <w:rFonts w:ascii="Times New Roman" w:eastAsia="Times New Roman" w:hAnsi="Times New Roman" w:cs="Times New Roman"/>
+          <w:sz w:val="28"/>
+          <w:szCs w:val="28"/>
+          <w:lang w:eastAsia="ru-RU"/>
+        </w:rPr>
         <w:t>свободный член.</w:t>
       </w:r>
     </w:p>
@@ -5864,7 +5863,7 @@
           <w:rFonts w:ascii="Times New Roman" w:eastAsia="Times New Roman" w:hAnsi="Times New Roman" w:cs="Times New Roman"/>
           <w:sz w:val="28"/>
           <w:szCs w:val="28"/>
-          <w:lang w:val="en-US" w:eastAsia="ru-RU"/>
+          <w:lang w:eastAsia="ru-RU"/>
         </w:rPr>
       </w:pPr>
       <w:r>
@@ -5881,7 +5880,7 @@
           <w:rFonts w:ascii="Times New Roman" w:eastAsia="Times New Roman" w:hAnsi="Times New Roman" w:cs="Times New Roman"/>
           <w:sz w:val="28"/>
           <w:szCs w:val="28"/>
-          <w:lang w:val="en-US" w:eastAsia="ru-RU"/>
+          <w:lang w:eastAsia="ru-RU"/>
         </w:rPr>
         <w:t>:</w:t>
       </w:r>
@@ -5896,7 +5895,7 @@
           <w:rFonts w:ascii="Times New Roman" w:eastAsia="Times New Roman" w:hAnsi="Times New Roman" w:cs="Times New Roman"/>
           <w:sz w:val="28"/>
           <w:szCs w:val="28"/>
-          <w:lang w:val="en-US" w:eastAsia="ru-RU"/>
+          <w:lang w:eastAsia="ru-RU"/>
         </w:rPr>
       </w:pPr>
       <w:r>
@@ -5915,7 +5914,54 @@
           <w:szCs w:val="28"/>
           <w:lang w:val="en-US" w:eastAsia="ru-RU"/>
         </w:rPr>
-        <w:t>reverse_regression.py:</w:t>
+        <w:t>reverse</w:t>
+      </w:r>
+      <w:r>
+        <w:rPr>
+          <w:rFonts w:ascii="Times New Roman" w:eastAsia="Times New Roman" w:hAnsi="Times New Roman" w:cs="Times New Roman"/>
+          <w:sz w:val="28"/>
+          <w:szCs w:val="28"/>
+          <w:lang w:eastAsia="ru-RU"/>
+        </w:rPr>
+        <w:t>_</w:t>
+      </w:r>
+      <w:r>
+        <w:rPr>
+          <w:rFonts w:ascii="Times New Roman" w:eastAsia="Times New Roman" w:hAnsi="Times New Roman" w:cs="Times New Roman"/>
+          <w:sz w:val="28"/>
+          <w:szCs w:val="28"/>
+          <w:lang w:val="en-US" w:eastAsia="ru-RU"/>
+        </w:rPr>
+        <w:t>regression</w:t>
+      </w:r>
+      <w:r>
+        <w:rPr>
+          <w:rFonts w:ascii="Times New Roman" w:eastAsia="Times New Roman" w:hAnsi="Times New Roman" w:cs="Times New Roman"/>
+          <w:sz w:val="28"/>
+          <w:szCs w:val="28"/>
+          <w:lang w:eastAsia="ru-RU"/>
+        </w:rPr>
+        <w:t>.</w:t>
+      </w:r>
+      <w:proofErr w:type="spellStart"/>
+      <w:r>
+        <w:rPr>
+          <w:rFonts w:ascii="Times New Roman" w:eastAsia="Times New Roman" w:hAnsi="Times New Roman" w:cs="Times New Roman"/>
+          <w:sz w:val="28"/>
+          <w:szCs w:val="28"/>
+          <w:lang w:val="en-US" w:eastAsia="ru-RU"/>
+        </w:rPr>
+        <w:t>py</w:t>
+      </w:r>
+      <w:proofErr w:type="spellEnd"/>
+      <w:r>
+        <w:rPr>
+          <w:rFonts w:ascii="Times New Roman" w:eastAsia="Times New Roman" w:hAnsi="Times New Roman" w:cs="Times New Roman"/>
+          <w:sz w:val="28"/>
+          <w:szCs w:val="28"/>
+          <w:lang w:eastAsia="ru-RU"/>
+        </w:rPr>
+        <w:t>:</w:t>
       </w:r>
     </w:p>
     <w:p>
@@ -7254,214 +7300,42 @@
         </w:rPr>
         <w:t xml:space="preserve">иложении А и по ссылке в </w:t>
       </w:r>
-      <w:r>
-        <w:rPr>
-          <w:rFonts w:ascii="Times New Roman" w:eastAsia="Times New Roman" w:hAnsi="Times New Roman" w:cs="Times New Roman"/>
-          <w:sz w:val="28"/>
-          <w:szCs w:val="28"/>
-          <w:lang w:val="en-US" w:eastAsia="ru-RU"/>
-        </w:rPr>
-        <w:fldChar w:fldCharType="begin"/>
-      </w:r>
-      <w:r>
-        <w:rPr>
-          <w:rFonts w:ascii="Times New Roman" w:eastAsia="Times New Roman" w:hAnsi="Times New Roman" w:cs="Times New Roman"/>
-          <w:sz w:val="28"/>
-          <w:szCs w:val="28"/>
-          <w:lang w:eastAsia="ru-RU"/>
-        </w:rPr>
-        <w:instrText xml:space="preserve"> </w:instrText>
-      </w:r>
-      <w:r>
-        <w:rPr>
-          <w:rFonts w:ascii="Times New Roman" w:eastAsia="Times New Roman" w:hAnsi="Times New Roman" w:cs="Times New Roman"/>
-          <w:sz w:val="28"/>
-          <w:szCs w:val="28"/>
-          <w:lang w:val="en-US" w:eastAsia="ru-RU"/>
-        </w:rPr>
-        <w:instrText>HYPERLINK</w:instrText>
-      </w:r>
-      <w:r>
-        <w:rPr>
-          <w:rFonts w:ascii="Times New Roman" w:eastAsia="Times New Roman" w:hAnsi="Times New Roman" w:cs="Times New Roman"/>
-          <w:sz w:val="28"/>
-          <w:szCs w:val="28"/>
-          <w:lang w:eastAsia="ru-RU"/>
-        </w:rPr>
-        <w:instrText xml:space="preserve"> "</w:instrText>
-      </w:r>
-      <w:r>
-        <w:rPr>
-          <w:rFonts w:ascii="Times New Roman" w:eastAsia="Times New Roman" w:hAnsi="Times New Roman" w:cs="Times New Roman"/>
-          <w:sz w:val="28"/>
-          <w:szCs w:val="28"/>
-          <w:lang w:val="en-US" w:eastAsia="ru-RU"/>
-        </w:rPr>
-        <w:instrText>https</w:instrText>
-      </w:r>
-      <w:r>
-        <w:rPr>
-          <w:rFonts w:ascii="Times New Roman" w:eastAsia="Times New Roman" w:hAnsi="Times New Roman" w:cs="Times New Roman"/>
-          <w:sz w:val="28"/>
-          <w:szCs w:val="28"/>
-          <w:lang w:eastAsia="ru-RU"/>
-        </w:rPr>
-        <w:instrText>://</w:instrText>
-      </w:r>
-      <w:r>
-        <w:rPr>
-          <w:rFonts w:ascii="Times New Roman" w:eastAsia="Times New Roman" w:hAnsi="Times New Roman" w:cs="Times New Roman"/>
-          <w:sz w:val="28"/>
-          <w:szCs w:val="28"/>
-          <w:lang w:val="en-US" w:eastAsia="ru-RU"/>
-        </w:rPr>
-        <w:instrText>github</w:instrText>
-      </w:r>
-      <w:r>
-        <w:rPr>
-          <w:rFonts w:ascii="Times New Roman" w:eastAsia="Times New Roman" w:hAnsi="Times New Roman" w:cs="Times New Roman"/>
-          <w:sz w:val="28"/>
-          <w:szCs w:val="28"/>
-          <w:lang w:eastAsia="ru-RU"/>
-        </w:rPr>
-        <w:instrText>.</w:instrText>
-      </w:r>
-      <w:r>
-        <w:rPr>
-          <w:rFonts w:ascii="Times New Roman" w:eastAsia="Times New Roman" w:hAnsi="Times New Roman" w:cs="Times New Roman"/>
-          <w:sz w:val="28"/>
-          <w:szCs w:val="28"/>
-          <w:lang w:val="en-US" w:eastAsia="ru-RU"/>
-        </w:rPr>
-        <w:instrText>com</w:instrText>
-      </w:r>
-      <w:r>
-        <w:rPr>
-          <w:rFonts w:ascii="Times New Roman" w:eastAsia="Times New Roman" w:hAnsi="Times New Roman" w:cs="Times New Roman"/>
-          <w:sz w:val="28"/>
-          <w:szCs w:val="28"/>
-          <w:lang w:eastAsia="ru-RU"/>
-        </w:rPr>
-        <w:instrText>/3384</w:instrText>
-      </w:r>
-      <w:r>
-        <w:rPr>
-          <w:rFonts w:ascii="Times New Roman" w:eastAsia="Times New Roman" w:hAnsi="Times New Roman" w:cs="Times New Roman"/>
-          <w:sz w:val="28"/>
-          <w:szCs w:val="28"/>
-          <w:lang w:val="en-US" w:eastAsia="ru-RU"/>
-        </w:rPr>
-        <w:instrText>KhalzevAlexandr</w:instrText>
-      </w:r>
-      <w:r>
-        <w:rPr>
-          <w:rFonts w:ascii="Times New Roman" w:eastAsia="Times New Roman" w:hAnsi="Times New Roman" w:cs="Times New Roman"/>
-          <w:sz w:val="28"/>
-          <w:szCs w:val="28"/>
-          <w:lang w:eastAsia="ru-RU"/>
-        </w:rPr>
-        <w:instrText>/</w:instrText>
-      </w:r>
-      <w:r>
-        <w:rPr>
-          <w:rFonts w:ascii="Times New Roman" w:eastAsia="Times New Roman" w:hAnsi="Times New Roman" w:cs="Times New Roman"/>
-          <w:sz w:val="28"/>
-          <w:szCs w:val="28"/>
-          <w:lang w:val="en-US" w:eastAsia="ru-RU"/>
-        </w:rPr>
-        <w:instrText>Analitik</w:instrText>
-      </w:r>
-      <w:r>
-        <w:rPr>
-          <w:rFonts w:ascii="Times New Roman" w:eastAsia="Times New Roman" w:hAnsi="Times New Roman" w:cs="Times New Roman"/>
-          <w:sz w:val="28"/>
-          <w:szCs w:val="28"/>
-          <w:lang w:eastAsia="ru-RU"/>
-        </w:rPr>
-        <w:instrText>_</w:instrText>
-      </w:r>
-      <w:r>
-        <w:rPr>
-          <w:rFonts w:ascii="Times New Roman" w:eastAsia="Times New Roman" w:hAnsi="Times New Roman" w:cs="Times New Roman"/>
-          <w:sz w:val="28"/>
-          <w:szCs w:val="28"/>
-          <w:lang w:val="en-US" w:eastAsia="ru-RU"/>
-        </w:rPr>
-        <w:instrText>test</w:instrText>
-      </w:r>
-      <w:r>
-        <w:rPr>
-          <w:rFonts w:ascii="Times New Roman" w:eastAsia="Times New Roman" w:hAnsi="Times New Roman" w:cs="Times New Roman"/>
-          <w:sz w:val="28"/>
-          <w:szCs w:val="28"/>
-          <w:lang w:eastAsia="ru-RU"/>
-        </w:rPr>
-        <w:instrText>_</w:instrText>
-      </w:r>
-      <w:r>
-        <w:rPr>
-          <w:rFonts w:ascii="Times New Roman" w:eastAsia="Times New Roman" w:hAnsi="Times New Roman" w:cs="Times New Roman"/>
-          <w:sz w:val="28"/>
-          <w:szCs w:val="28"/>
-          <w:lang w:val="en-US" w:eastAsia="ru-RU"/>
-        </w:rPr>
-        <w:instrText>repr</w:instrText>
-      </w:r>
-      <w:r>
-        <w:rPr>
-          <w:rFonts w:ascii="Times New Roman" w:eastAsia="Times New Roman" w:hAnsi="Times New Roman" w:cs="Times New Roman"/>
-          <w:sz w:val="28"/>
-          <w:szCs w:val="28"/>
-          <w:lang w:eastAsia="ru-RU"/>
-        </w:rPr>
-        <w:instrText xml:space="preserve">" </w:instrText>
-      </w:r>
-      <w:r>
-        <w:rPr>
-          <w:rFonts w:ascii="Times New Roman" w:eastAsia="Times New Roman" w:hAnsi="Times New Roman" w:cs="Times New Roman"/>
-          <w:sz w:val="28"/>
-          <w:szCs w:val="28"/>
-          <w:lang w:val="en-US" w:eastAsia="ru-RU"/>
-        </w:rPr>
-      </w:r>
-      <w:r>
-        <w:rPr>
-          <w:rFonts w:ascii="Times New Roman" w:eastAsia="Times New Roman" w:hAnsi="Times New Roman" w:cs="Times New Roman"/>
-          <w:sz w:val="28"/>
-          <w:szCs w:val="28"/>
-          <w:lang w:val="en-US" w:eastAsia="ru-RU"/>
-        </w:rPr>
-        <w:fldChar w:fldCharType="separate"/>
-      </w:r>
-      <w:r>
-        <w:rPr>
-          <w:rStyle w:val="a7"/>
-          <w:rFonts w:ascii="Times New Roman" w:eastAsia="Times New Roman" w:hAnsi="Times New Roman" w:cs="Times New Roman"/>
-          <w:sz w:val="28"/>
-          <w:szCs w:val="28"/>
-          <w:lang w:val="en-US" w:eastAsia="ru-RU"/>
-        </w:rPr>
-        <w:t>Git</w:t>
-      </w:r>
-      <w:r>
-        <w:rPr>
-          <w:rStyle w:val="a7"/>
-          <w:rFonts w:ascii="Times New Roman" w:eastAsia="Times New Roman" w:hAnsi="Times New Roman" w:cs="Times New Roman"/>
-          <w:sz w:val="28"/>
-          <w:szCs w:val="28"/>
-          <w:lang w:eastAsia="ru-RU"/>
-        </w:rPr>
-        <w:t>-репозитории</w:t>
-      </w:r>
-      <w:r>
-        <w:rPr>
-          <w:rFonts w:ascii="Times New Roman" w:eastAsia="Times New Roman" w:hAnsi="Times New Roman" w:cs="Times New Roman"/>
-          <w:sz w:val="28"/>
-          <w:szCs w:val="28"/>
-          <w:lang w:val="en-US" w:eastAsia="ru-RU"/>
-        </w:rPr>
-        <w:fldChar w:fldCharType="end"/>
-      </w:r>
+      <w:hyperlink r:id="rId7" w:history="1">
+        <w:proofErr w:type="spellStart"/>
+        <w:r>
+          <w:rPr>
+            <w:rStyle w:val="a7"/>
+            <w:rFonts w:ascii="Times New Roman" w:eastAsia="Times New Roman" w:hAnsi="Times New Roman" w:cs="Times New Roman"/>
+            <w:sz w:val="28"/>
+            <w:szCs w:val="28"/>
+            <w:lang w:val="en-US" w:eastAsia="ru-RU"/>
+          </w:rPr>
+          <w:t>Git</w:t>
+        </w:r>
+        <w:proofErr w:type="spellEnd"/>
+        <w:r>
+          <w:rPr>
+            <w:rStyle w:val="a7"/>
+            <w:rFonts w:ascii="Times New Roman" w:eastAsia="Times New Roman" w:hAnsi="Times New Roman" w:cs="Times New Roman"/>
+            <w:sz w:val="28"/>
+            <w:szCs w:val="28"/>
+            <w:lang w:eastAsia="ru-RU"/>
+          </w:rPr>
+          <w:t>-</w:t>
+        </w:r>
+        <w:proofErr w:type="spellStart"/>
+        <w:r>
+          <w:rPr>
+            <w:rStyle w:val="a7"/>
+            <w:rFonts w:ascii="Times New Roman" w:eastAsia="Times New Roman" w:hAnsi="Times New Roman" w:cs="Times New Roman"/>
+            <w:sz w:val="28"/>
+            <w:szCs w:val="28"/>
+            <w:lang w:eastAsia="ru-RU"/>
+          </w:rPr>
+          <w:t>репозитории</w:t>
+        </w:r>
+        <w:proofErr w:type="spellEnd"/>
+      </w:hyperlink>
       <w:r>
         <w:rPr>
           <w:rFonts w:ascii="Times New Roman" w:eastAsia="Times New Roman" w:hAnsi="Times New Roman" w:cs="Times New Roman"/>
@@ -9263,7 +9137,7 @@
           <w:bCs/>
           <w:sz w:val="28"/>
           <w:szCs w:val="28"/>
-          <w:lang w:val="en-US" w:eastAsia="ru-RU"/>
+          <w:lang w:eastAsia="ru-RU"/>
         </w:rPr>
       </w:pPr>
       <w:r>
@@ -9282,7 +9156,7 @@
           <w:bCs/>
           <w:sz w:val="28"/>
           <w:szCs w:val="28"/>
-          <w:lang w:val="en-US" w:eastAsia="ru-RU"/>
+          <w:lang w:eastAsia="ru-RU"/>
         </w:rPr>
         <w:t xml:space="preserve"> – 5</w:t>
       </w:r>
@@ -9297,7 +9171,7 @@
           <w:bCs/>
           <w:sz w:val="28"/>
           <w:szCs w:val="28"/>
-          <w:lang w:val="en-US" w:eastAsia="ru-RU"/>
+          <w:lang w:eastAsia="ru-RU"/>
         </w:rPr>
       </w:pPr>
     </w:p>
@@ -9387,45 +9261,16 @@
           <w:szCs w:val="28"/>
           <w:shd w:val="clear" w:color="auto" w:fill="FFFFFF"/>
         </w:rPr>
-        <w:t>Средняя пропускная способность</w:t>
-      </w:r>
-      <w:r>
-        <w:rPr>
-          <w:rStyle w:val="a4"/>
-          <w:rFonts w:ascii="Times New Roman" w:hAnsi="Times New Roman" w:cs="Times New Roman"/>
-          <w:b w:val="0"/>
-          <w:sz w:val="28"/>
-          <w:szCs w:val="28"/>
-          <w:shd w:val="clear" w:color="auto" w:fill="FFFFFF"/>
-        </w:rPr>
-        <w:t xml:space="preserve"> - </w:t>
-      </w:r>
-      <w:r>
-        <w:rPr>
-          <w:rFonts w:ascii="Times New Roman" w:hAnsi="Times New Roman" w:cs="Times New Roman"/>
-          <w:sz w:val="28"/>
-          <w:szCs w:val="28"/>
-          <w:shd w:val="clear" w:color="auto" w:fill="FFFFFF"/>
-        </w:rPr>
-        <w:t>Среднее арифметическое значение скорости передачи полезных данных</w:t>
-      </w:r>
-      <w:r>
-        <w:rPr>
-          <w:rFonts w:ascii="Times New Roman" w:hAnsi="Times New Roman" w:cs="Times New Roman"/>
-          <w:sz w:val="28"/>
-          <w:szCs w:val="28"/>
-          <w:shd w:val="clear" w:color="auto" w:fill="FFFFFF"/>
-        </w:rPr>
-        <w:t xml:space="preserve"> </w:t>
-      </w:r>
-      <w:r>
-        <w:rPr>
-          <w:rFonts w:ascii="Times New Roman" w:hAnsi="Times New Roman" w:cs="Times New Roman"/>
-          <w:sz w:val="28"/>
-          <w:szCs w:val="28"/>
-          <w:shd w:val="clear" w:color="auto" w:fill="FFFFFF"/>
-        </w:rPr>
-        <w:t>за весь период измерения</w:t>
+        <w:t xml:space="preserve">Средняя пропускная способность - </w:t>
+      </w:r>
+      <w:r>
+        <w:rPr>
+          <w:rFonts w:ascii="Times New Roman" w:hAnsi="Times New Roman" w:cs="Times New Roman"/>
+          <w:sz w:val="28"/>
+          <w:szCs w:val="28"/>
+          <w:shd w:val="clear" w:color="auto" w:fill="FFFFFF"/>
+        </w:rPr>
+        <w:t>Среднее арифметическое значение скорости передачи полезных данных за весь период измерения</w:t>
       </w:r>
       <w:r>
         <w:rPr>
@@ -9581,19 +9426,7 @@
           <w:szCs w:val="28"/>
           <w:shd w:val="clear" w:color="auto" w:fill="FFFFFF"/>
         </w:rPr>
-        <w:t>&lt;=</w:t>
-      </w:r>
-      <w:r>
-        <w:rPr>
-          <w:rStyle w:val="a4"/>
-          <w:rFonts w:ascii="Times New Roman" w:hAnsi="Times New Roman" w:cs="Times New Roman"/>
-          <w:b w:val="0"/>
-          <w:color w:val="0F1115"/>
-          <w:sz w:val="28"/>
-          <w:szCs w:val="28"/>
-          <w:shd w:val="clear" w:color="auto" w:fill="FFFFFF"/>
-        </w:rPr>
-        <w:t xml:space="preserve"> 0,01%</w:t>
+        <w:t>&lt;= 0,01%</w:t>
       </w:r>
       <w:r>
         <w:rPr>
@@ -9633,18 +9466,7 @@
           <w:szCs w:val="28"/>
           <w:shd w:val="clear" w:color="auto" w:fill="FFFFFF"/>
         </w:rPr>
-        <w:t xml:space="preserve">Средняя утилизация CPU </w:t>
-      </w:r>
-      <w:r>
-        <w:rPr>
-          <w:rStyle w:val="a4"/>
-          <w:rFonts w:ascii="Times New Roman" w:hAnsi="Times New Roman" w:cs="Times New Roman"/>
-          <w:b w:val="0"/>
-          <w:sz w:val="28"/>
-          <w:szCs w:val="28"/>
-          <w:shd w:val="clear" w:color="auto" w:fill="FFFFFF"/>
-        </w:rPr>
-        <w:t xml:space="preserve">- </w:t>
+        <w:t xml:space="preserve">Средняя утилизация CPU - </w:t>
       </w:r>
       <w:r>
         <w:rPr>
@@ -9684,18 +9506,7 @@
           <w:szCs w:val="28"/>
           <w:shd w:val="clear" w:color="auto" w:fill="FFFFFF"/>
         </w:rPr>
-        <w:t>Пиковая утилизация самого загруженного ядра CPU</w:t>
-      </w:r>
-      <w:r>
-        <w:rPr>
-          <w:rStyle w:val="a4"/>
-          <w:rFonts w:ascii="Times New Roman" w:hAnsi="Times New Roman" w:cs="Times New Roman"/>
-          <w:b w:val="0"/>
-          <w:sz w:val="28"/>
-          <w:szCs w:val="28"/>
-          <w:shd w:val="clear" w:color="auto" w:fill="FFFFFF"/>
-        </w:rPr>
-        <w:t xml:space="preserve"> - </w:t>
+        <w:t xml:space="preserve">Пиковая утилизация самого загруженного ядра CPU - </w:t>
       </w:r>
       <w:r>
         <w:rPr>
@@ -9736,19 +9547,7 @@
           <w:szCs w:val="28"/>
           <w:shd w:val="clear" w:color="auto" w:fill="FFFFFF"/>
         </w:rPr>
-        <w:t xml:space="preserve"> </w:t>
-      </w:r>
-      <w:r>
-        <w:rPr>
-          <w:rStyle w:val="a4"/>
-          <w:rFonts w:ascii="Times New Roman" w:hAnsi="Times New Roman" w:cs="Times New Roman"/>
-          <w:b w:val="0"/>
-          <w:color w:val="0F1115"/>
-          <w:sz w:val="28"/>
-          <w:szCs w:val="28"/>
-          <w:shd w:val="clear" w:color="auto" w:fill="FFFFFF"/>
-        </w:rPr>
-        <w:t>80%</w:t>
+        <w:t xml:space="preserve"> 80%</w:t>
       </w:r>
       <w:r>
         <w:rPr>
@@ -9799,18 +9598,7 @@
           <w:szCs w:val="28"/>
           <w:shd w:val="clear" w:color="auto" w:fill="FFFFFF"/>
         </w:rPr>
-        <w:t xml:space="preserve"> температура CPU за период измерения</w:t>
-      </w:r>
-      <w:r>
-        <w:rPr>
-          <w:rStyle w:val="a4"/>
-          <w:rFonts w:ascii="Times New Roman" w:hAnsi="Times New Roman" w:cs="Times New Roman"/>
-          <w:b w:val="0"/>
-          <w:sz w:val="28"/>
-          <w:szCs w:val="28"/>
-          <w:shd w:val="clear" w:color="auto" w:fill="FFFFFF"/>
-        </w:rPr>
-        <w:t xml:space="preserve"> </w:t>
+        <w:t xml:space="preserve"> температура CPU за период измерения </w:t>
       </w:r>
       <w:r>
         <w:rPr>
@@ -9925,18 +9713,7 @@
           <w:shd w:val="clear" w:color="auto" w:fill="FFFFFF"/>
         </w:rPr>
         <w:lastRenderedPageBreak/>
-        <w:t>Температура окружающей среды на входе</w:t>
-      </w:r>
-      <w:r>
-        <w:rPr>
-          <w:rStyle w:val="a4"/>
-          <w:rFonts w:ascii="Times New Roman" w:hAnsi="Times New Roman" w:cs="Times New Roman"/>
-          <w:b w:val="0"/>
-          <w:sz w:val="28"/>
-          <w:szCs w:val="28"/>
-          <w:shd w:val="clear" w:color="auto" w:fill="FFFFFF"/>
-        </w:rPr>
-        <w:t xml:space="preserve"> - </w:t>
+        <w:t xml:space="preserve">Температура окружающей среды на входе - </w:t>
       </w:r>
       <w:r>
         <w:rPr>
@@ -9946,6 +9723,101 @@
           <w:shd w:val="clear" w:color="auto" w:fill="FFFFFF"/>
         </w:rPr>
         <w:t>Температура воздуха, поступающего в устройство</w:t>
+      </w:r>
+    </w:p>
+    <w:p>
+      <w:pPr>
+        <w:spacing w:after="0" w:line="360" w:lineRule="auto"/>
+        <w:jc w:val="both"/>
+        <w:rPr>
+          <w:rFonts w:ascii="Times New Roman" w:eastAsia="Times New Roman" w:hAnsi="Times New Roman" w:cs="Times New Roman"/>
+          <w:bCs/>
+          <w:sz w:val="28"/>
+          <w:szCs w:val="28"/>
+          <w:lang w:eastAsia="ru-RU"/>
+        </w:rPr>
+      </w:pPr>
+    </w:p>
+    <w:p>
+      <w:pPr>
+        <w:spacing w:after="0" w:line="360" w:lineRule="auto"/>
+        <w:ind w:firstLine="851"/>
+        <w:jc w:val="both"/>
+        <w:rPr>
+          <w:rFonts w:ascii="Times New Roman" w:eastAsia="Times New Roman" w:hAnsi="Times New Roman" w:cs="Times New Roman"/>
+          <w:bCs/>
+          <w:sz w:val="28"/>
+          <w:szCs w:val="28"/>
+          <w:lang w:val="en-US" w:eastAsia="ru-RU"/>
+        </w:rPr>
+      </w:pPr>
+      <w:r>
+        <w:rPr>
+          <w:rFonts w:ascii="Times New Roman" w:eastAsia="Times New Roman" w:hAnsi="Times New Roman" w:cs="Times New Roman"/>
+          <w:bCs/>
+          <w:sz w:val="28"/>
+          <w:szCs w:val="28"/>
+          <w:lang w:eastAsia="ru-RU"/>
+        </w:rPr>
+        <w:t>Задание 4</w:t>
+      </w:r>
+      <w:r>
+        <w:rPr>
+          <w:rFonts w:ascii="Times New Roman" w:eastAsia="Times New Roman" w:hAnsi="Times New Roman" w:cs="Times New Roman"/>
+          <w:bCs/>
+          <w:sz w:val="28"/>
+          <w:szCs w:val="28"/>
+          <w:lang w:val="en-US" w:eastAsia="ru-RU"/>
+        </w:rPr>
+        <w:t>:</w:t>
+      </w:r>
+    </w:p>
+    <w:p>
+      <w:pPr>
+        <w:spacing w:after="0" w:line="360" w:lineRule="auto"/>
+        <w:ind w:firstLine="851"/>
+        <w:jc w:val="both"/>
+        <w:rPr>
+          <w:rFonts w:ascii="Times New Roman" w:eastAsia="Times New Roman" w:hAnsi="Times New Roman" w:cs="Times New Roman"/>
+          <w:bCs/>
+          <w:sz w:val="28"/>
+          <w:szCs w:val="28"/>
+          <w:lang w:eastAsia="ru-RU"/>
+        </w:rPr>
+      </w:pPr>
+      <w:r>
+        <w:rPr>
+          <w:rFonts w:ascii="Times New Roman" w:eastAsia="Times New Roman" w:hAnsi="Times New Roman" w:cs="Times New Roman"/>
+          <w:bCs/>
+          <w:sz w:val="28"/>
+          <w:szCs w:val="28"/>
+          <w:lang w:eastAsia="ru-RU"/>
+        </w:rPr>
+        <w:t>В первом задании не использовал ИИ.</w:t>
+      </w:r>
+    </w:p>
+    <w:p>
+      <w:pPr>
+        <w:spacing w:after="0" w:line="360" w:lineRule="auto"/>
+        <w:ind w:firstLine="851"/>
+        <w:jc w:val="both"/>
+        <w:rPr>
+          <w:rFonts w:ascii="Times New Roman" w:eastAsia="Times New Roman" w:hAnsi="Times New Roman" w:cs="Times New Roman"/>
+          <w:bCs/>
+          <w:sz w:val="28"/>
+          <w:szCs w:val="28"/>
+          <w:lang w:eastAsia="ru-RU"/>
+        </w:rPr>
+      </w:pPr>
+      <w:r>
+        <w:rPr>
+          <w:rFonts w:ascii="Times New Roman" w:eastAsia="Times New Roman" w:hAnsi="Times New Roman" w:cs="Times New Roman"/>
+          <w:bCs/>
+          <w:sz w:val="28"/>
+          <w:szCs w:val="28"/>
+          <w:lang w:eastAsia="ru-RU"/>
+        </w:rPr>
+        <w:t>ИИ был использован мной в заданиях 2-3, чтобы лучше и быстрее вспомнить или объяснить теоретический материал некоторых курсов, пройденных мной в вузе, который пригодился в этой работе.</w:t>
       </w:r>
     </w:p>
     <w:p>
@@ -10169,7 +10041,6 @@
       <w:pPr>
         <w:shd w:val="clear" w:color="auto" w:fill="FFFFFF"/>
         <w:spacing w:after="0" w:line="360" w:lineRule="auto"/>
-        <w:ind w:firstLine="851"/>
         <w:jc w:val="both"/>
         <w:rPr>
           <w:rFonts w:ascii="Times New Roman" w:eastAsia="Times New Roman" w:hAnsi="Times New Roman" w:cs="Times New Roman"/>
@@ -10178,90 +10049,8 @@
           <w:lang w:eastAsia="ru-RU"/>
         </w:rPr>
       </w:pPr>
-    </w:p>
-    <w:p>
-      <w:pPr>
-        <w:shd w:val="clear" w:color="auto" w:fill="FFFFFF"/>
-        <w:spacing w:after="0" w:line="360" w:lineRule="auto"/>
-        <w:ind w:firstLine="851"/>
-        <w:jc w:val="both"/>
-        <w:rPr>
-          <w:rFonts w:ascii="Times New Roman" w:eastAsia="Times New Roman" w:hAnsi="Times New Roman" w:cs="Times New Roman"/>
-          <w:sz w:val="28"/>
-          <w:szCs w:val="28"/>
-          <w:lang w:eastAsia="ru-RU"/>
-        </w:rPr>
-      </w:pPr>
-    </w:p>
-    <w:p>
-      <w:pPr>
-        <w:shd w:val="clear" w:color="auto" w:fill="FFFFFF"/>
-        <w:spacing w:after="0" w:line="360" w:lineRule="auto"/>
-        <w:ind w:firstLine="851"/>
-        <w:jc w:val="both"/>
-        <w:rPr>
-          <w:rFonts w:ascii="Times New Roman" w:eastAsia="Times New Roman" w:hAnsi="Times New Roman" w:cs="Times New Roman"/>
-          <w:sz w:val="28"/>
-          <w:szCs w:val="28"/>
-          <w:lang w:eastAsia="ru-RU"/>
-        </w:rPr>
-      </w:pPr>
-    </w:p>
-    <w:p>
-      <w:pPr>
-        <w:shd w:val="clear" w:color="auto" w:fill="FFFFFF"/>
-        <w:spacing w:after="0" w:line="360" w:lineRule="auto"/>
-        <w:ind w:firstLine="851"/>
-        <w:jc w:val="both"/>
-        <w:rPr>
-          <w:rFonts w:ascii="Times New Roman" w:eastAsia="Times New Roman" w:hAnsi="Times New Roman" w:cs="Times New Roman"/>
-          <w:sz w:val="28"/>
-          <w:szCs w:val="28"/>
-          <w:lang w:eastAsia="ru-RU"/>
-        </w:rPr>
-      </w:pPr>
-    </w:p>
-    <w:p>
-      <w:pPr>
-        <w:shd w:val="clear" w:color="auto" w:fill="FFFFFF"/>
-        <w:spacing w:after="0" w:line="360" w:lineRule="auto"/>
-        <w:ind w:firstLine="851"/>
-        <w:jc w:val="both"/>
-        <w:rPr>
-          <w:rFonts w:ascii="Times New Roman" w:eastAsia="Times New Roman" w:hAnsi="Times New Roman" w:cs="Times New Roman"/>
-          <w:sz w:val="28"/>
-          <w:szCs w:val="28"/>
-          <w:lang w:eastAsia="ru-RU"/>
-        </w:rPr>
-      </w:pPr>
-    </w:p>
-    <w:p>
-      <w:pPr>
-        <w:shd w:val="clear" w:color="auto" w:fill="FFFFFF"/>
-        <w:spacing w:after="0" w:line="360" w:lineRule="auto"/>
-        <w:ind w:firstLine="851"/>
-        <w:jc w:val="both"/>
-        <w:rPr>
-          <w:rFonts w:ascii="Times New Roman" w:eastAsia="Times New Roman" w:hAnsi="Times New Roman" w:cs="Times New Roman"/>
-          <w:sz w:val="28"/>
-          <w:szCs w:val="28"/>
-          <w:lang w:eastAsia="ru-RU"/>
-        </w:rPr>
-      </w:pPr>
-    </w:p>
-    <w:p>
-      <w:pPr>
-        <w:shd w:val="clear" w:color="auto" w:fill="FFFFFF"/>
-        <w:spacing w:after="0" w:line="360" w:lineRule="auto"/>
-        <w:ind w:firstLine="851"/>
-        <w:jc w:val="both"/>
-        <w:rPr>
-          <w:rFonts w:ascii="Times New Roman" w:eastAsia="Times New Roman" w:hAnsi="Times New Roman" w:cs="Times New Roman"/>
-          <w:sz w:val="28"/>
-          <w:szCs w:val="28"/>
-          <w:lang w:eastAsia="ru-RU"/>
-        </w:rPr>
-      </w:pPr>
+      <w:bookmarkStart w:id="0" w:name="_GoBack"/>
+      <w:bookmarkEnd w:id="0"/>
     </w:p>
     <w:p>
       <w:pPr>
@@ -12757,7 +12546,6 @@
           <w:lang w:val="en-US" w:eastAsia="ru-RU"/>
         </w:rPr>
       </w:pPr>
-      <w:bookmarkStart w:id="0" w:name="_GoBack"/>
       <w:r>
         <w:rPr>
           <w:rFonts w:eastAsia="Times New Roman" w:cstheme="minorHAnsi"/>
@@ -15737,7 +15525,6 @@
         </w:rPr>
         <w:t>:&lt;15.1f} {temp:&lt;15.1f}")</w:t>
       </w:r>
-      <w:bookmarkEnd w:id="0"/>
     </w:p>
     <w:sectPr>
       <w:pgSz w:w="11906" w:h="16838"/>
@@ -17511,7 +17298,7 @@
 </file>
 
 <file path=customXml/itemProps1.xml><?xml version="1.0" encoding="utf-8"?>
-<ds:datastoreItem xmlns:ds="http://schemas.openxmlformats.org/officeDocument/2006/customXml" ds:itemID="{9BA2ADE0-FF8E-441A-AA16-F2D4EBD954B2}">
+<ds:datastoreItem xmlns:ds="http://schemas.openxmlformats.org/officeDocument/2006/customXml" ds:itemID="{71A70AE2-B2ED-4BA3-8F09-82102AB57B51}">
   <ds:schemaRefs>
     <ds:schemaRef ds:uri="http://schemas.openxmlformats.org/officeDocument/2006/bibliography"/>
   </ds:schemaRefs>
